--- a/Classes_Labs/4. DAwSQL/SQL ASSİGMENT-2.docx
+++ b/Classes_Labs/4. DAwSQL/SQL ASSİGMENT-2.docx
@@ -883,8 +883,8 @@
       </w:tblPr>
       <w:tblGrid>
         <w:gridCol w:w="1993"/>
-        <w:gridCol w:w="1849"/>
-        <w:gridCol w:w="1905"/>
+        <w:gridCol w:w="1701"/>
+        <w:gridCol w:w="2053"/>
       </w:tblGrid>
       <w:tr>
         <w:tc>
@@ -930,7 +930,7 @@
         </w:tc>
         <w:tc>
           <w:tcPr>
-            <w:tcW w:w="1849" w:type="dxa"/>
+            <w:tcW w:w="1701" w:type="dxa"/>
             <w:tcBorders>
               <w:top w:val="single" w:sz="6" w:space="0" w:color="FBFCFC"/>
               <w:left w:val="single" w:sz="6" w:space="0" w:color="FBFCFC"/>
@@ -971,7 +971,7 @@
         </w:tc>
         <w:tc>
           <w:tcPr>
-            <w:tcW w:w="1905" w:type="dxa"/>
+            <w:tcW w:w="2053" w:type="dxa"/>
             <w:tcBorders>
               <w:top w:val="single" w:sz="6" w:space="0" w:color="FBFCFC"/>
               <w:left w:val="single" w:sz="6" w:space="0" w:color="FBFCFC"/>
@@ -1051,7 +1051,7 @@
         </w:tc>
         <w:tc>
           <w:tcPr>
-            <w:tcW w:w="1849" w:type="dxa"/>
+            <w:tcW w:w="1701" w:type="dxa"/>
             <w:tcBorders>
               <w:top w:val="single" w:sz="6" w:space="0" w:color="FBFCFC"/>
               <w:left w:val="single" w:sz="6" w:space="0" w:color="FBFCFC"/>
@@ -1090,7 +1090,7 @@
         </w:tc>
         <w:tc>
           <w:tcPr>
-            <w:tcW w:w="1905" w:type="dxa"/>
+            <w:tcW w:w="2053" w:type="dxa"/>
             <w:tcBorders>
               <w:top w:val="single" w:sz="6" w:space="0" w:color="FBFCFC"/>
               <w:left w:val="single" w:sz="6" w:space="0" w:color="FBFCFC"/>
@@ -1172,7 +1172,7 @@
         </w:tc>
         <w:tc>
           <w:tcPr>
-            <w:tcW w:w="1849" w:type="dxa"/>
+            <w:tcW w:w="1701" w:type="dxa"/>
             <w:tcBorders>
               <w:top w:val="single" w:sz="6" w:space="0" w:color="FBFCFC"/>
               <w:left w:val="single" w:sz="6" w:space="0" w:color="FBFCFC"/>
@@ -1211,7 +1211,7 @@
         </w:tc>
         <w:tc>
           <w:tcPr>
-            <w:tcW w:w="1905" w:type="dxa"/>
+            <w:tcW w:w="2053" w:type="dxa"/>
             <w:tcBorders>
               <w:top w:val="single" w:sz="6" w:space="0" w:color="FBFCFC"/>
               <w:left w:val="single" w:sz="6" w:space="0" w:color="FBFCFC"/>
@@ -1293,7 +1293,7 @@
         </w:tc>
         <w:tc>
           <w:tcPr>
-            <w:tcW w:w="1849" w:type="dxa"/>
+            <w:tcW w:w="1701" w:type="dxa"/>
             <w:tcBorders>
               <w:top w:val="single" w:sz="6" w:space="0" w:color="FBFCFC"/>
               <w:left w:val="single" w:sz="6" w:space="0" w:color="FBFCFC"/>
@@ -1332,7 +1332,7 @@
         </w:tc>
         <w:tc>
           <w:tcPr>
-            <w:tcW w:w="1905" w:type="dxa"/>
+            <w:tcW w:w="2053" w:type="dxa"/>
             <w:tcBorders>
               <w:top w:val="single" w:sz="6" w:space="0" w:color="FBFCFC"/>
               <w:left w:val="single" w:sz="6" w:space="0" w:color="FBFCFC"/>
@@ -1414,7 +1414,7 @@
         </w:tc>
         <w:tc>
           <w:tcPr>
-            <w:tcW w:w="1849" w:type="dxa"/>
+            <w:tcW w:w="1701" w:type="dxa"/>
             <w:tcBorders>
               <w:top w:val="single" w:sz="6" w:space="0" w:color="FBFCFC"/>
               <w:left w:val="single" w:sz="6" w:space="0" w:color="FBFCFC"/>
@@ -1453,7 +1453,7 @@
         </w:tc>
         <w:tc>
           <w:tcPr>
-            <w:tcW w:w="1905" w:type="dxa"/>
+            <w:tcW w:w="2053" w:type="dxa"/>
             <w:tcBorders>
               <w:top w:val="single" w:sz="6" w:space="0" w:color="FBFCFC"/>
               <w:left w:val="single" w:sz="6" w:space="0" w:color="FBFCFC"/>
@@ -1535,7 +1535,7 @@
         </w:tc>
         <w:tc>
           <w:tcPr>
-            <w:tcW w:w="1849" w:type="dxa"/>
+            <w:tcW w:w="1701" w:type="dxa"/>
             <w:tcBorders>
               <w:top w:val="single" w:sz="6" w:space="0" w:color="FBFCFC"/>
               <w:left w:val="single" w:sz="6" w:space="0" w:color="FBFCFC"/>
@@ -1574,7 +1574,7 @@
         </w:tc>
         <w:tc>
           <w:tcPr>
-            <w:tcW w:w="1905" w:type="dxa"/>
+            <w:tcW w:w="2053" w:type="dxa"/>
             <w:tcBorders>
               <w:top w:val="single" w:sz="6" w:space="0" w:color="FBFCFC"/>
               <w:left w:val="single" w:sz="6" w:space="0" w:color="FBFCFC"/>
@@ -1656,7 +1656,7 @@
         </w:tc>
         <w:tc>
           <w:tcPr>
-            <w:tcW w:w="1849" w:type="dxa"/>
+            <w:tcW w:w="1701" w:type="dxa"/>
             <w:tcBorders>
               <w:top w:val="single" w:sz="6" w:space="0" w:color="FBFCFC"/>
               <w:left w:val="single" w:sz="6" w:space="0" w:color="FBFCFC"/>
@@ -1695,7 +1695,7 @@
         </w:tc>
         <w:tc>
           <w:tcPr>
-            <w:tcW w:w="1905" w:type="dxa"/>
+            <w:tcW w:w="2053" w:type="dxa"/>
             <w:tcBorders>
               <w:top w:val="single" w:sz="6" w:space="0" w:color="FBFCFC"/>
               <w:left w:val="single" w:sz="6" w:space="0" w:color="FBFCFC"/>
@@ -1777,7 +1777,7 @@
         </w:tc>
         <w:tc>
           <w:tcPr>
-            <w:tcW w:w="1849" w:type="dxa"/>
+            <w:tcW w:w="1701" w:type="dxa"/>
             <w:tcBorders>
               <w:top w:val="single" w:sz="6" w:space="0" w:color="FBFCFC"/>
               <w:left w:val="single" w:sz="6" w:space="0" w:color="FBFCFC"/>
@@ -1816,7 +1816,7 @@
         </w:tc>
         <w:tc>
           <w:tcPr>
-            <w:tcW w:w="1905" w:type="dxa"/>
+            <w:tcW w:w="2053" w:type="dxa"/>
             <w:tcBorders>
               <w:top w:val="single" w:sz="6" w:space="0" w:color="FBFCFC"/>
               <w:left w:val="single" w:sz="6" w:space="0" w:color="FBFCFC"/>
@@ -1898,7 +1898,7 @@
         </w:tc>
         <w:tc>
           <w:tcPr>
-            <w:tcW w:w="1849" w:type="dxa"/>
+            <w:tcW w:w="1701" w:type="dxa"/>
             <w:tcBorders>
               <w:top w:val="single" w:sz="6" w:space="0" w:color="FBFCFC"/>
               <w:left w:val="single" w:sz="6" w:space="0" w:color="FBFCFC"/>
@@ -1937,7 +1937,7 @@
         </w:tc>
         <w:tc>
           <w:tcPr>
-            <w:tcW w:w="1905" w:type="dxa"/>
+            <w:tcW w:w="2053" w:type="dxa"/>
             <w:tcBorders>
               <w:top w:val="single" w:sz="6" w:space="0" w:color="FBFCFC"/>
               <w:left w:val="single" w:sz="6" w:space="0" w:color="FBFCFC"/>
@@ -2019,7 +2019,7 @@
         </w:tc>
         <w:tc>
           <w:tcPr>
-            <w:tcW w:w="1849" w:type="dxa"/>
+            <w:tcW w:w="1701" w:type="dxa"/>
             <w:tcBorders>
               <w:top w:val="single" w:sz="6" w:space="0" w:color="FBFCFC"/>
               <w:left w:val="single" w:sz="6" w:space="0" w:color="FBFCFC"/>
@@ -2058,7 +2058,7 @@
         </w:tc>
         <w:tc>
           <w:tcPr>
-            <w:tcW w:w="1905" w:type="dxa"/>
+            <w:tcW w:w="2053" w:type="dxa"/>
             <w:tcBorders>
               <w:top w:val="single" w:sz="6" w:space="0" w:color="FBFCFC"/>
               <w:left w:val="single" w:sz="6" w:space="0" w:color="FBFCFC"/>
@@ -2140,7 +2140,7 @@
         </w:tc>
         <w:tc>
           <w:tcPr>
-            <w:tcW w:w="1849" w:type="dxa"/>
+            <w:tcW w:w="1701" w:type="dxa"/>
             <w:tcBorders>
               <w:top w:val="single" w:sz="6" w:space="0" w:color="FBFCFC"/>
               <w:left w:val="single" w:sz="6" w:space="0" w:color="FBFCFC"/>
@@ -2179,7 +2179,7 @@
         </w:tc>
         <w:tc>
           <w:tcPr>
-            <w:tcW w:w="1905" w:type="dxa"/>
+            <w:tcW w:w="2053" w:type="dxa"/>
             <w:tcBorders>
               <w:top w:val="single" w:sz="6" w:space="0" w:color="FBFCFC"/>
               <w:left w:val="single" w:sz="6" w:space="0" w:color="FBFCFC"/>
@@ -2975,136 +2975,6 @@
     </w:p>
     <w:p>
       <w:pPr>
-        <w:rPr>
-          <w:b/>
-          <w:bCs/>
-        </w:rPr>
-      </w:pPr>
-      <w:r>
-        <w:rPr>
-          <w:b/>
-          <w:bCs/>
-        </w:rPr>
-        <w:t xml:space="preserve">CREATE TABLE Action </w:t>
-      </w:r>
-    </w:p>
-    <w:p>
-      <w:pPr>
-        <w:rPr>
-          <w:b/>
-          <w:bCs/>
-        </w:rPr>
-      </w:pPr>
-      <w:r>
-        <w:rPr>
-          <w:b/>
-          <w:bCs/>
-        </w:rPr>
-        <w:t>(</w:t>
-      </w:r>
-    </w:p>
-    <w:p>
-      <w:pPr>
-        <w:rPr>
-          <w:b/>
-          <w:bCs/>
-        </w:rPr>
-      </w:pPr>
-      <w:proofErr w:type="spellStart"/>
-      <w:r>
-        <w:rPr>
-          <w:rFonts w:ascii="Segoe UI" w:eastAsia="Times New Roman" w:hAnsi="Segoe UI" w:cs="Segoe UI"/>
-          <w:b/>
-          <w:bCs/>
-          <w:color w:val="212529"/>
-          <w:sz w:val="23"/>
-          <w:szCs w:val="23"/>
-          <w:lang w:eastAsia="tr-TR"/>
-        </w:rPr>
-        <w:t>Visitor_ID</w:t>
-      </w:r>
-      <w:proofErr w:type="spellEnd"/>
-      <w:r>
-        <w:rPr>
-          <w:b/>
-          <w:bCs/>
-        </w:rPr>
-        <w:t>,</w:t>
-      </w:r>
-    </w:p>
-    <w:p>
-      <w:pPr>
-        <w:rPr>
-          <w:b/>
-          <w:bCs/>
-        </w:rPr>
-      </w:pPr>
-      <w:proofErr w:type="spellStart"/>
-      <w:r>
-        <w:rPr>
-          <w:rFonts w:ascii="Segoe UI" w:eastAsia="Times New Roman" w:hAnsi="Segoe UI" w:cs="Segoe UI"/>
-          <w:b/>
-          <w:bCs/>
-          <w:color w:val="212529"/>
-          <w:sz w:val="23"/>
-          <w:szCs w:val="23"/>
-          <w:lang w:eastAsia="tr-TR"/>
-        </w:rPr>
-        <w:t>Adv_Type</w:t>
-      </w:r>
-      <w:proofErr w:type="spellEnd"/>
-      <w:r>
-        <w:rPr>
-          <w:b/>
-          <w:bCs/>
-        </w:rPr>
-        <w:t>,</w:t>
-      </w:r>
-    </w:p>
-    <w:p>
-      <w:pPr>
-        <w:rPr>
-          <w:b/>
-          <w:bCs/>
-        </w:rPr>
-      </w:pPr>
-      <w:r>
-        <w:rPr>
-          <w:rFonts w:ascii="Segoe UI" w:eastAsia="Times New Roman" w:hAnsi="Segoe UI" w:cs="Segoe UI"/>
-          <w:b/>
-          <w:bCs/>
-          <w:color w:val="212529"/>
-          <w:sz w:val="23"/>
-          <w:szCs w:val="23"/>
-          <w:lang w:eastAsia="tr-TR"/>
-        </w:rPr>
-        <w:t>Action</w:t>
-      </w:r>
-      <w:r>
-        <w:rPr>
-          <w:b/>
-          <w:bCs/>
-        </w:rPr>
-        <w:t>,</w:t>
-      </w:r>
-    </w:p>
-    <w:p>
-      <w:pPr>
-        <w:rPr>
-          <w:b/>
-          <w:bCs/>
-        </w:rPr>
-      </w:pPr>
-      <w:r>
-        <w:rPr>
-          <w:b/>
-          <w:bCs/>
-        </w:rPr>
-        <w:t>);</w:t>
-      </w:r>
-    </w:p>
-    <w:p>
-      <w:pPr>
         <w:autoSpaceDE w:val="0"/>
         <w:autoSpaceDN w:val="0"/>
         <w:adjustRightInd w:val="0"/>
@@ -3112,19 +2982,25 @@
         <w:rPr>
           <w:rFonts w:ascii="Arial" w:hAnsi="Arial" w:cs="Arial"/>
           <w:color w:val="000000"/>
+          <w:sz w:val="24"/>
+          <w:szCs w:val="24"/>
         </w:rPr>
       </w:pPr>
       <w:r>
         <w:rPr>
           <w:rFonts w:ascii="Arial" w:hAnsi="Arial" w:cs="Arial"/>
           <w:color w:val="0000FF"/>
-        </w:rPr>
-        <w:t>INSERT</w:t>
-      </w:r>
-      <w:r>
-        <w:rPr>
-          <w:rFonts w:ascii="Arial" w:hAnsi="Arial" w:cs="Arial"/>
-          <w:color w:val="000000"/>
+          <w:sz w:val="24"/>
+          <w:szCs w:val="24"/>
+        </w:rPr>
+        <w:t>CREATE</w:t>
+      </w:r>
+      <w:r>
+        <w:rPr>
+          <w:rFonts w:ascii="Arial" w:hAnsi="Arial" w:cs="Arial"/>
+          <w:color w:val="000000"/>
+          <w:sz w:val="24"/>
+          <w:szCs w:val="24"/>
         </w:rPr>
         <w:t xml:space="preserve"> </w:t>
       </w:r>
@@ -3132,21 +3008,27 @@
         <w:rPr>
           <w:rFonts w:ascii="Arial" w:hAnsi="Arial" w:cs="Arial"/>
           <w:color w:val="0000FF"/>
-        </w:rPr>
-        <w:t>INTO</w:t>
-      </w:r>
-      <w:r>
-        <w:rPr>
-          <w:rFonts w:ascii="Arial" w:hAnsi="Arial" w:cs="Arial"/>
-          <w:color w:val="000000"/>
-        </w:rPr>
-        <w:t xml:space="preserve"> </w:t>
-      </w:r>
-      <w:proofErr w:type="spellStart"/>
-      <w:r>
-        <w:rPr>
-          <w:rFonts w:ascii="Arial" w:hAnsi="Arial" w:cs="Arial"/>
-          <w:color w:val="000000"/>
+          <w:sz w:val="24"/>
+          <w:szCs w:val="24"/>
+        </w:rPr>
+        <w:t>TABLE</w:t>
+      </w:r>
+      <w:r>
+        <w:rPr>
+          <w:rFonts w:ascii="Arial" w:hAnsi="Arial" w:cs="Arial"/>
+          <w:color w:val="000000"/>
+          <w:sz w:val="24"/>
+          <w:szCs w:val="24"/>
+        </w:rPr>
+        <w:t xml:space="preserve"> </w:t>
+      </w:r>
+      <w:proofErr w:type="spellStart"/>
+      <w:r>
+        <w:rPr>
+          <w:rFonts w:ascii="Arial" w:hAnsi="Arial" w:cs="Arial"/>
+          <w:color w:val="000000"/>
+          <w:sz w:val="24"/>
+          <w:szCs w:val="24"/>
         </w:rPr>
         <w:t>Actions</w:t>
       </w:r>
@@ -3154,95 +3036,12 @@
       <w:r>
         <w:rPr>
           <w:rFonts w:ascii="Arial" w:hAnsi="Arial" w:cs="Arial"/>
-          <w:color w:val="0000FF"/>
-        </w:rPr>
-        <w:t xml:space="preserve"> </w:t>
-      </w:r>
-      <w:r>
-        <w:rPr>
-          <w:rFonts w:ascii="Arial" w:hAnsi="Arial" w:cs="Arial"/>
-          <w:color w:val="808080"/>
-        </w:rPr>
-        <w:t>(</w:t>
-      </w:r>
-      <w:proofErr w:type="spellStart"/>
-      <w:r>
-        <w:rPr>
-          <w:rFonts w:ascii="Arial" w:hAnsi="Arial" w:cs="Arial"/>
-          <w:color w:val="000000"/>
-        </w:rPr>
-        <w:t>Visitor_ID</w:t>
-      </w:r>
-      <w:proofErr w:type="spellEnd"/>
-      <w:r>
-        <w:rPr>
-          <w:rFonts w:ascii="Arial" w:hAnsi="Arial" w:cs="Arial"/>
-          <w:color w:val="808080"/>
-        </w:rPr>
-        <w:t>,</w:t>
-      </w:r>
-      <w:r>
-        <w:rPr>
-          <w:rFonts w:ascii="Arial" w:hAnsi="Arial" w:cs="Arial"/>
-          <w:color w:val="000000"/>
-        </w:rPr>
-        <w:t xml:space="preserve"> </w:t>
-      </w:r>
-      <w:proofErr w:type="spellStart"/>
-      <w:r>
-        <w:rPr>
-          <w:rFonts w:ascii="Arial" w:hAnsi="Arial" w:cs="Arial"/>
-          <w:color w:val="000000"/>
-        </w:rPr>
-        <w:t>Adv_Type</w:t>
-      </w:r>
-      <w:proofErr w:type="spellEnd"/>
-      <w:r>
-        <w:rPr>
-          <w:rFonts w:ascii="Arial" w:hAnsi="Arial" w:cs="Arial"/>
-          <w:color w:val="808080"/>
-        </w:rPr>
-        <w:t>,</w:t>
-      </w:r>
-      <w:r>
-        <w:rPr>
-          <w:rFonts w:ascii="Arial" w:hAnsi="Arial" w:cs="Arial"/>
-          <w:color w:val="000000"/>
-        </w:rPr>
-        <w:t xml:space="preserve"> </w:t>
-      </w:r>
-      <w:proofErr w:type="spellStart"/>
-      <w:r>
-        <w:rPr>
-          <w:rFonts w:ascii="Arial" w:hAnsi="Arial" w:cs="Arial"/>
-          <w:color w:val="000000"/>
-        </w:rPr>
-        <w:t>Action_M</w:t>
-      </w:r>
-      <w:proofErr w:type="spellEnd"/>
-      <w:proofErr w:type="gramStart"/>
-      <w:r>
-        <w:rPr>
-          <w:rFonts w:ascii="Arial" w:hAnsi="Arial" w:cs="Arial"/>
-          <w:color w:val="808080"/>
-        </w:rPr>
-        <w:t>,</w:t>
-      </w:r>
-      <w:r>
-        <w:rPr>
-          <w:rFonts w:ascii="Arial" w:hAnsi="Arial" w:cs="Arial"/>
-          <w:color w:val="000000"/>
-        </w:rPr>
-        <w:t xml:space="preserve"> </w:t>
-      </w:r>
-      <w:r>
-        <w:rPr>
-          <w:rFonts w:ascii="Arial" w:hAnsi="Arial" w:cs="Arial"/>
-          <w:color w:val="808080"/>
-        </w:rPr>
-        <w:t>)</w:t>
-      </w:r>
-      <w:proofErr w:type="gramEnd"/>
+          <w:color w:val="000000"/>
+          <w:sz w:val="24"/>
+          <w:szCs w:val="24"/>
+        </w:rPr>
+        <w:t xml:space="preserve"> </w:t>
+      </w:r>
     </w:p>
     <w:p>
       <w:pPr>
@@ -3253,21 +3052,18 @@
         <w:rPr>
           <w:rFonts w:ascii="Arial" w:hAnsi="Arial" w:cs="Arial"/>
           <w:color w:val="000000"/>
-        </w:rPr>
-      </w:pPr>
-      <w:r>
-        <w:rPr>
-          <w:rFonts w:ascii="Arial" w:hAnsi="Arial" w:cs="Arial"/>
-          <w:color w:val="0000FF"/>
-        </w:rPr>
-        <w:t>VALUES</w:t>
-      </w:r>
-      <w:r>
-        <w:rPr>
-          <w:rFonts w:ascii="Arial" w:hAnsi="Arial" w:cs="Arial"/>
-          <w:color w:val="000000"/>
-        </w:rPr>
-        <w:t xml:space="preserve"> </w:t>
+          <w:sz w:val="24"/>
+          <w:szCs w:val="24"/>
+        </w:rPr>
+      </w:pPr>
+      <w:r>
+        <w:rPr>
+          <w:rFonts w:ascii="Arial" w:hAnsi="Arial" w:cs="Arial"/>
+          <w:color w:val="808080"/>
+          <w:sz w:val="24"/>
+          <w:szCs w:val="24"/>
+        </w:rPr>
+        <w:t>(</w:t>
       </w:r>
     </w:p>
     <w:p>
@@ -3279,8 +3075,224 @@
         <w:rPr>
           <w:rFonts w:ascii="Arial" w:hAnsi="Arial" w:cs="Arial"/>
           <w:color w:val="000000"/>
-        </w:rPr>
-      </w:pPr>
+          <w:sz w:val="24"/>
+          <w:szCs w:val="24"/>
+        </w:rPr>
+      </w:pPr>
+      <w:proofErr w:type="spellStart"/>
+      <w:r>
+        <w:rPr>
+          <w:rFonts w:ascii="Arial" w:hAnsi="Arial" w:cs="Arial"/>
+          <w:color w:val="000000"/>
+          <w:sz w:val="24"/>
+          <w:szCs w:val="24"/>
+        </w:rPr>
+        <w:t>Visitor_ID</w:t>
+      </w:r>
+      <w:proofErr w:type="spellEnd"/>
+      <w:r>
+        <w:rPr>
+          <w:rFonts w:ascii="Arial" w:hAnsi="Arial" w:cs="Arial"/>
+          <w:color w:val="000000"/>
+          <w:sz w:val="24"/>
+          <w:szCs w:val="24"/>
+        </w:rPr>
+        <w:t xml:space="preserve"> </w:t>
+      </w:r>
+      <w:proofErr w:type="spellStart"/>
+      <w:r>
+        <w:rPr>
+          <w:rFonts w:ascii="Arial" w:hAnsi="Arial" w:cs="Arial"/>
+          <w:color w:val="0000FF"/>
+          <w:sz w:val="24"/>
+          <w:szCs w:val="24"/>
+        </w:rPr>
+        <w:t>int</w:t>
+      </w:r>
+      <w:proofErr w:type="spellEnd"/>
+      <w:r>
+        <w:rPr>
+          <w:rFonts w:ascii="Arial" w:hAnsi="Arial" w:cs="Arial"/>
+          <w:color w:val="808080"/>
+          <w:sz w:val="24"/>
+          <w:szCs w:val="24"/>
+        </w:rPr>
+        <w:t>,</w:t>
+      </w:r>
+    </w:p>
+    <w:p>
+      <w:pPr>
+        <w:autoSpaceDE w:val="0"/>
+        <w:autoSpaceDN w:val="0"/>
+        <w:adjustRightInd w:val="0"/>
+        <w:spacing w:after="0" w:line="240" w:lineRule="auto"/>
+        <w:rPr>
+          <w:rFonts w:ascii="Arial" w:hAnsi="Arial" w:cs="Arial"/>
+          <w:color w:val="000000"/>
+          <w:sz w:val="24"/>
+          <w:szCs w:val="24"/>
+        </w:rPr>
+      </w:pPr>
+      <w:proofErr w:type="spellStart"/>
+      <w:r>
+        <w:rPr>
+          <w:rFonts w:ascii="Arial" w:hAnsi="Arial" w:cs="Arial"/>
+          <w:color w:val="000000"/>
+          <w:sz w:val="24"/>
+          <w:szCs w:val="24"/>
+        </w:rPr>
+        <w:t>Adv_Type</w:t>
+      </w:r>
+      <w:proofErr w:type="spellEnd"/>
+      <w:r>
+        <w:rPr>
+          <w:rFonts w:ascii="Arial" w:hAnsi="Arial" w:cs="Arial"/>
+          <w:color w:val="000000"/>
+          <w:sz w:val="24"/>
+          <w:szCs w:val="24"/>
+        </w:rPr>
+        <w:t xml:space="preserve"> </w:t>
+      </w:r>
+      <w:proofErr w:type="gramStart"/>
+      <w:r>
+        <w:rPr>
+          <w:rFonts w:ascii="Arial" w:hAnsi="Arial" w:cs="Arial"/>
+          <w:color w:val="0000FF"/>
+          <w:sz w:val="24"/>
+          <w:szCs w:val="24"/>
+        </w:rPr>
+        <w:t>VARCHAR</w:t>
+      </w:r>
+      <w:r>
+        <w:rPr>
+          <w:rFonts w:ascii="Arial" w:hAnsi="Arial" w:cs="Arial"/>
+          <w:color w:val="808080"/>
+          <w:sz w:val="24"/>
+          <w:szCs w:val="24"/>
+        </w:rPr>
+        <w:t>(</w:t>
+      </w:r>
+      <w:proofErr w:type="gramEnd"/>
+      <w:r>
+        <w:rPr>
+          <w:rFonts w:ascii="Arial" w:hAnsi="Arial" w:cs="Arial"/>
+          <w:color w:val="000000"/>
+          <w:sz w:val="24"/>
+          <w:szCs w:val="24"/>
+        </w:rPr>
+        <w:t>10</w:t>
+      </w:r>
+      <w:r>
+        <w:rPr>
+          <w:rFonts w:ascii="Arial" w:hAnsi="Arial" w:cs="Arial"/>
+          <w:color w:val="808080"/>
+          <w:sz w:val="24"/>
+          <w:szCs w:val="24"/>
+        </w:rPr>
+        <w:t>),</w:t>
+      </w:r>
+    </w:p>
+    <w:p>
+      <w:pPr>
+        <w:autoSpaceDE w:val="0"/>
+        <w:autoSpaceDN w:val="0"/>
+        <w:adjustRightInd w:val="0"/>
+        <w:spacing w:after="0" w:line="240" w:lineRule="auto"/>
+        <w:rPr>
+          <w:rFonts w:ascii="Arial" w:hAnsi="Arial" w:cs="Arial"/>
+          <w:color w:val="808080"/>
+          <w:sz w:val="24"/>
+          <w:szCs w:val="24"/>
+        </w:rPr>
+      </w:pPr>
+      <w:proofErr w:type="spellStart"/>
+      <w:r>
+        <w:rPr>
+          <w:rFonts w:ascii="Arial" w:hAnsi="Arial" w:cs="Arial"/>
+          <w:color w:val="000000"/>
+          <w:sz w:val="24"/>
+          <w:szCs w:val="24"/>
+        </w:rPr>
+        <w:t>Action_m</w:t>
+      </w:r>
+      <w:proofErr w:type="spellEnd"/>
+      <w:r>
+        <w:rPr>
+          <w:rFonts w:ascii="Arial" w:hAnsi="Arial" w:cs="Arial"/>
+          <w:color w:val="000000"/>
+          <w:sz w:val="24"/>
+          <w:szCs w:val="24"/>
+        </w:rPr>
+        <w:t xml:space="preserve"> </w:t>
+      </w:r>
+      <w:proofErr w:type="gramStart"/>
+      <w:r>
+        <w:rPr>
+          <w:rFonts w:ascii="Arial" w:hAnsi="Arial" w:cs="Arial"/>
+          <w:color w:val="0000FF"/>
+          <w:sz w:val="24"/>
+          <w:szCs w:val="24"/>
+        </w:rPr>
+        <w:t>VARCHAR</w:t>
+      </w:r>
+      <w:r>
+        <w:rPr>
+          <w:rFonts w:ascii="Arial" w:hAnsi="Arial" w:cs="Arial"/>
+          <w:color w:val="808080"/>
+          <w:sz w:val="24"/>
+          <w:szCs w:val="24"/>
+        </w:rPr>
+        <w:t>(</w:t>
+      </w:r>
+      <w:proofErr w:type="gramEnd"/>
+      <w:r>
+        <w:rPr>
+          <w:rFonts w:ascii="Arial" w:hAnsi="Arial" w:cs="Arial"/>
+          <w:color w:val="000000"/>
+          <w:sz w:val="24"/>
+          <w:szCs w:val="24"/>
+        </w:rPr>
+        <w:t>10</w:t>
+      </w:r>
+      <w:r>
+        <w:rPr>
+          <w:rFonts w:ascii="Arial" w:hAnsi="Arial" w:cs="Arial"/>
+          <w:color w:val="000000"/>
+          <w:sz w:val="24"/>
+          <w:szCs w:val="24"/>
+        </w:rPr>
+        <w:t xml:space="preserve"> </w:t>
+      </w:r>
+      <w:r>
+        <w:rPr>
+          <w:rFonts w:ascii="Arial" w:hAnsi="Arial" w:cs="Arial"/>
+          <w:color w:val="808080"/>
+          <w:sz w:val="24"/>
+          <w:szCs w:val="24"/>
+        </w:rPr>
+        <w:t>),</w:t>
+      </w:r>
+    </w:p>
+    <w:p>
+      <w:pPr>
+        <w:autoSpaceDE w:val="0"/>
+        <w:autoSpaceDN w:val="0"/>
+        <w:adjustRightInd w:val="0"/>
+        <w:spacing w:after="0" w:line="240" w:lineRule="auto"/>
+        <w:rPr>
+          <w:rFonts w:ascii="Arial" w:hAnsi="Arial" w:cs="Arial"/>
+          <w:color w:val="000000"/>
+        </w:rPr>
+      </w:pPr>
+      <w:r>
+        <w:rPr>
+          <w:rFonts w:ascii="Consolas" w:hAnsi="Consolas" w:cs="Consolas"/>
+          <w:color w:val="808080"/>
+          <w:sz w:val="19"/>
+          <w:szCs w:val="19"/>
+        </w:rPr>
+        <w:t>);</w:t>
+      </w:r>
       <w:r>
         <w:rPr>
           <w:rFonts w:ascii="Arial" w:hAnsi="Arial" w:cs="Arial"/>
@@ -3288,6 +3300,30 @@
         </w:rPr>
         <w:tab/>
       </w:r>
+    </w:p>
+    <w:p>
+      <w:pPr>
+        <w:autoSpaceDE w:val="0"/>
+        <w:autoSpaceDN w:val="0"/>
+        <w:adjustRightInd w:val="0"/>
+        <w:spacing w:after="0" w:line="240" w:lineRule="auto"/>
+        <w:rPr>
+          <w:rFonts w:ascii="Arial" w:hAnsi="Arial" w:cs="Arial"/>
+          <w:color w:val="000000"/>
+        </w:rPr>
+      </w:pPr>
+    </w:p>
+    <w:p>
+      <w:pPr>
+        <w:autoSpaceDE w:val="0"/>
+        <w:autoSpaceDN w:val="0"/>
+        <w:adjustRightInd w:val="0"/>
+        <w:spacing w:after="0" w:line="240" w:lineRule="auto"/>
+        <w:rPr>
+          <w:rFonts w:ascii="Arial" w:hAnsi="Arial" w:cs="Arial"/>
+          <w:color w:val="000000"/>
+        </w:rPr>
+      </w:pPr>
       <w:r>
         <w:rPr>
           <w:rFonts w:ascii="Arial" w:hAnsi="Arial" w:cs="Arial"/>
@@ -4099,8 +4135,6 @@
           <w:rFonts w:ascii="Arial" w:eastAsia="Times New Roman" w:hAnsi="Arial" w:cs="Arial"/>
           <w:b/>
           <w:bCs/>
-          <w:i/>
-          <w:iCs/>
           <w:color w:val="212529"/>
           <w:sz w:val="24"/>
           <w:szCs w:val="24"/>
@@ -4111,21 +4145,1492 @@
       <w:r>
         <w:rPr>
           <w:rFonts w:ascii="Arial" w:eastAsia="Times New Roman" w:hAnsi="Arial" w:cs="Arial"/>
+          <w:b/>
+          <w:bCs/>
+          <w:color w:val="212529"/>
+          <w:sz w:val="24"/>
+          <w:szCs w:val="24"/>
+          <w:lang w:eastAsia="tr-TR"/>
+        </w:rPr>
+        <w:t>Retrieve</w:t>
+      </w:r>
+      <w:proofErr w:type="spellEnd"/>
+      <w:r>
+        <w:rPr>
+          <w:rFonts w:ascii="Arial" w:eastAsia="Times New Roman" w:hAnsi="Arial" w:cs="Arial"/>
+          <w:b/>
+          <w:bCs/>
+          <w:color w:val="212529"/>
+          <w:sz w:val="24"/>
+          <w:szCs w:val="24"/>
+          <w:lang w:eastAsia="tr-TR"/>
+        </w:rPr>
+        <w:t xml:space="preserve"> </w:t>
+      </w:r>
+      <w:proofErr w:type="spellStart"/>
+      <w:r>
+        <w:rPr>
+          <w:rFonts w:ascii="Arial" w:eastAsia="Times New Roman" w:hAnsi="Arial" w:cs="Arial"/>
+          <w:b/>
+          <w:bCs/>
+          <w:color w:val="212529"/>
+          <w:sz w:val="24"/>
+          <w:szCs w:val="24"/>
+          <w:lang w:eastAsia="tr-TR"/>
+        </w:rPr>
+        <w:t>count</w:t>
+      </w:r>
+      <w:proofErr w:type="spellEnd"/>
+      <w:r>
+        <w:rPr>
+          <w:rFonts w:ascii="Arial" w:eastAsia="Times New Roman" w:hAnsi="Arial" w:cs="Arial"/>
+          <w:b/>
+          <w:bCs/>
+          <w:color w:val="212529"/>
+          <w:sz w:val="24"/>
+          <w:szCs w:val="24"/>
+          <w:lang w:eastAsia="tr-TR"/>
+        </w:rPr>
+        <w:t xml:space="preserve"> of total </w:t>
+      </w:r>
+      <w:proofErr w:type="spellStart"/>
+      <w:r>
+        <w:rPr>
+          <w:rFonts w:ascii="Arial" w:eastAsia="Times New Roman" w:hAnsi="Arial" w:cs="Arial"/>
+          <w:b/>
+          <w:bCs/>
+          <w:color w:val="212529"/>
+          <w:sz w:val="24"/>
+          <w:szCs w:val="24"/>
+          <w:lang w:eastAsia="tr-TR"/>
+        </w:rPr>
+        <w:t>Actions</w:t>
+      </w:r>
+      <w:proofErr w:type="spellEnd"/>
+      <w:r>
+        <w:rPr>
+          <w:rFonts w:ascii="Arial" w:eastAsia="Times New Roman" w:hAnsi="Arial" w:cs="Arial"/>
+          <w:b/>
+          <w:bCs/>
+          <w:color w:val="212529"/>
+          <w:sz w:val="24"/>
+          <w:szCs w:val="24"/>
+          <w:lang w:eastAsia="tr-TR"/>
+        </w:rPr>
+        <w:t xml:space="preserve"> </w:t>
+      </w:r>
+      <w:proofErr w:type="spellStart"/>
+      <w:r>
+        <w:rPr>
+          <w:rFonts w:ascii="Arial" w:eastAsia="Times New Roman" w:hAnsi="Arial" w:cs="Arial"/>
+          <w:b/>
+          <w:bCs/>
+          <w:color w:val="212529"/>
+          <w:sz w:val="24"/>
+          <w:szCs w:val="24"/>
+          <w:lang w:eastAsia="tr-TR"/>
+        </w:rPr>
+        <w:t>and</w:t>
+      </w:r>
+      <w:proofErr w:type="spellEnd"/>
+      <w:r>
+        <w:rPr>
+          <w:rFonts w:ascii="Arial" w:eastAsia="Times New Roman" w:hAnsi="Arial" w:cs="Arial"/>
+          <w:b/>
+          <w:bCs/>
+          <w:color w:val="212529"/>
+          <w:sz w:val="24"/>
+          <w:szCs w:val="24"/>
+          <w:lang w:eastAsia="tr-TR"/>
+        </w:rPr>
+        <w:t xml:space="preserve"> </w:t>
+      </w:r>
+      <w:proofErr w:type="spellStart"/>
+      <w:r>
+        <w:rPr>
+          <w:rFonts w:ascii="Arial" w:eastAsia="Times New Roman" w:hAnsi="Arial" w:cs="Arial"/>
+          <w:b/>
+          <w:bCs/>
+          <w:color w:val="212529"/>
+          <w:sz w:val="24"/>
+          <w:szCs w:val="24"/>
+          <w:lang w:eastAsia="tr-TR"/>
+        </w:rPr>
+        <w:t>Orders</w:t>
+      </w:r>
+      <w:proofErr w:type="spellEnd"/>
+      <w:r>
+        <w:rPr>
+          <w:rFonts w:ascii="Arial" w:eastAsia="Times New Roman" w:hAnsi="Arial" w:cs="Arial"/>
+          <w:b/>
+          <w:bCs/>
+          <w:color w:val="212529"/>
+          <w:sz w:val="24"/>
+          <w:szCs w:val="24"/>
+          <w:lang w:eastAsia="tr-TR"/>
+        </w:rPr>
+        <w:t xml:space="preserve"> </w:t>
+      </w:r>
+      <w:proofErr w:type="spellStart"/>
+      <w:r>
+        <w:rPr>
+          <w:rFonts w:ascii="Arial" w:eastAsia="Times New Roman" w:hAnsi="Arial" w:cs="Arial"/>
+          <w:b/>
+          <w:bCs/>
+          <w:color w:val="212529"/>
+          <w:sz w:val="24"/>
+          <w:szCs w:val="24"/>
+          <w:lang w:eastAsia="tr-TR"/>
+        </w:rPr>
+        <w:t>for</w:t>
+      </w:r>
+      <w:proofErr w:type="spellEnd"/>
+      <w:r>
+        <w:rPr>
+          <w:rFonts w:ascii="Arial" w:eastAsia="Times New Roman" w:hAnsi="Arial" w:cs="Arial"/>
+          <w:b/>
+          <w:bCs/>
+          <w:color w:val="212529"/>
+          <w:sz w:val="24"/>
+          <w:szCs w:val="24"/>
+          <w:lang w:eastAsia="tr-TR"/>
+        </w:rPr>
+        <w:t xml:space="preserve"> </w:t>
+      </w:r>
+      <w:proofErr w:type="spellStart"/>
+      <w:r>
+        <w:rPr>
+          <w:rFonts w:ascii="Arial" w:eastAsia="Times New Roman" w:hAnsi="Arial" w:cs="Arial"/>
+          <w:b/>
+          <w:bCs/>
+          <w:color w:val="212529"/>
+          <w:sz w:val="24"/>
+          <w:szCs w:val="24"/>
+          <w:lang w:eastAsia="tr-TR"/>
+        </w:rPr>
+        <w:t>each</w:t>
+      </w:r>
+      <w:proofErr w:type="spellEnd"/>
+      <w:r>
+        <w:rPr>
+          <w:rFonts w:ascii="Arial" w:eastAsia="Times New Roman" w:hAnsi="Arial" w:cs="Arial"/>
+          <w:b/>
+          <w:bCs/>
+          <w:color w:val="212529"/>
+          <w:sz w:val="24"/>
+          <w:szCs w:val="24"/>
+          <w:lang w:eastAsia="tr-TR"/>
+        </w:rPr>
+        <w:t xml:space="preserve"> </w:t>
+      </w:r>
+      <w:proofErr w:type="spellStart"/>
+      <w:r>
+        <w:rPr>
+          <w:rFonts w:ascii="Arial" w:eastAsia="Times New Roman" w:hAnsi="Arial" w:cs="Arial"/>
+          <w:b/>
+          <w:bCs/>
+          <w:color w:val="212529"/>
+          <w:sz w:val="24"/>
+          <w:szCs w:val="24"/>
+          <w:lang w:eastAsia="tr-TR"/>
+        </w:rPr>
+        <w:t>Advertisement</w:t>
+      </w:r>
+      <w:proofErr w:type="spellEnd"/>
+      <w:r>
+        <w:rPr>
+          <w:rFonts w:ascii="Arial" w:eastAsia="Times New Roman" w:hAnsi="Arial" w:cs="Arial"/>
+          <w:b/>
+          <w:bCs/>
+          <w:color w:val="212529"/>
+          <w:sz w:val="24"/>
+          <w:szCs w:val="24"/>
+          <w:lang w:eastAsia="tr-TR"/>
+        </w:rPr>
+        <w:t xml:space="preserve"> </w:t>
+      </w:r>
+      <w:proofErr w:type="spellStart"/>
+      <w:r>
+        <w:rPr>
+          <w:rFonts w:ascii="Arial" w:eastAsia="Times New Roman" w:hAnsi="Arial" w:cs="Arial"/>
+          <w:b/>
+          <w:bCs/>
+          <w:color w:val="212529"/>
+          <w:sz w:val="24"/>
+          <w:szCs w:val="24"/>
+          <w:lang w:eastAsia="tr-TR"/>
+        </w:rPr>
+        <w:t>Type</w:t>
+      </w:r>
+      <w:proofErr w:type="spellEnd"/>
+      <w:r>
+        <w:rPr>
+          <w:rFonts w:ascii="Arial" w:eastAsia="Times New Roman" w:hAnsi="Arial" w:cs="Arial"/>
+          <w:b/>
+          <w:bCs/>
+          <w:color w:val="212529"/>
+          <w:sz w:val="24"/>
+          <w:szCs w:val="24"/>
+          <w:lang w:eastAsia="tr-TR"/>
+        </w:rPr>
+        <w:t>,</w:t>
+      </w:r>
+    </w:p>
+    <w:p>
+      <w:pPr>
+        <w:shd w:val="clear" w:color="auto" w:fill="FFFFFF"/>
+        <w:spacing w:after="0" w:line="240" w:lineRule="auto"/>
+        <w:rPr>
+          <w:rFonts w:ascii="Segoe UI" w:eastAsia="Times New Roman" w:hAnsi="Segoe UI" w:cs="Segoe UI"/>
           <w:b/>
           <w:bCs/>
           <w:i/>
           <w:iCs/>
           <w:color w:val="212529"/>
-          <w:sz w:val="24"/>
-          <w:szCs w:val="24"/>
-          <w:lang w:eastAsia="tr-TR"/>
-        </w:rPr>
-        <w:t>Retrieve</w:t>
-      </w:r>
-      <w:proofErr w:type="spellEnd"/>
-      <w:r>
+          <w:sz w:val="23"/>
+          <w:szCs w:val="23"/>
+          <w:lang w:eastAsia="tr-TR"/>
+        </w:rPr>
+      </w:pPr>
+    </w:p>
+    <w:p>
+      <w:pPr>
+        <w:shd w:val="clear" w:color="auto" w:fill="FFFFFF"/>
+        <w:spacing w:after="0" w:line="240" w:lineRule="auto"/>
+        <w:rPr>
+          <w:rFonts w:ascii="Segoe UI" w:eastAsia="Times New Roman" w:hAnsi="Segoe UI" w:cs="Segoe UI"/>
+          <w:i/>
+          <w:iCs/>
+          <w:color w:val="212529"/>
+          <w:sz w:val="23"/>
+          <w:szCs w:val="23"/>
+          <w:lang w:eastAsia="tr-TR"/>
+        </w:rPr>
+      </w:pPr>
+    </w:p>
+    <w:p>
+      <w:pPr>
+        <w:autoSpaceDE w:val="0"/>
+        <w:autoSpaceDN w:val="0"/>
+        <w:adjustRightInd w:val="0"/>
+        <w:spacing w:after="0" w:line="240" w:lineRule="auto"/>
+        <w:rPr>
+          <w:rFonts w:ascii="Arial" w:hAnsi="Arial" w:cs="Arial"/>
+          <w:color w:val="000000"/>
+        </w:rPr>
+      </w:pPr>
+      <w:r>
+        <w:rPr>
+          <w:rFonts w:ascii="Arial" w:hAnsi="Arial" w:cs="Arial"/>
+          <w:color w:val="0000FF"/>
+        </w:rPr>
+        <w:t>SELECT</w:t>
+      </w:r>
+      <w:r>
+        <w:rPr>
+          <w:rFonts w:ascii="Arial" w:hAnsi="Arial" w:cs="Arial"/>
+          <w:color w:val="000000"/>
+        </w:rPr>
+        <w:t xml:space="preserve"> </w:t>
+      </w:r>
+      <w:proofErr w:type="spellStart"/>
+      <w:r>
+        <w:rPr>
+          <w:rFonts w:ascii="Arial" w:hAnsi="Arial" w:cs="Arial"/>
+          <w:color w:val="000000"/>
+        </w:rPr>
+        <w:t>Adv_Type</w:t>
+      </w:r>
+      <w:proofErr w:type="spellEnd"/>
+      <w:r>
+        <w:rPr>
+          <w:rFonts w:ascii="Arial" w:hAnsi="Arial" w:cs="Arial"/>
+          <w:color w:val="808080"/>
+        </w:rPr>
+        <w:t>,</w:t>
+      </w:r>
+      <w:r>
+        <w:rPr>
+          <w:rFonts w:ascii="Arial" w:hAnsi="Arial" w:cs="Arial"/>
+          <w:color w:val="000000"/>
+        </w:rPr>
+        <w:t xml:space="preserve"> </w:t>
+      </w:r>
+      <w:proofErr w:type="spellStart"/>
+      <w:proofErr w:type="gramStart"/>
+      <w:r>
+        <w:rPr>
+          <w:rFonts w:ascii="Arial" w:hAnsi="Arial" w:cs="Arial"/>
+          <w:color w:val="FF00FF"/>
+        </w:rPr>
+        <w:t>Count</w:t>
+      </w:r>
+      <w:proofErr w:type="spellEnd"/>
+      <w:r>
+        <w:rPr>
+          <w:rFonts w:ascii="Arial" w:hAnsi="Arial" w:cs="Arial"/>
+          <w:color w:val="808080"/>
+        </w:rPr>
+        <w:t>(</w:t>
+      </w:r>
+      <w:proofErr w:type="spellStart"/>
+      <w:proofErr w:type="gramEnd"/>
+      <w:r>
+        <w:rPr>
+          <w:rFonts w:ascii="Arial" w:hAnsi="Arial" w:cs="Arial"/>
+          <w:color w:val="000000"/>
+        </w:rPr>
+        <w:t>Action_m</w:t>
+      </w:r>
+      <w:proofErr w:type="spellEnd"/>
+      <w:r>
+        <w:rPr>
+          <w:rFonts w:ascii="Arial" w:hAnsi="Arial" w:cs="Arial"/>
+          <w:color w:val="808080"/>
+        </w:rPr>
+        <w:t>)</w:t>
+      </w:r>
+      <w:r>
+        <w:rPr>
+          <w:rFonts w:ascii="Arial" w:hAnsi="Arial" w:cs="Arial"/>
+          <w:color w:val="000000"/>
+        </w:rPr>
+        <w:t xml:space="preserve"> </w:t>
+      </w:r>
+      <w:r>
+        <w:rPr>
+          <w:rFonts w:ascii="Arial" w:hAnsi="Arial" w:cs="Arial"/>
+          <w:color w:val="0000FF"/>
+        </w:rPr>
+        <w:t>As</w:t>
+      </w:r>
+      <w:r>
+        <w:rPr>
+          <w:rFonts w:ascii="Arial" w:hAnsi="Arial" w:cs="Arial"/>
+          <w:color w:val="000000"/>
+        </w:rPr>
+        <w:t xml:space="preserve"> </w:t>
+      </w:r>
+      <w:proofErr w:type="spellStart"/>
+      <w:r>
+        <w:rPr>
+          <w:rFonts w:ascii="Arial" w:hAnsi="Arial" w:cs="Arial"/>
+          <w:color w:val="000000"/>
+        </w:rPr>
+        <w:t>Num_Action</w:t>
+      </w:r>
+      <w:proofErr w:type="spellEnd"/>
+      <w:r>
+        <w:rPr>
+          <w:rFonts w:ascii="Arial" w:hAnsi="Arial" w:cs="Arial"/>
+          <w:color w:val="808080"/>
+        </w:rPr>
+        <w:t>,</w:t>
+      </w:r>
+      <w:r>
+        <w:rPr>
+          <w:rFonts w:ascii="Arial" w:hAnsi="Arial" w:cs="Arial"/>
+          <w:color w:val="0000FF"/>
+        </w:rPr>
+        <w:t xml:space="preserve"> </w:t>
+      </w:r>
+      <w:r>
+        <w:rPr>
+          <w:rFonts w:ascii="Arial" w:hAnsi="Arial" w:cs="Arial"/>
+          <w:color w:val="808080"/>
+        </w:rPr>
+        <w:t>(</w:t>
+      </w:r>
+      <w:r>
+        <w:rPr>
+          <w:rFonts w:ascii="Arial" w:hAnsi="Arial" w:cs="Arial"/>
+          <w:color w:val="0000FF"/>
+        </w:rPr>
+        <w:t>SELECT</w:t>
+      </w:r>
+      <w:r>
+        <w:rPr>
+          <w:rFonts w:ascii="Arial" w:hAnsi="Arial" w:cs="Arial"/>
+          <w:color w:val="000000"/>
+        </w:rPr>
+        <w:t xml:space="preserve"> </w:t>
+      </w:r>
+      <w:proofErr w:type="spellStart"/>
+      <w:r>
+        <w:rPr>
+          <w:rFonts w:ascii="Arial" w:hAnsi="Arial" w:cs="Arial"/>
+          <w:color w:val="FF00FF"/>
+        </w:rPr>
+        <w:t>Count</w:t>
+      </w:r>
+      <w:proofErr w:type="spellEnd"/>
+      <w:r>
+        <w:rPr>
+          <w:rFonts w:ascii="Arial" w:hAnsi="Arial" w:cs="Arial"/>
+          <w:color w:val="808080"/>
+        </w:rPr>
+        <w:t>(</w:t>
+      </w:r>
+      <w:proofErr w:type="spellStart"/>
+      <w:r>
+        <w:rPr>
+          <w:rFonts w:ascii="Arial" w:hAnsi="Arial" w:cs="Arial"/>
+          <w:color w:val="000000"/>
+        </w:rPr>
+        <w:t>Action_m</w:t>
+      </w:r>
+      <w:proofErr w:type="spellEnd"/>
+      <w:r>
+        <w:rPr>
+          <w:rFonts w:ascii="Arial" w:hAnsi="Arial" w:cs="Arial"/>
+          <w:color w:val="808080"/>
+        </w:rPr>
+        <w:t>)</w:t>
+      </w:r>
+      <w:r>
+        <w:rPr>
+          <w:rFonts w:ascii="Arial" w:hAnsi="Arial" w:cs="Arial"/>
+          <w:color w:val="000000"/>
+        </w:rPr>
+        <w:t xml:space="preserve"> </w:t>
+      </w:r>
+      <w:r>
+        <w:rPr>
+          <w:rFonts w:ascii="Arial" w:hAnsi="Arial" w:cs="Arial"/>
+          <w:color w:val="0000FF"/>
+        </w:rPr>
+        <w:t>FROM</w:t>
+      </w:r>
+      <w:r>
+        <w:rPr>
+          <w:rFonts w:ascii="Arial" w:hAnsi="Arial" w:cs="Arial"/>
+          <w:color w:val="000000"/>
+        </w:rPr>
+        <w:t xml:space="preserve"> </w:t>
+      </w:r>
+      <w:proofErr w:type="spellStart"/>
+      <w:r>
+        <w:rPr>
+          <w:rFonts w:ascii="Arial" w:hAnsi="Arial" w:cs="Arial"/>
+          <w:color w:val="000000"/>
+        </w:rPr>
+        <w:t>Actions</w:t>
+      </w:r>
+      <w:proofErr w:type="spellEnd"/>
+      <w:r>
+        <w:rPr>
+          <w:rFonts w:ascii="Arial" w:hAnsi="Arial" w:cs="Arial"/>
+          <w:color w:val="000000"/>
+        </w:rPr>
+        <w:t xml:space="preserve"> </w:t>
+      </w:r>
+      <w:r>
+        <w:rPr>
+          <w:rFonts w:ascii="Arial" w:hAnsi="Arial" w:cs="Arial"/>
+          <w:color w:val="0000FF"/>
+        </w:rPr>
+        <w:t>WHERE</w:t>
+      </w:r>
+      <w:r>
+        <w:rPr>
+          <w:rFonts w:ascii="Arial" w:hAnsi="Arial" w:cs="Arial"/>
+          <w:color w:val="000000"/>
+        </w:rPr>
+        <w:t xml:space="preserve"> </w:t>
+      </w:r>
+      <w:proofErr w:type="spellStart"/>
+      <w:r>
+        <w:rPr>
+          <w:rFonts w:ascii="Arial" w:hAnsi="Arial" w:cs="Arial"/>
+          <w:color w:val="000000"/>
+        </w:rPr>
+        <w:t>Action_m</w:t>
+      </w:r>
+      <w:proofErr w:type="spellEnd"/>
+      <w:r>
+        <w:rPr>
+          <w:rFonts w:ascii="Arial" w:hAnsi="Arial" w:cs="Arial"/>
+          <w:color w:val="000000"/>
+        </w:rPr>
+        <w:t xml:space="preserve"> </w:t>
+      </w:r>
+      <w:r>
+        <w:rPr>
+          <w:rFonts w:ascii="Arial" w:hAnsi="Arial" w:cs="Arial"/>
+          <w:color w:val="808080"/>
+        </w:rPr>
+        <w:t>=</w:t>
+      </w:r>
+      <w:r>
+        <w:rPr>
+          <w:rFonts w:ascii="Arial" w:hAnsi="Arial" w:cs="Arial"/>
+          <w:color w:val="000000"/>
+        </w:rPr>
+        <w:t xml:space="preserve"> </w:t>
+      </w:r>
+      <w:r>
+        <w:rPr>
+          <w:rFonts w:ascii="Arial" w:hAnsi="Arial" w:cs="Arial"/>
+          <w:color w:val="FF0000"/>
+        </w:rPr>
+        <w:t>'</w:t>
+      </w:r>
+      <w:proofErr w:type="spellStart"/>
+      <w:r>
+        <w:rPr>
+          <w:rFonts w:ascii="Arial" w:hAnsi="Arial" w:cs="Arial"/>
+          <w:color w:val="FF0000"/>
+        </w:rPr>
+        <w:t>Order</w:t>
+      </w:r>
+      <w:proofErr w:type="spellEnd"/>
+      <w:r>
+        <w:rPr>
+          <w:rFonts w:ascii="Arial" w:hAnsi="Arial" w:cs="Arial"/>
+          <w:color w:val="FF0000"/>
+        </w:rPr>
+        <w:t>'</w:t>
+      </w:r>
+      <w:r>
+        <w:rPr>
+          <w:rFonts w:ascii="Arial" w:hAnsi="Arial" w:cs="Arial"/>
+          <w:color w:val="000000"/>
+        </w:rPr>
+        <w:t xml:space="preserve"> </w:t>
+      </w:r>
+      <w:r>
+        <w:rPr>
+          <w:rFonts w:ascii="Arial" w:hAnsi="Arial" w:cs="Arial"/>
+          <w:color w:val="808080"/>
+        </w:rPr>
+        <w:t>AND</w:t>
+      </w:r>
+      <w:r>
+        <w:rPr>
+          <w:rFonts w:ascii="Arial" w:hAnsi="Arial" w:cs="Arial"/>
+          <w:color w:val="000000"/>
+        </w:rPr>
+        <w:t xml:space="preserve"> </w:t>
+      </w:r>
+      <w:proofErr w:type="spellStart"/>
+      <w:r>
+        <w:rPr>
+          <w:rFonts w:ascii="Arial" w:hAnsi="Arial" w:cs="Arial"/>
+          <w:color w:val="000000"/>
+        </w:rPr>
+        <w:t>Adv_Type</w:t>
+      </w:r>
+      <w:proofErr w:type="spellEnd"/>
+      <w:r>
+        <w:rPr>
+          <w:rFonts w:ascii="Arial" w:hAnsi="Arial" w:cs="Arial"/>
+          <w:color w:val="000000"/>
+        </w:rPr>
+        <w:t xml:space="preserve"> </w:t>
+      </w:r>
+      <w:r>
+        <w:rPr>
+          <w:rFonts w:ascii="Arial" w:hAnsi="Arial" w:cs="Arial"/>
+          <w:color w:val="808080"/>
+        </w:rPr>
+        <w:t>=</w:t>
+      </w:r>
+      <w:r>
+        <w:rPr>
+          <w:rFonts w:ascii="Arial" w:hAnsi="Arial" w:cs="Arial"/>
+          <w:color w:val="000000"/>
+        </w:rPr>
+        <w:t xml:space="preserve"> </w:t>
+      </w:r>
+      <w:r>
+        <w:rPr>
+          <w:rFonts w:ascii="Arial" w:hAnsi="Arial" w:cs="Arial"/>
+          <w:color w:val="FF0000"/>
+        </w:rPr>
+        <w:t>'A'</w:t>
+      </w:r>
+      <w:r>
+        <w:rPr>
+          <w:rFonts w:ascii="Arial" w:hAnsi="Arial" w:cs="Arial"/>
+          <w:color w:val="000000"/>
+        </w:rPr>
+        <w:t xml:space="preserve"> </w:t>
+      </w:r>
+      <w:r>
+        <w:rPr>
+          <w:rFonts w:ascii="Arial" w:hAnsi="Arial" w:cs="Arial"/>
+          <w:color w:val="808080"/>
+        </w:rPr>
+        <w:t>)</w:t>
+      </w:r>
+      <w:r>
+        <w:rPr>
+          <w:rFonts w:ascii="Arial" w:hAnsi="Arial" w:cs="Arial"/>
+          <w:color w:val="000000"/>
+        </w:rPr>
+        <w:t xml:space="preserve"> </w:t>
+      </w:r>
+      <w:r>
+        <w:rPr>
+          <w:rFonts w:ascii="Arial" w:hAnsi="Arial" w:cs="Arial"/>
+          <w:color w:val="0000FF"/>
+        </w:rPr>
+        <w:t>As</w:t>
+      </w:r>
+      <w:r>
+        <w:rPr>
+          <w:rFonts w:ascii="Arial" w:hAnsi="Arial" w:cs="Arial"/>
+          <w:color w:val="000000"/>
+        </w:rPr>
+        <w:t xml:space="preserve"> </w:t>
+      </w:r>
+      <w:proofErr w:type="spellStart"/>
+      <w:r>
+        <w:rPr>
+          <w:rFonts w:ascii="Arial" w:hAnsi="Arial" w:cs="Arial"/>
+          <w:color w:val="000000"/>
+        </w:rPr>
+        <w:t>Num_order</w:t>
+      </w:r>
+      <w:proofErr w:type="spellEnd"/>
+    </w:p>
+    <w:p>
+      <w:pPr>
+        <w:autoSpaceDE w:val="0"/>
+        <w:autoSpaceDN w:val="0"/>
+        <w:adjustRightInd w:val="0"/>
+        <w:spacing w:after="0" w:line="240" w:lineRule="auto"/>
+        <w:rPr>
+          <w:rFonts w:ascii="Arial" w:hAnsi="Arial" w:cs="Arial"/>
+          <w:color w:val="000000"/>
+        </w:rPr>
+      </w:pPr>
+      <w:r>
+        <w:rPr>
+          <w:rFonts w:ascii="Arial" w:hAnsi="Arial" w:cs="Arial"/>
+          <w:color w:val="0000FF"/>
+        </w:rPr>
+        <w:t>FROM</w:t>
+      </w:r>
+      <w:r>
+        <w:rPr>
+          <w:rFonts w:ascii="Arial" w:hAnsi="Arial" w:cs="Arial"/>
+          <w:color w:val="000000"/>
+        </w:rPr>
+        <w:t xml:space="preserve"> </w:t>
+      </w:r>
+      <w:proofErr w:type="spellStart"/>
+      <w:r>
+        <w:rPr>
+          <w:rFonts w:ascii="Arial" w:hAnsi="Arial" w:cs="Arial"/>
+          <w:color w:val="000000"/>
+        </w:rPr>
+        <w:t>Actions</w:t>
+      </w:r>
+      <w:proofErr w:type="spellEnd"/>
+    </w:p>
+    <w:p>
+      <w:pPr>
+        <w:autoSpaceDE w:val="0"/>
+        <w:autoSpaceDN w:val="0"/>
+        <w:adjustRightInd w:val="0"/>
+        <w:spacing w:after="0" w:line="240" w:lineRule="auto"/>
+        <w:rPr>
+          <w:rFonts w:ascii="Arial" w:hAnsi="Arial" w:cs="Arial"/>
+          <w:color w:val="000000"/>
+        </w:rPr>
+      </w:pPr>
+      <w:r>
+        <w:rPr>
+          <w:rFonts w:ascii="Arial" w:hAnsi="Arial" w:cs="Arial"/>
+          <w:color w:val="0000FF"/>
+        </w:rPr>
+        <w:t>WHERE</w:t>
+      </w:r>
+      <w:r>
+        <w:rPr>
+          <w:rFonts w:ascii="Arial" w:hAnsi="Arial" w:cs="Arial"/>
+          <w:color w:val="000000"/>
+        </w:rPr>
+        <w:t xml:space="preserve"> </w:t>
+      </w:r>
+      <w:proofErr w:type="spellStart"/>
+      <w:r>
+        <w:rPr>
+          <w:rFonts w:ascii="Arial" w:hAnsi="Arial" w:cs="Arial"/>
+          <w:color w:val="000000"/>
+        </w:rPr>
+        <w:t>Adv_Type</w:t>
+      </w:r>
+      <w:proofErr w:type="spellEnd"/>
+      <w:r>
+        <w:rPr>
+          <w:rFonts w:ascii="Arial" w:hAnsi="Arial" w:cs="Arial"/>
+          <w:color w:val="000000"/>
+        </w:rPr>
+        <w:t xml:space="preserve"> </w:t>
+      </w:r>
+      <w:r>
+        <w:rPr>
+          <w:rFonts w:ascii="Arial" w:hAnsi="Arial" w:cs="Arial"/>
+          <w:color w:val="808080"/>
+        </w:rPr>
+        <w:t>=</w:t>
+      </w:r>
+      <w:r>
+        <w:rPr>
+          <w:rFonts w:ascii="Arial" w:hAnsi="Arial" w:cs="Arial"/>
+          <w:color w:val="000000"/>
+        </w:rPr>
+        <w:t xml:space="preserve"> </w:t>
+      </w:r>
+      <w:r>
+        <w:rPr>
+          <w:rFonts w:ascii="Arial" w:hAnsi="Arial" w:cs="Arial"/>
+          <w:color w:val="FF0000"/>
+        </w:rPr>
+        <w:t>'A'</w:t>
+      </w:r>
+    </w:p>
+    <w:p>
+      <w:pPr>
+        <w:autoSpaceDE w:val="0"/>
+        <w:autoSpaceDN w:val="0"/>
+        <w:adjustRightInd w:val="0"/>
+        <w:spacing w:after="0" w:line="240" w:lineRule="auto"/>
+        <w:rPr>
+          <w:rFonts w:ascii="Arial" w:hAnsi="Arial" w:cs="Arial"/>
+          <w:color w:val="000000"/>
+        </w:rPr>
+      </w:pPr>
+      <w:r>
+        <w:rPr>
+          <w:rFonts w:ascii="Arial" w:hAnsi="Arial" w:cs="Arial"/>
+          <w:color w:val="0000FF"/>
+        </w:rPr>
+        <w:t>GROUP</w:t>
+      </w:r>
+      <w:r>
+        <w:rPr>
+          <w:rFonts w:ascii="Arial" w:hAnsi="Arial" w:cs="Arial"/>
+          <w:color w:val="000000"/>
+        </w:rPr>
+        <w:t xml:space="preserve"> </w:t>
+      </w:r>
+      <w:r>
+        <w:rPr>
+          <w:rFonts w:ascii="Arial" w:hAnsi="Arial" w:cs="Arial"/>
+          <w:color w:val="0000FF"/>
+        </w:rPr>
+        <w:t>BY</w:t>
+      </w:r>
+      <w:r>
+        <w:rPr>
+          <w:rFonts w:ascii="Arial" w:hAnsi="Arial" w:cs="Arial"/>
+          <w:color w:val="000000"/>
+        </w:rPr>
+        <w:t xml:space="preserve"> </w:t>
+      </w:r>
+      <w:proofErr w:type="spellStart"/>
+      <w:r>
+        <w:rPr>
+          <w:rFonts w:ascii="Arial" w:hAnsi="Arial" w:cs="Arial"/>
+          <w:color w:val="000000"/>
+        </w:rPr>
+        <w:t>Adv_Type</w:t>
+      </w:r>
+      <w:proofErr w:type="spellEnd"/>
+    </w:p>
+    <w:p>
+      <w:pPr>
+        <w:autoSpaceDE w:val="0"/>
+        <w:autoSpaceDN w:val="0"/>
+        <w:adjustRightInd w:val="0"/>
+        <w:spacing w:after="0" w:line="240" w:lineRule="auto"/>
+        <w:rPr>
+          <w:rFonts w:ascii="Arial" w:hAnsi="Arial" w:cs="Arial"/>
+          <w:color w:val="000000"/>
+        </w:rPr>
+      </w:pPr>
+    </w:p>
+    <w:p>
+      <w:pPr>
+        <w:autoSpaceDE w:val="0"/>
+        <w:autoSpaceDN w:val="0"/>
+        <w:adjustRightInd w:val="0"/>
+        <w:spacing w:after="0" w:line="240" w:lineRule="auto"/>
+        <w:rPr>
+          <w:rFonts w:ascii="Arial" w:hAnsi="Arial" w:cs="Arial"/>
+          <w:color w:val="0000FF"/>
+        </w:rPr>
+      </w:pPr>
+      <w:r>
+        <w:rPr>
+          <w:rFonts w:ascii="Arial" w:hAnsi="Arial" w:cs="Arial"/>
+          <w:color w:val="0000FF"/>
+        </w:rPr>
+        <w:t>UNION</w:t>
+      </w:r>
+    </w:p>
+    <w:p>
+      <w:pPr>
+        <w:autoSpaceDE w:val="0"/>
+        <w:autoSpaceDN w:val="0"/>
+        <w:adjustRightInd w:val="0"/>
+        <w:spacing w:after="0" w:line="240" w:lineRule="auto"/>
+        <w:rPr>
+          <w:rFonts w:ascii="Arial" w:hAnsi="Arial" w:cs="Arial"/>
+          <w:color w:val="000000"/>
+        </w:rPr>
+      </w:pPr>
+    </w:p>
+    <w:p>
+      <w:pPr>
+        <w:autoSpaceDE w:val="0"/>
+        <w:autoSpaceDN w:val="0"/>
+        <w:adjustRightInd w:val="0"/>
+        <w:spacing w:after="0" w:line="240" w:lineRule="auto"/>
+        <w:rPr>
+          <w:rFonts w:ascii="Arial" w:hAnsi="Arial" w:cs="Arial"/>
+          <w:color w:val="000000"/>
+        </w:rPr>
+      </w:pPr>
+      <w:r>
+        <w:rPr>
+          <w:rFonts w:ascii="Arial" w:hAnsi="Arial" w:cs="Arial"/>
+          <w:color w:val="0000FF"/>
+        </w:rPr>
+        <w:t>SELECT</w:t>
+      </w:r>
+      <w:r>
+        <w:rPr>
+          <w:rFonts w:ascii="Arial" w:hAnsi="Arial" w:cs="Arial"/>
+          <w:color w:val="000000"/>
+        </w:rPr>
+        <w:t xml:space="preserve"> </w:t>
+      </w:r>
+      <w:proofErr w:type="spellStart"/>
+      <w:r>
+        <w:rPr>
+          <w:rFonts w:ascii="Arial" w:hAnsi="Arial" w:cs="Arial"/>
+          <w:color w:val="000000"/>
+        </w:rPr>
+        <w:t>Adv_Type</w:t>
+      </w:r>
+      <w:proofErr w:type="spellEnd"/>
+      <w:r>
+        <w:rPr>
+          <w:rFonts w:ascii="Arial" w:hAnsi="Arial" w:cs="Arial"/>
+          <w:color w:val="808080"/>
+        </w:rPr>
+        <w:t>,</w:t>
+      </w:r>
+      <w:r>
+        <w:rPr>
+          <w:rFonts w:ascii="Arial" w:hAnsi="Arial" w:cs="Arial"/>
+          <w:color w:val="000000"/>
+        </w:rPr>
+        <w:t xml:space="preserve"> </w:t>
+      </w:r>
+      <w:proofErr w:type="spellStart"/>
+      <w:proofErr w:type="gramStart"/>
+      <w:r>
+        <w:rPr>
+          <w:rFonts w:ascii="Arial" w:hAnsi="Arial" w:cs="Arial"/>
+          <w:color w:val="FF00FF"/>
+        </w:rPr>
+        <w:t>Count</w:t>
+      </w:r>
+      <w:proofErr w:type="spellEnd"/>
+      <w:r>
+        <w:rPr>
+          <w:rFonts w:ascii="Arial" w:hAnsi="Arial" w:cs="Arial"/>
+          <w:color w:val="808080"/>
+        </w:rPr>
+        <w:t>(</w:t>
+      </w:r>
+      <w:proofErr w:type="spellStart"/>
+      <w:proofErr w:type="gramEnd"/>
+      <w:r>
+        <w:rPr>
+          <w:rFonts w:ascii="Arial" w:hAnsi="Arial" w:cs="Arial"/>
+          <w:color w:val="000000"/>
+        </w:rPr>
+        <w:t>Action_m</w:t>
+      </w:r>
+      <w:proofErr w:type="spellEnd"/>
+      <w:r>
+        <w:rPr>
+          <w:rFonts w:ascii="Arial" w:hAnsi="Arial" w:cs="Arial"/>
+          <w:color w:val="808080"/>
+        </w:rPr>
+        <w:t>)</w:t>
+      </w:r>
+      <w:r>
+        <w:rPr>
+          <w:rFonts w:ascii="Arial" w:hAnsi="Arial" w:cs="Arial"/>
+          <w:color w:val="000000"/>
+        </w:rPr>
+        <w:t xml:space="preserve"> </w:t>
+      </w:r>
+      <w:r>
+        <w:rPr>
+          <w:rFonts w:ascii="Arial" w:hAnsi="Arial" w:cs="Arial"/>
+          <w:color w:val="0000FF"/>
+        </w:rPr>
+        <w:t>As</w:t>
+      </w:r>
+      <w:r>
+        <w:rPr>
+          <w:rFonts w:ascii="Arial" w:hAnsi="Arial" w:cs="Arial"/>
+          <w:color w:val="000000"/>
+        </w:rPr>
+        <w:t xml:space="preserve"> </w:t>
+      </w:r>
+      <w:proofErr w:type="spellStart"/>
+      <w:r>
+        <w:rPr>
+          <w:rFonts w:ascii="Arial" w:hAnsi="Arial" w:cs="Arial"/>
+          <w:color w:val="000000"/>
+        </w:rPr>
+        <w:t>Num_Action</w:t>
+      </w:r>
+      <w:proofErr w:type="spellEnd"/>
+      <w:r>
+        <w:rPr>
+          <w:rFonts w:ascii="Arial" w:hAnsi="Arial" w:cs="Arial"/>
+          <w:color w:val="808080"/>
+        </w:rPr>
+        <w:t>,</w:t>
+      </w:r>
+      <w:r>
+        <w:rPr>
+          <w:rFonts w:ascii="Arial" w:hAnsi="Arial" w:cs="Arial"/>
+          <w:color w:val="0000FF"/>
+        </w:rPr>
+        <w:t xml:space="preserve"> </w:t>
+      </w:r>
+      <w:r>
+        <w:rPr>
+          <w:rFonts w:ascii="Arial" w:hAnsi="Arial" w:cs="Arial"/>
+          <w:color w:val="808080"/>
+        </w:rPr>
+        <w:t>(</w:t>
+      </w:r>
+      <w:r>
+        <w:rPr>
+          <w:rFonts w:ascii="Arial" w:hAnsi="Arial" w:cs="Arial"/>
+          <w:color w:val="0000FF"/>
+        </w:rPr>
+        <w:t>SELECT</w:t>
+      </w:r>
+      <w:r>
+        <w:rPr>
+          <w:rFonts w:ascii="Arial" w:hAnsi="Arial" w:cs="Arial"/>
+          <w:color w:val="000000"/>
+        </w:rPr>
+        <w:t xml:space="preserve"> </w:t>
+      </w:r>
+      <w:proofErr w:type="spellStart"/>
+      <w:r>
+        <w:rPr>
+          <w:rFonts w:ascii="Arial" w:hAnsi="Arial" w:cs="Arial"/>
+          <w:color w:val="FF00FF"/>
+        </w:rPr>
+        <w:t>Count</w:t>
+      </w:r>
+      <w:proofErr w:type="spellEnd"/>
+      <w:r>
+        <w:rPr>
+          <w:rFonts w:ascii="Arial" w:hAnsi="Arial" w:cs="Arial"/>
+          <w:color w:val="808080"/>
+        </w:rPr>
+        <w:t>(</w:t>
+      </w:r>
+      <w:proofErr w:type="spellStart"/>
+      <w:r>
+        <w:rPr>
+          <w:rFonts w:ascii="Arial" w:hAnsi="Arial" w:cs="Arial"/>
+          <w:color w:val="000000"/>
+        </w:rPr>
+        <w:t>Action_m</w:t>
+      </w:r>
+      <w:proofErr w:type="spellEnd"/>
+      <w:r>
+        <w:rPr>
+          <w:rFonts w:ascii="Arial" w:hAnsi="Arial" w:cs="Arial"/>
+          <w:color w:val="808080"/>
+        </w:rPr>
+        <w:t>)</w:t>
+      </w:r>
+      <w:r>
+        <w:rPr>
+          <w:rFonts w:ascii="Arial" w:hAnsi="Arial" w:cs="Arial"/>
+          <w:color w:val="000000"/>
+        </w:rPr>
+        <w:t xml:space="preserve"> </w:t>
+      </w:r>
+      <w:r>
+        <w:rPr>
+          <w:rFonts w:ascii="Arial" w:hAnsi="Arial" w:cs="Arial"/>
+          <w:color w:val="0000FF"/>
+        </w:rPr>
+        <w:t>FROM</w:t>
+      </w:r>
+      <w:r>
+        <w:rPr>
+          <w:rFonts w:ascii="Arial" w:hAnsi="Arial" w:cs="Arial"/>
+          <w:color w:val="000000"/>
+        </w:rPr>
+        <w:t xml:space="preserve"> </w:t>
+      </w:r>
+      <w:proofErr w:type="spellStart"/>
+      <w:r>
+        <w:rPr>
+          <w:rFonts w:ascii="Arial" w:hAnsi="Arial" w:cs="Arial"/>
+          <w:color w:val="000000"/>
+        </w:rPr>
+        <w:t>Actions</w:t>
+      </w:r>
+      <w:proofErr w:type="spellEnd"/>
+      <w:r>
+        <w:rPr>
+          <w:rFonts w:ascii="Arial" w:hAnsi="Arial" w:cs="Arial"/>
+          <w:color w:val="000000"/>
+        </w:rPr>
+        <w:t xml:space="preserve"> </w:t>
+      </w:r>
+      <w:r>
+        <w:rPr>
+          <w:rFonts w:ascii="Arial" w:hAnsi="Arial" w:cs="Arial"/>
+          <w:color w:val="0000FF"/>
+        </w:rPr>
+        <w:t>WHERE</w:t>
+      </w:r>
+      <w:r>
+        <w:rPr>
+          <w:rFonts w:ascii="Arial" w:hAnsi="Arial" w:cs="Arial"/>
+          <w:color w:val="000000"/>
+        </w:rPr>
+        <w:t xml:space="preserve"> </w:t>
+      </w:r>
+      <w:proofErr w:type="spellStart"/>
+      <w:r>
+        <w:rPr>
+          <w:rFonts w:ascii="Arial" w:hAnsi="Arial" w:cs="Arial"/>
+          <w:color w:val="000000"/>
+        </w:rPr>
+        <w:t>Action_m</w:t>
+      </w:r>
+      <w:proofErr w:type="spellEnd"/>
+      <w:r>
+        <w:rPr>
+          <w:rFonts w:ascii="Arial" w:hAnsi="Arial" w:cs="Arial"/>
+          <w:color w:val="000000"/>
+        </w:rPr>
+        <w:t xml:space="preserve"> </w:t>
+      </w:r>
+      <w:r>
+        <w:rPr>
+          <w:rFonts w:ascii="Arial" w:hAnsi="Arial" w:cs="Arial"/>
+          <w:color w:val="808080"/>
+        </w:rPr>
+        <w:t>=</w:t>
+      </w:r>
+      <w:r>
+        <w:rPr>
+          <w:rFonts w:ascii="Arial" w:hAnsi="Arial" w:cs="Arial"/>
+          <w:color w:val="000000"/>
+        </w:rPr>
+        <w:t xml:space="preserve"> </w:t>
+      </w:r>
+      <w:r>
+        <w:rPr>
+          <w:rFonts w:ascii="Arial" w:hAnsi="Arial" w:cs="Arial"/>
+          <w:color w:val="FF0000"/>
+        </w:rPr>
+        <w:t>'</w:t>
+      </w:r>
+      <w:proofErr w:type="spellStart"/>
+      <w:r>
+        <w:rPr>
+          <w:rFonts w:ascii="Arial" w:hAnsi="Arial" w:cs="Arial"/>
+          <w:color w:val="FF0000"/>
+        </w:rPr>
+        <w:t>Order</w:t>
+      </w:r>
+      <w:proofErr w:type="spellEnd"/>
+      <w:r>
+        <w:rPr>
+          <w:rFonts w:ascii="Arial" w:hAnsi="Arial" w:cs="Arial"/>
+          <w:color w:val="FF0000"/>
+        </w:rPr>
+        <w:t>'</w:t>
+      </w:r>
+      <w:r>
+        <w:rPr>
+          <w:rFonts w:ascii="Arial" w:hAnsi="Arial" w:cs="Arial"/>
+          <w:color w:val="000000"/>
+        </w:rPr>
+        <w:t xml:space="preserve"> </w:t>
+      </w:r>
+      <w:r>
+        <w:rPr>
+          <w:rFonts w:ascii="Arial" w:hAnsi="Arial" w:cs="Arial"/>
+          <w:color w:val="808080"/>
+        </w:rPr>
+        <w:t>AND</w:t>
+      </w:r>
+      <w:r>
+        <w:rPr>
+          <w:rFonts w:ascii="Arial" w:hAnsi="Arial" w:cs="Arial"/>
+          <w:color w:val="000000"/>
+        </w:rPr>
+        <w:t xml:space="preserve"> </w:t>
+      </w:r>
+      <w:proofErr w:type="spellStart"/>
+      <w:r>
+        <w:rPr>
+          <w:rFonts w:ascii="Arial" w:hAnsi="Arial" w:cs="Arial"/>
+          <w:color w:val="000000"/>
+        </w:rPr>
+        <w:t>Adv_Type</w:t>
+      </w:r>
+      <w:proofErr w:type="spellEnd"/>
+      <w:r>
+        <w:rPr>
+          <w:rFonts w:ascii="Arial" w:hAnsi="Arial" w:cs="Arial"/>
+          <w:color w:val="000000"/>
+        </w:rPr>
+        <w:t xml:space="preserve"> </w:t>
+      </w:r>
+      <w:r>
+        <w:rPr>
+          <w:rFonts w:ascii="Arial" w:hAnsi="Arial" w:cs="Arial"/>
+          <w:color w:val="808080"/>
+        </w:rPr>
+        <w:t>=</w:t>
+      </w:r>
+      <w:r>
+        <w:rPr>
+          <w:rFonts w:ascii="Arial" w:hAnsi="Arial" w:cs="Arial"/>
+          <w:color w:val="000000"/>
+        </w:rPr>
+        <w:t xml:space="preserve"> </w:t>
+      </w:r>
+      <w:r>
+        <w:rPr>
+          <w:rFonts w:ascii="Arial" w:hAnsi="Arial" w:cs="Arial"/>
+          <w:color w:val="FF0000"/>
+        </w:rPr>
+        <w:t>'B'</w:t>
+      </w:r>
+      <w:r>
+        <w:rPr>
+          <w:rFonts w:ascii="Arial" w:hAnsi="Arial" w:cs="Arial"/>
+          <w:color w:val="000000"/>
+        </w:rPr>
+        <w:t xml:space="preserve"> </w:t>
+      </w:r>
+      <w:r>
+        <w:rPr>
+          <w:rFonts w:ascii="Arial" w:hAnsi="Arial" w:cs="Arial"/>
+          <w:color w:val="808080"/>
+        </w:rPr>
+        <w:t>)</w:t>
+      </w:r>
+      <w:r>
+        <w:rPr>
+          <w:rFonts w:ascii="Arial" w:hAnsi="Arial" w:cs="Arial"/>
+          <w:color w:val="000000"/>
+        </w:rPr>
+        <w:t xml:space="preserve"> </w:t>
+      </w:r>
+      <w:r>
+        <w:rPr>
+          <w:rFonts w:ascii="Arial" w:hAnsi="Arial" w:cs="Arial"/>
+          <w:color w:val="0000FF"/>
+        </w:rPr>
+        <w:t>As</w:t>
+      </w:r>
+      <w:r>
+        <w:rPr>
+          <w:rFonts w:ascii="Arial" w:hAnsi="Arial" w:cs="Arial"/>
+          <w:color w:val="000000"/>
+        </w:rPr>
+        <w:t xml:space="preserve"> </w:t>
+      </w:r>
+      <w:proofErr w:type="spellStart"/>
+      <w:r>
+        <w:rPr>
+          <w:rFonts w:ascii="Arial" w:hAnsi="Arial" w:cs="Arial"/>
+          <w:color w:val="000000"/>
+        </w:rPr>
+        <w:t>Num_order</w:t>
+      </w:r>
+      <w:proofErr w:type="spellEnd"/>
+    </w:p>
+    <w:p>
+      <w:pPr>
+        <w:autoSpaceDE w:val="0"/>
+        <w:autoSpaceDN w:val="0"/>
+        <w:adjustRightInd w:val="0"/>
+        <w:spacing w:after="0" w:line="240" w:lineRule="auto"/>
+        <w:rPr>
+          <w:rFonts w:ascii="Arial" w:hAnsi="Arial" w:cs="Arial"/>
+          <w:color w:val="000000"/>
+        </w:rPr>
+      </w:pPr>
+      <w:r>
+        <w:rPr>
+          <w:rFonts w:ascii="Arial" w:hAnsi="Arial" w:cs="Arial"/>
+          <w:color w:val="0000FF"/>
+        </w:rPr>
+        <w:t>FROM</w:t>
+      </w:r>
+      <w:r>
+        <w:rPr>
+          <w:rFonts w:ascii="Arial" w:hAnsi="Arial" w:cs="Arial"/>
+          <w:color w:val="000000"/>
+        </w:rPr>
+        <w:t xml:space="preserve"> </w:t>
+      </w:r>
+      <w:proofErr w:type="spellStart"/>
+      <w:r>
+        <w:rPr>
+          <w:rFonts w:ascii="Arial" w:hAnsi="Arial" w:cs="Arial"/>
+          <w:color w:val="000000"/>
+        </w:rPr>
+        <w:t>Actions</w:t>
+      </w:r>
+      <w:proofErr w:type="spellEnd"/>
+    </w:p>
+    <w:p>
+      <w:pPr>
+        <w:autoSpaceDE w:val="0"/>
+        <w:autoSpaceDN w:val="0"/>
+        <w:adjustRightInd w:val="0"/>
+        <w:spacing w:after="0" w:line="240" w:lineRule="auto"/>
+        <w:rPr>
+          <w:rFonts w:ascii="Arial" w:hAnsi="Arial" w:cs="Arial"/>
+          <w:color w:val="000000"/>
+        </w:rPr>
+      </w:pPr>
+      <w:r>
+        <w:rPr>
+          <w:rFonts w:ascii="Arial" w:hAnsi="Arial" w:cs="Arial"/>
+          <w:color w:val="0000FF"/>
+        </w:rPr>
+        <w:t>WHERE</w:t>
+      </w:r>
+      <w:r>
+        <w:rPr>
+          <w:rFonts w:ascii="Arial" w:hAnsi="Arial" w:cs="Arial"/>
+          <w:color w:val="000000"/>
+        </w:rPr>
+        <w:t xml:space="preserve"> </w:t>
+      </w:r>
+      <w:proofErr w:type="spellStart"/>
+      <w:r>
+        <w:rPr>
+          <w:rFonts w:ascii="Arial" w:hAnsi="Arial" w:cs="Arial"/>
+          <w:color w:val="000000"/>
+        </w:rPr>
+        <w:t>Adv_Type</w:t>
+      </w:r>
+      <w:proofErr w:type="spellEnd"/>
+      <w:r>
+        <w:rPr>
+          <w:rFonts w:ascii="Arial" w:hAnsi="Arial" w:cs="Arial"/>
+          <w:color w:val="000000"/>
+        </w:rPr>
+        <w:t xml:space="preserve"> </w:t>
+      </w:r>
+      <w:r>
+        <w:rPr>
+          <w:rFonts w:ascii="Arial" w:hAnsi="Arial" w:cs="Arial"/>
+          <w:color w:val="808080"/>
+        </w:rPr>
+        <w:t>=</w:t>
+      </w:r>
+      <w:r>
+        <w:rPr>
+          <w:rFonts w:ascii="Arial" w:hAnsi="Arial" w:cs="Arial"/>
+          <w:color w:val="000000"/>
+        </w:rPr>
+        <w:t xml:space="preserve"> </w:t>
+      </w:r>
+      <w:r>
+        <w:rPr>
+          <w:rFonts w:ascii="Arial" w:hAnsi="Arial" w:cs="Arial"/>
+          <w:color w:val="FF0000"/>
+        </w:rPr>
+        <w:t>'B'</w:t>
+      </w:r>
+    </w:p>
+    <w:p>
+      <w:pPr>
+        <w:shd w:val="clear" w:color="auto" w:fill="FFFFFF"/>
+        <w:spacing w:after="0" w:line="240" w:lineRule="auto"/>
         <w:rPr>
           <w:rFonts w:ascii="Arial" w:eastAsia="Times New Roman" w:hAnsi="Arial" w:cs="Arial"/>
+          <w:i/>
+          <w:iCs/>
+          <w:color w:val="212529"/>
+          <w:lang w:eastAsia="tr-TR"/>
+        </w:rPr>
+      </w:pPr>
+      <w:r>
+        <w:rPr>
+          <w:rFonts w:ascii="Arial" w:hAnsi="Arial" w:cs="Arial"/>
+          <w:color w:val="0000FF"/>
+        </w:rPr>
+        <w:t>GROUP</w:t>
+      </w:r>
+      <w:r>
+        <w:rPr>
+          <w:rFonts w:ascii="Arial" w:hAnsi="Arial" w:cs="Arial"/>
+          <w:color w:val="000000"/>
+        </w:rPr>
+        <w:t xml:space="preserve"> </w:t>
+      </w:r>
+      <w:r>
+        <w:rPr>
+          <w:rFonts w:ascii="Arial" w:hAnsi="Arial" w:cs="Arial"/>
+          <w:color w:val="0000FF"/>
+        </w:rPr>
+        <w:t>BY</w:t>
+      </w:r>
+      <w:r>
+        <w:rPr>
+          <w:rFonts w:ascii="Arial" w:hAnsi="Arial" w:cs="Arial"/>
+          <w:color w:val="000000"/>
+        </w:rPr>
+        <w:t xml:space="preserve"> </w:t>
+      </w:r>
+      <w:proofErr w:type="spellStart"/>
+      <w:r>
+        <w:rPr>
+          <w:rFonts w:ascii="Arial" w:hAnsi="Arial" w:cs="Arial"/>
+          <w:color w:val="000000"/>
+        </w:rPr>
+        <w:t>Adv_Type</w:t>
+      </w:r>
+      <w:proofErr w:type="spellEnd"/>
+    </w:p>
+    <w:p>
+      <w:pPr>
+        <w:shd w:val="clear" w:color="auto" w:fill="FFFFFF"/>
+        <w:spacing w:after="0" w:line="240" w:lineRule="auto"/>
+        <w:rPr>
+          <w:rFonts w:ascii="Segoe UI" w:eastAsia="Times New Roman" w:hAnsi="Segoe UI" w:cs="Segoe UI"/>
+          <w:color w:val="212529"/>
+          <w:sz w:val="23"/>
+          <w:szCs w:val="23"/>
+          <w:lang w:eastAsia="tr-TR"/>
+        </w:rPr>
+      </w:pPr>
+    </w:p>
+    <w:p>
+      <w:pPr>
+        <w:shd w:val="clear" w:color="auto" w:fill="FFFFFF"/>
+        <w:spacing w:after="0" w:line="240" w:lineRule="auto"/>
+        <w:rPr>
+          <w:rFonts w:ascii="Segoe UI" w:eastAsia="Times New Roman" w:hAnsi="Segoe UI" w:cs="Segoe UI"/>
+          <w:i/>
+          <w:iCs/>
+          <w:color w:val="212529"/>
+          <w:sz w:val="23"/>
+          <w:szCs w:val="23"/>
+          <w:lang w:eastAsia="tr-TR"/>
+        </w:rPr>
+      </w:pPr>
+      <w:r>
+        <w:rPr>
+          <w:rFonts w:ascii="Segoe UI" w:eastAsia="Times New Roman" w:hAnsi="Segoe UI" w:cs="Segoe UI"/>
+          <w:i/>
+          <w:iCs/>
+          <w:color w:val="212529"/>
+          <w:sz w:val="23"/>
+          <w:szCs w:val="23"/>
+          <w:lang w:eastAsia="tr-TR"/>
+        </w:rPr>
+        <w:t> </w:t>
+      </w:r>
+    </w:p>
+    <w:p>
+      <w:pPr>
+        <w:shd w:val="clear" w:color="auto" w:fill="FFFFFF"/>
+        <w:spacing w:after="0" w:line="240" w:lineRule="auto"/>
+        <w:rPr>
+          <w:rFonts w:ascii="Segoe UI" w:eastAsia="Times New Roman" w:hAnsi="Segoe UI" w:cs="Segoe UI"/>
+          <w:i/>
+          <w:iCs/>
+          <w:color w:val="212529"/>
+          <w:sz w:val="23"/>
+          <w:szCs w:val="23"/>
+          <w:lang w:eastAsia="tr-TR"/>
+        </w:rPr>
+      </w:pPr>
+    </w:p>
+    <w:p>
+      <w:pPr>
+        <w:shd w:val="clear" w:color="auto" w:fill="FFFFFF"/>
+        <w:spacing w:after="0" w:line="240" w:lineRule="auto"/>
+        <w:rPr>
+          <w:rFonts w:ascii="Segoe UI" w:eastAsia="Times New Roman" w:hAnsi="Segoe UI" w:cs="Segoe UI"/>
+          <w:i/>
+          <w:iCs/>
+          <w:color w:val="212529"/>
+          <w:sz w:val="23"/>
+          <w:szCs w:val="23"/>
+          <w:lang w:eastAsia="tr-TR"/>
+        </w:rPr>
+      </w:pPr>
+    </w:p>
+    <w:p>
+      <w:pPr>
+        <w:shd w:val="clear" w:color="auto" w:fill="FFFFFF"/>
+        <w:spacing w:after="0" w:line="240" w:lineRule="auto"/>
+        <w:rPr>
+          <w:rFonts w:ascii="Segoe UI" w:eastAsia="Times New Roman" w:hAnsi="Segoe UI" w:cs="Segoe UI"/>
+          <w:color w:val="212529"/>
+          <w:sz w:val="23"/>
+          <w:szCs w:val="23"/>
+          <w:lang w:eastAsia="tr-TR"/>
+        </w:rPr>
+      </w:pPr>
+    </w:p>
+    <w:p>
+      <w:pPr>
+        <w:shd w:val="clear" w:color="auto" w:fill="FFFFFF"/>
+        <w:spacing w:after="0" w:line="240" w:lineRule="auto"/>
+        <w:rPr>
+          <w:rFonts w:ascii="Segoe UI" w:eastAsia="Times New Roman" w:hAnsi="Segoe UI" w:cs="Segoe UI"/>
+          <w:b/>
+          <w:bCs/>
+          <w:color w:val="212529"/>
+          <w:sz w:val="24"/>
+          <w:szCs w:val="24"/>
+          <w:lang w:eastAsia="tr-TR"/>
+        </w:rPr>
+      </w:pPr>
+      <w:r>
+        <w:rPr>
+          <w:rFonts w:ascii="Segoe UI" w:eastAsia="Times New Roman" w:hAnsi="Segoe UI" w:cs="Segoe UI"/>
+          <w:b/>
+          <w:bCs/>
+          <w:color w:val="212529"/>
+          <w:sz w:val="24"/>
+          <w:szCs w:val="24"/>
+          <w:lang w:eastAsia="tr-TR"/>
+        </w:rPr>
+        <w:t>c.    </w:t>
+      </w:r>
+      <w:proofErr w:type="spellStart"/>
+      <w:r>
+        <w:rPr>
+          <w:rFonts w:ascii="Segoe UI" w:eastAsia="Times New Roman" w:hAnsi="Segoe UI" w:cs="Segoe UI"/>
           <w:b/>
           <w:bCs/>
           <w:i/>
@@ -4135,12 +5640,12 @@
           <w:szCs w:val="24"/>
           <w:lang w:eastAsia="tr-TR"/>
         </w:rPr>
-        <w:t xml:space="preserve"> </w:t>
-      </w:r>
-      <w:proofErr w:type="spellStart"/>
-      <w:r>
-        <w:rPr>
-          <w:rFonts w:ascii="Arial" w:eastAsia="Times New Roman" w:hAnsi="Arial" w:cs="Arial"/>
+        <w:t>Calculate</w:t>
+      </w:r>
+      <w:proofErr w:type="spellEnd"/>
+      <w:r>
+        <w:rPr>
+          <w:rFonts w:ascii="Segoe UI" w:eastAsia="Times New Roman" w:hAnsi="Segoe UI" w:cs="Segoe UI"/>
           <w:b/>
           <w:bCs/>
           <w:i/>
@@ -4150,12 +5655,12 @@
           <w:szCs w:val="24"/>
           <w:lang w:eastAsia="tr-TR"/>
         </w:rPr>
-        <w:t>count</w:t>
-      </w:r>
-      <w:proofErr w:type="spellEnd"/>
-      <w:r>
-        <w:rPr>
-          <w:rFonts w:ascii="Arial" w:eastAsia="Times New Roman" w:hAnsi="Arial" w:cs="Arial"/>
+        <w:t xml:space="preserve"> </w:t>
+      </w:r>
+      <w:proofErr w:type="spellStart"/>
+      <w:r>
+        <w:rPr>
+          <w:rFonts w:ascii="Segoe UI" w:eastAsia="Times New Roman" w:hAnsi="Segoe UI" w:cs="Segoe UI"/>
           <w:b/>
           <w:bCs/>
           <w:i/>
@@ -4165,12 +5670,12 @@
           <w:szCs w:val="24"/>
           <w:lang w:eastAsia="tr-TR"/>
         </w:rPr>
-        <w:t xml:space="preserve"> of total </w:t>
-      </w:r>
-      <w:proofErr w:type="spellStart"/>
-      <w:r>
-        <w:rPr>
-          <w:rFonts w:ascii="Arial" w:eastAsia="Times New Roman" w:hAnsi="Arial" w:cs="Arial"/>
+        <w:t>Orders</w:t>
+      </w:r>
+      <w:proofErr w:type="spellEnd"/>
+      <w:r>
+        <w:rPr>
+          <w:rFonts w:ascii="Segoe UI" w:eastAsia="Times New Roman" w:hAnsi="Segoe UI" w:cs="Segoe UI"/>
           <w:b/>
           <w:bCs/>
           <w:i/>
@@ -4180,12 +5685,12 @@
           <w:szCs w:val="24"/>
           <w:lang w:eastAsia="tr-TR"/>
         </w:rPr>
-        <w:t>Actions</w:t>
-      </w:r>
-      <w:proofErr w:type="spellEnd"/>
-      <w:r>
-        <w:rPr>
-          <w:rFonts w:ascii="Arial" w:eastAsia="Times New Roman" w:hAnsi="Arial" w:cs="Arial"/>
+        <w:t xml:space="preserve"> (Conversion) </w:t>
+      </w:r>
+      <w:proofErr w:type="spellStart"/>
+      <w:r>
+        <w:rPr>
+          <w:rFonts w:ascii="Segoe UI" w:eastAsia="Times New Roman" w:hAnsi="Segoe UI" w:cs="Segoe UI"/>
           <w:b/>
           <w:bCs/>
           <w:i/>
@@ -4195,12 +5700,12 @@
           <w:szCs w:val="24"/>
           <w:lang w:eastAsia="tr-TR"/>
         </w:rPr>
-        <w:t xml:space="preserve"> </w:t>
-      </w:r>
-      <w:proofErr w:type="spellStart"/>
-      <w:r>
-        <w:rPr>
-          <w:rFonts w:ascii="Arial" w:eastAsia="Times New Roman" w:hAnsi="Arial" w:cs="Arial"/>
+        <w:t>rates</w:t>
+      </w:r>
+      <w:proofErr w:type="spellEnd"/>
+      <w:r>
+        <w:rPr>
+          <w:rFonts w:ascii="Segoe UI" w:eastAsia="Times New Roman" w:hAnsi="Segoe UI" w:cs="Segoe UI"/>
           <w:b/>
           <w:bCs/>
           <w:i/>
@@ -4210,12 +5715,12 @@
           <w:szCs w:val="24"/>
           <w:lang w:eastAsia="tr-TR"/>
         </w:rPr>
-        <w:t>and</w:t>
-      </w:r>
-      <w:proofErr w:type="spellEnd"/>
-      <w:r>
-        <w:rPr>
-          <w:rFonts w:ascii="Arial" w:eastAsia="Times New Roman" w:hAnsi="Arial" w:cs="Arial"/>
+        <w:t xml:space="preserve"> </w:t>
+      </w:r>
+      <w:proofErr w:type="spellStart"/>
+      <w:r>
+        <w:rPr>
+          <w:rFonts w:ascii="Segoe UI" w:eastAsia="Times New Roman" w:hAnsi="Segoe UI" w:cs="Segoe UI"/>
           <w:b/>
           <w:bCs/>
           <w:i/>
@@ -4225,12 +5730,12 @@
           <w:szCs w:val="24"/>
           <w:lang w:eastAsia="tr-TR"/>
         </w:rPr>
-        <w:t xml:space="preserve"> </w:t>
-      </w:r>
-      <w:proofErr w:type="spellStart"/>
-      <w:r>
-        <w:rPr>
-          <w:rFonts w:ascii="Arial" w:eastAsia="Times New Roman" w:hAnsi="Arial" w:cs="Arial"/>
+        <w:t>for</w:t>
+      </w:r>
+      <w:proofErr w:type="spellEnd"/>
+      <w:r>
+        <w:rPr>
+          <w:rFonts w:ascii="Segoe UI" w:eastAsia="Times New Roman" w:hAnsi="Segoe UI" w:cs="Segoe UI"/>
           <w:b/>
           <w:bCs/>
           <w:i/>
@@ -4240,12 +5745,12 @@
           <w:szCs w:val="24"/>
           <w:lang w:eastAsia="tr-TR"/>
         </w:rPr>
-        <w:t>Orders</w:t>
-      </w:r>
-      <w:proofErr w:type="spellEnd"/>
-      <w:r>
-        <w:rPr>
-          <w:rFonts w:ascii="Arial" w:eastAsia="Times New Roman" w:hAnsi="Arial" w:cs="Arial"/>
+        <w:t xml:space="preserve"> </w:t>
+      </w:r>
+      <w:proofErr w:type="spellStart"/>
+      <w:r>
+        <w:rPr>
+          <w:rFonts w:ascii="Segoe UI" w:eastAsia="Times New Roman" w:hAnsi="Segoe UI" w:cs="Segoe UI"/>
           <w:b/>
           <w:bCs/>
           <w:i/>
@@ -4255,12 +5760,12 @@
           <w:szCs w:val="24"/>
           <w:lang w:eastAsia="tr-TR"/>
         </w:rPr>
-        <w:t xml:space="preserve"> </w:t>
-      </w:r>
-      <w:proofErr w:type="spellStart"/>
-      <w:r>
-        <w:rPr>
-          <w:rFonts w:ascii="Arial" w:eastAsia="Times New Roman" w:hAnsi="Arial" w:cs="Arial"/>
+        <w:t>each</w:t>
+      </w:r>
+      <w:proofErr w:type="spellEnd"/>
+      <w:r>
+        <w:rPr>
+          <w:rFonts w:ascii="Segoe UI" w:eastAsia="Times New Roman" w:hAnsi="Segoe UI" w:cs="Segoe UI"/>
           <w:b/>
           <w:bCs/>
           <w:i/>
@@ -4270,12 +5775,12 @@
           <w:szCs w:val="24"/>
           <w:lang w:eastAsia="tr-TR"/>
         </w:rPr>
-        <w:t>for</w:t>
-      </w:r>
-      <w:proofErr w:type="spellEnd"/>
-      <w:r>
-        <w:rPr>
-          <w:rFonts w:ascii="Arial" w:eastAsia="Times New Roman" w:hAnsi="Arial" w:cs="Arial"/>
+        <w:t xml:space="preserve"> </w:t>
+      </w:r>
+      <w:proofErr w:type="spellStart"/>
+      <w:r>
+        <w:rPr>
+          <w:rFonts w:ascii="Segoe UI" w:eastAsia="Times New Roman" w:hAnsi="Segoe UI" w:cs="Segoe UI"/>
           <w:b/>
           <w:bCs/>
           <w:i/>
@@ -4285,12 +5790,12 @@
           <w:szCs w:val="24"/>
           <w:lang w:eastAsia="tr-TR"/>
         </w:rPr>
-        <w:t xml:space="preserve"> </w:t>
-      </w:r>
-      <w:proofErr w:type="spellStart"/>
-      <w:r>
-        <w:rPr>
-          <w:rFonts w:ascii="Arial" w:eastAsia="Times New Roman" w:hAnsi="Arial" w:cs="Arial"/>
+        <w:t>Advertisement</w:t>
+      </w:r>
+      <w:proofErr w:type="spellEnd"/>
+      <w:r>
+        <w:rPr>
+          <w:rFonts w:ascii="Segoe UI" w:eastAsia="Times New Roman" w:hAnsi="Segoe UI" w:cs="Segoe UI"/>
           <w:b/>
           <w:bCs/>
           <w:i/>
@@ -4300,12 +5805,12 @@
           <w:szCs w:val="24"/>
           <w:lang w:eastAsia="tr-TR"/>
         </w:rPr>
-        <w:t>each</w:t>
-      </w:r>
-      <w:proofErr w:type="spellEnd"/>
-      <w:r>
-        <w:rPr>
-          <w:rFonts w:ascii="Arial" w:eastAsia="Times New Roman" w:hAnsi="Arial" w:cs="Arial"/>
+        <w:t xml:space="preserve"> </w:t>
+      </w:r>
+      <w:proofErr w:type="spellStart"/>
+      <w:r>
+        <w:rPr>
+          <w:rFonts w:ascii="Segoe UI" w:eastAsia="Times New Roman" w:hAnsi="Segoe UI" w:cs="Segoe UI"/>
           <w:b/>
           <w:bCs/>
           <w:i/>
@@ -4315,12 +5820,12 @@
           <w:szCs w:val="24"/>
           <w:lang w:eastAsia="tr-TR"/>
         </w:rPr>
-        <w:t xml:space="preserve"> </w:t>
-      </w:r>
-      <w:proofErr w:type="spellStart"/>
-      <w:r>
-        <w:rPr>
-          <w:rFonts w:ascii="Arial" w:eastAsia="Times New Roman" w:hAnsi="Arial" w:cs="Arial"/>
+        <w:t>Type</w:t>
+      </w:r>
+      <w:proofErr w:type="spellEnd"/>
+      <w:r>
+        <w:rPr>
+          <w:rFonts w:ascii="Segoe UI" w:eastAsia="Times New Roman" w:hAnsi="Segoe UI" w:cs="Segoe UI"/>
           <w:b/>
           <w:bCs/>
           <w:i/>
@@ -4330,12 +5835,12 @@
           <w:szCs w:val="24"/>
           <w:lang w:eastAsia="tr-TR"/>
         </w:rPr>
-        <w:t>Advertisement</w:t>
-      </w:r>
-      <w:proofErr w:type="spellEnd"/>
-      <w:r>
-        <w:rPr>
-          <w:rFonts w:ascii="Arial" w:eastAsia="Times New Roman" w:hAnsi="Arial" w:cs="Arial"/>
+        <w:t xml:space="preserve"> </w:t>
+      </w:r>
+      <w:proofErr w:type="spellStart"/>
+      <w:r>
+        <w:rPr>
+          <w:rFonts w:ascii="Segoe UI" w:eastAsia="Times New Roman" w:hAnsi="Segoe UI" w:cs="Segoe UI"/>
           <w:b/>
           <w:bCs/>
           <w:i/>
@@ -4345,12 +5850,12 @@
           <w:szCs w:val="24"/>
           <w:lang w:eastAsia="tr-TR"/>
         </w:rPr>
-        <w:t xml:space="preserve"> </w:t>
-      </w:r>
-      <w:proofErr w:type="spellStart"/>
-      <w:r>
-        <w:rPr>
-          <w:rFonts w:ascii="Arial" w:eastAsia="Times New Roman" w:hAnsi="Arial" w:cs="Arial"/>
+        <w:t>by</w:t>
+      </w:r>
+      <w:proofErr w:type="spellEnd"/>
+      <w:r>
+        <w:rPr>
+          <w:rFonts w:ascii="Segoe UI" w:eastAsia="Times New Roman" w:hAnsi="Segoe UI" w:cs="Segoe UI"/>
           <w:b/>
           <w:bCs/>
           <w:i/>
@@ -4360,12 +5865,12 @@
           <w:szCs w:val="24"/>
           <w:lang w:eastAsia="tr-TR"/>
         </w:rPr>
-        <w:t>Type</w:t>
-      </w:r>
-      <w:proofErr w:type="spellEnd"/>
-      <w:r>
-        <w:rPr>
-          <w:rFonts w:ascii="Arial" w:eastAsia="Times New Roman" w:hAnsi="Arial" w:cs="Arial"/>
+        <w:t xml:space="preserve"> </w:t>
+      </w:r>
+      <w:proofErr w:type="spellStart"/>
+      <w:r>
+        <w:rPr>
+          <w:rFonts w:ascii="Segoe UI" w:eastAsia="Times New Roman" w:hAnsi="Segoe UI" w:cs="Segoe UI"/>
           <w:b/>
           <w:bCs/>
           <w:i/>
@@ -4375,13 +5880,10 @@
           <w:szCs w:val="24"/>
           <w:lang w:eastAsia="tr-TR"/>
         </w:rPr>
-        <w:t>,</w:t>
-      </w:r>
-    </w:p>
-    <w:p>
-      <w:pPr>
-        <w:shd w:val="clear" w:color="auto" w:fill="FFFFFF"/>
-        <w:spacing w:after="0" w:line="240" w:lineRule="auto"/>
+        <w:t>dividing</w:t>
+      </w:r>
+      <w:proofErr w:type="spellEnd"/>
+      <w:r>
         <w:rPr>
           <w:rFonts w:ascii="Segoe UI" w:eastAsia="Times New Roman" w:hAnsi="Segoe UI" w:cs="Segoe UI"/>
           <w:b/>
@@ -4389,27 +5891,255 @@
           <w:i/>
           <w:iCs/>
           <w:color w:val="212529"/>
-          <w:sz w:val="23"/>
-          <w:szCs w:val="23"/>
-          <w:lang w:eastAsia="tr-TR"/>
-        </w:rPr>
-      </w:pPr>
-    </w:p>
-    <w:p>
-      <w:pPr>
-        <w:shd w:val="clear" w:color="auto" w:fill="FFFFFF"/>
-        <w:spacing w:after="0" w:line="240" w:lineRule="auto"/>
-        <w:rPr>
-          <w:rFonts w:ascii="Segoe UI" w:eastAsia="Times New Roman" w:hAnsi="Segoe UI" w:cs="Segoe UI"/>
+          <w:sz w:val="24"/>
+          <w:szCs w:val="24"/>
+          <w:lang w:eastAsia="tr-TR"/>
+        </w:rPr>
+        <w:t xml:space="preserve"> </w:t>
+      </w:r>
+      <w:proofErr w:type="spellStart"/>
+      <w:r>
+        <w:rPr>
+          <w:rFonts w:ascii="Segoe UI" w:eastAsia="Times New Roman" w:hAnsi="Segoe UI" w:cs="Segoe UI"/>
+          <w:b/>
+          <w:bCs/>
           <w:i/>
           <w:iCs/>
           <w:color w:val="212529"/>
-          <w:sz w:val="23"/>
-          <w:szCs w:val="23"/>
-          <w:lang w:eastAsia="tr-TR"/>
-        </w:rPr>
-      </w:pPr>
+          <w:sz w:val="24"/>
+          <w:szCs w:val="24"/>
+          <w:lang w:eastAsia="tr-TR"/>
+        </w:rPr>
+        <w:t>by</w:t>
+      </w:r>
+      <w:proofErr w:type="spellEnd"/>
+      <w:r>
+        <w:rPr>
+          <w:rFonts w:ascii="Segoe UI" w:eastAsia="Times New Roman" w:hAnsi="Segoe UI" w:cs="Segoe UI"/>
+          <w:b/>
+          <w:bCs/>
+          <w:i/>
+          <w:iCs/>
+          <w:color w:val="212529"/>
+          <w:sz w:val="24"/>
+          <w:szCs w:val="24"/>
+          <w:lang w:eastAsia="tr-TR"/>
+        </w:rPr>
+        <w:t xml:space="preserve"> total </w:t>
+      </w:r>
+      <w:proofErr w:type="spellStart"/>
+      <w:r>
+        <w:rPr>
+          <w:rFonts w:ascii="Segoe UI" w:eastAsia="Times New Roman" w:hAnsi="Segoe UI" w:cs="Segoe UI"/>
+          <w:b/>
+          <w:bCs/>
+          <w:i/>
+          <w:iCs/>
+          <w:color w:val="212529"/>
+          <w:sz w:val="24"/>
+          <w:szCs w:val="24"/>
+          <w:lang w:eastAsia="tr-TR"/>
+        </w:rPr>
+        <w:t>count</w:t>
+      </w:r>
+      <w:proofErr w:type="spellEnd"/>
+      <w:r>
+        <w:rPr>
+          <w:rFonts w:ascii="Segoe UI" w:eastAsia="Times New Roman" w:hAnsi="Segoe UI" w:cs="Segoe UI"/>
+          <w:b/>
+          <w:bCs/>
+          <w:i/>
+          <w:iCs/>
+          <w:color w:val="212529"/>
+          <w:sz w:val="24"/>
+          <w:szCs w:val="24"/>
+          <w:lang w:eastAsia="tr-TR"/>
+        </w:rPr>
+        <w:t xml:space="preserve"> of </w:t>
+      </w:r>
+      <w:proofErr w:type="spellStart"/>
+      <w:r>
+        <w:rPr>
+          <w:rFonts w:ascii="Segoe UI" w:eastAsia="Times New Roman" w:hAnsi="Segoe UI" w:cs="Segoe UI"/>
+          <w:b/>
+          <w:bCs/>
+          <w:i/>
+          <w:iCs/>
+          <w:color w:val="212529"/>
+          <w:sz w:val="24"/>
+          <w:szCs w:val="24"/>
+          <w:lang w:eastAsia="tr-TR"/>
+        </w:rPr>
+        <w:t>actions</w:t>
+      </w:r>
+      <w:proofErr w:type="spellEnd"/>
+      <w:r>
+        <w:rPr>
+          <w:rFonts w:ascii="Segoe UI" w:eastAsia="Times New Roman" w:hAnsi="Segoe UI" w:cs="Segoe UI"/>
+          <w:b/>
+          <w:bCs/>
+          <w:i/>
+          <w:iCs/>
+          <w:color w:val="212529"/>
+          <w:sz w:val="24"/>
+          <w:szCs w:val="24"/>
+          <w:lang w:eastAsia="tr-TR"/>
+        </w:rPr>
+        <w:t xml:space="preserve"> </w:t>
+      </w:r>
+      <w:proofErr w:type="spellStart"/>
+      <w:r>
+        <w:rPr>
+          <w:rFonts w:ascii="Segoe UI" w:eastAsia="Times New Roman" w:hAnsi="Segoe UI" w:cs="Segoe UI"/>
+          <w:b/>
+          <w:bCs/>
+          <w:i/>
+          <w:iCs/>
+          <w:color w:val="212529"/>
+          <w:sz w:val="24"/>
+          <w:szCs w:val="24"/>
+          <w:lang w:eastAsia="tr-TR"/>
+        </w:rPr>
+        <w:t>casting</w:t>
+      </w:r>
+      <w:proofErr w:type="spellEnd"/>
+      <w:r>
+        <w:rPr>
+          <w:rFonts w:ascii="Segoe UI" w:eastAsia="Times New Roman" w:hAnsi="Segoe UI" w:cs="Segoe UI"/>
+          <w:b/>
+          <w:bCs/>
+          <w:i/>
+          <w:iCs/>
+          <w:color w:val="212529"/>
+          <w:sz w:val="24"/>
+          <w:szCs w:val="24"/>
+          <w:lang w:eastAsia="tr-TR"/>
+        </w:rPr>
+        <w:t xml:space="preserve"> as </w:t>
+      </w:r>
+      <w:proofErr w:type="spellStart"/>
+      <w:r>
+        <w:rPr>
+          <w:rFonts w:ascii="Segoe UI" w:eastAsia="Times New Roman" w:hAnsi="Segoe UI" w:cs="Segoe UI"/>
+          <w:b/>
+          <w:bCs/>
+          <w:i/>
+          <w:iCs/>
+          <w:color w:val="212529"/>
+          <w:sz w:val="24"/>
+          <w:szCs w:val="24"/>
+          <w:lang w:eastAsia="tr-TR"/>
+        </w:rPr>
+        <w:t>float</w:t>
+      </w:r>
+      <w:proofErr w:type="spellEnd"/>
+      <w:r>
+        <w:rPr>
+          <w:rFonts w:ascii="Segoe UI" w:eastAsia="Times New Roman" w:hAnsi="Segoe UI" w:cs="Segoe UI"/>
+          <w:b/>
+          <w:bCs/>
+          <w:i/>
+          <w:iCs/>
+          <w:color w:val="212529"/>
+          <w:sz w:val="24"/>
+          <w:szCs w:val="24"/>
+          <w:lang w:eastAsia="tr-TR"/>
+        </w:rPr>
+        <w:t xml:space="preserve"> </w:t>
+      </w:r>
+      <w:proofErr w:type="spellStart"/>
+      <w:r>
+        <w:rPr>
+          <w:rFonts w:ascii="Segoe UI" w:eastAsia="Times New Roman" w:hAnsi="Segoe UI" w:cs="Segoe UI"/>
+          <w:b/>
+          <w:bCs/>
+          <w:i/>
+          <w:iCs/>
+          <w:color w:val="212529"/>
+          <w:sz w:val="24"/>
+          <w:szCs w:val="24"/>
+          <w:lang w:eastAsia="tr-TR"/>
+        </w:rPr>
+        <w:t>by</w:t>
+      </w:r>
+      <w:proofErr w:type="spellEnd"/>
+      <w:r>
+        <w:rPr>
+          <w:rFonts w:ascii="Segoe UI" w:eastAsia="Times New Roman" w:hAnsi="Segoe UI" w:cs="Segoe UI"/>
+          <w:b/>
+          <w:bCs/>
+          <w:i/>
+          <w:iCs/>
+          <w:color w:val="212529"/>
+          <w:sz w:val="24"/>
+          <w:szCs w:val="24"/>
+          <w:lang w:eastAsia="tr-TR"/>
+        </w:rPr>
+        <w:t xml:space="preserve"> </w:t>
+      </w:r>
+      <w:proofErr w:type="spellStart"/>
+      <w:r>
+        <w:rPr>
+          <w:rFonts w:ascii="Segoe UI" w:eastAsia="Times New Roman" w:hAnsi="Segoe UI" w:cs="Segoe UI"/>
+          <w:b/>
+          <w:bCs/>
+          <w:i/>
+          <w:iCs/>
+          <w:color w:val="212529"/>
+          <w:sz w:val="24"/>
+          <w:szCs w:val="24"/>
+          <w:lang w:eastAsia="tr-TR"/>
+        </w:rPr>
+        <w:t>multiplying</w:t>
+      </w:r>
+      <w:proofErr w:type="spellEnd"/>
+      <w:r>
+        <w:rPr>
+          <w:rFonts w:ascii="Segoe UI" w:eastAsia="Times New Roman" w:hAnsi="Segoe UI" w:cs="Segoe UI"/>
+          <w:b/>
+          <w:bCs/>
+          <w:i/>
+          <w:iCs/>
+          <w:color w:val="212529"/>
+          <w:sz w:val="24"/>
+          <w:szCs w:val="24"/>
+          <w:lang w:eastAsia="tr-TR"/>
+        </w:rPr>
+        <w:t xml:space="preserve"> </w:t>
+      </w:r>
+      <w:proofErr w:type="spellStart"/>
+      <w:r>
+        <w:rPr>
+          <w:rFonts w:ascii="Segoe UI" w:eastAsia="Times New Roman" w:hAnsi="Segoe UI" w:cs="Segoe UI"/>
+          <w:b/>
+          <w:bCs/>
+          <w:i/>
+          <w:iCs/>
+          <w:color w:val="212529"/>
+          <w:sz w:val="24"/>
+          <w:szCs w:val="24"/>
+          <w:lang w:eastAsia="tr-TR"/>
+        </w:rPr>
+        <w:t>by</w:t>
+      </w:r>
+      <w:proofErr w:type="spellEnd"/>
+      <w:r>
+        <w:rPr>
+          <w:rFonts w:ascii="Segoe UI" w:eastAsia="Times New Roman" w:hAnsi="Segoe UI" w:cs="Segoe UI"/>
+          <w:b/>
+          <w:bCs/>
+          <w:i/>
+          <w:iCs/>
+          <w:color w:val="212529"/>
+          <w:sz w:val="24"/>
+          <w:szCs w:val="24"/>
+          <w:lang w:eastAsia="tr-TR"/>
+        </w:rPr>
+        <w:t xml:space="preserve"> 1.0.</w:t>
+      </w:r>
     </w:p>
+    <w:p/>
+    <w:p/>
     <w:p>
       <w:pPr>
         <w:autoSpaceDE w:val="0"/>
@@ -4456,343 +6186,84 @@
           <w:rFonts w:ascii="Arial" w:hAnsi="Arial" w:cs="Arial"/>
           <w:color w:val="000000"/>
         </w:rPr>
-        <w:t xml:space="preserve"> </w:t>
-      </w:r>
-      <w:proofErr w:type="spellStart"/>
+        <w:t xml:space="preserve"> 100</w:t>
+      </w:r>
+      <w:r>
+        <w:rPr>
+          <w:rFonts w:ascii="Arial" w:hAnsi="Arial" w:cs="Arial"/>
+          <w:color w:val="808080"/>
+        </w:rPr>
+        <w:t>/(</w:t>
+      </w:r>
+      <w:proofErr w:type="spellStart"/>
+      <w:r>
+        <w:rPr>
+          <w:rFonts w:ascii="Arial" w:hAnsi="Arial" w:cs="Arial"/>
+          <w:color w:val="000000"/>
+        </w:rPr>
+        <w:t>Num_Action</w:t>
+      </w:r>
+      <w:proofErr w:type="spellEnd"/>
+      <w:r>
+        <w:rPr>
+          <w:rFonts w:ascii="Arial" w:hAnsi="Arial" w:cs="Arial"/>
+          <w:color w:val="808080"/>
+        </w:rPr>
+        <w:t>/</w:t>
+      </w:r>
+      <w:proofErr w:type="spellStart"/>
+      <w:r>
+        <w:rPr>
+          <w:rFonts w:ascii="Arial" w:hAnsi="Arial" w:cs="Arial"/>
+          <w:color w:val="000000"/>
+        </w:rPr>
+        <w:t>Num_</w:t>
+      </w:r>
       <w:proofErr w:type="gramStart"/>
       <w:r>
         <w:rPr>
           <w:rFonts w:ascii="Arial" w:hAnsi="Arial" w:cs="Arial"/>
-          <w:color w:val="FF00FF"/>
-        </w:rPr>
-        <w:t>Count</w:t>
-      </w:r>
-      <w:proofErr w:type="spellEnd"/>
-      <w:r>
-        <w:rPr>
-          <w:rFonts w:ascii="Arial" w:hAnsi="Arial" w:cs="Arial"/>
-          <w:color w:val="808080"/>
-        </w:rPr>
-        <w:t>(</w:t>
-      </w:r>
-      <w:proofErr w:type="spellStart"/>
+          <w:color w:val="000000"/>
+        </w:rPr>
+        <w:t>Order</w:t>
+      </w:r>
+      <w:proofErr w:type="spellEnd"/>
+      <w:r>
+        <w:rPr>
+          <w:rFonts w:ascii="Arial" w:hAnsi="Arial" w:cs="Arial"/>
+          <w:color w:val="808080"/>
+        </w:rPr>
+        <w:t>)*</w:t>
+      </w:r>
       <w:proofErr w:type="gramEnd"/>
       <w:r>
         <w:rPr>
           <w:rFonts w:ascii="Arial" w:hAnsi="Arial" w:cs="Arial"/>
           <w:color w:val="000000"/>
         </w:rPr>
-        <w:t>Action_m</w:t>
-      </w:r>
-      <w:proofErr w:type="spellEnd"/>
-      <w:r>
-        <w:rPr>
-          <w:rFonts w:ascii="Arial" w:hAnsi="Arial" w:cs="Arial"/>
-          <w:color w:val="808080"/>
-        </w:rPr>
-        <w:t>)</w:t>
-      </w:r>
-      <w:r>
-        <w:rPr>
-          <w:rFonts w:ascii="Arial" w:hAnsi="Arial" w:cs="Arial"/>
-          <w:color w:val="000000"/>
-        </w:rPr>
-        <w:t xml:space="preserve"> </w:t>
+        <w:t xml:space="preserve">0.01 </w:t>
       </w:r>
       <w:r>
         <w:rPr>
           <w:rFonts w:ascii="Arial" w:hAnsi="Arial" w:cs="Arial"/>
           <w:color w:val="0000FF"/>
         </w:rPr>
-        <w:t>As</w:t>
-      </w:r>
-      <w:r>
-        <w:rPr>
-          <w:rFonts w:ascii="Arial" w:hAnsi="Arial" w:cs="Arial"/>
-          <w:color w:val="000000"/>
-        </w:rPr>
-        <w:t xml:space="preserve"> </w:t>
-      </w:r>
-      <w:proofErr w:type="spellStart"/>
-      <w:r>
-        <w:rPr>
-          <w:rFonts w:ascii="Arial" w:hAnsi="Arial" w:cs="Arial"/>
-          <w:color w:val="000000"/>
-        </w:rPr>
-        <w:t>Num_Action</w:t>
-      </w:r>
-      <w:proofErr w:type="spellEnd"/>
-      <w:r>
-        <w:rPr>
-          <w:rFonts w:ascii="Arial" w:hAnsi="Arial" w:cs="Arial"/>
-          <w:color w:val="808080"/>
-        </w:rPr>
-        <w:t>,</w:t>
-      </w:r>
-      <w:r>
-        <w:rPr>
-          <w:rFonts w:ascii="Arial" w:hAnsi="Arial" w:cs="Arial"/>
-          <w:color w:val="0000FF"/>
-        </w:rPr>
-        <w:t xml:space="preserve"> </w:t>
-      </w:r>
-      <w:r>
-        <w:rPr>
-          <w:rFonts w:ascii="Arial" w:hAnsi="Arial" w:cs="Arial"/>
-          <w:color w:val="808080"/>
-        </w:rPr>
-        <w:t>(</w:t>
-      </w:r>
-      <w:r>
-        <w:rPr>
-          <w:rFonts w:ascii="Arial" w:hAnsi="Arial" w:cs="Arial"/>
-          <w:color w:val="0000FF"/>
-        </w:rPr>
-        <w:t>SELECT</w:t>
-      </w:r>
-      <w:r>
-        <w:rPr>
-          <w:rFonts w:ascii="Arial" w:hAnsi="Arial" w:cs="Arial"/>
-          <w:color w:val="000000"/>
-        </w:rPr>
-        <w:t xml:space="preserve"> </w:t>
-      </w:r>
-      <w:proofErr w:type="spellStart"/>
-      <w:r>
-        <w:rPr>
-          <w:rFonts w:ascii="Arial" w:hAnsi="Arial" w:cs="Arial"/>
-          <w:color w:val="FF00FF"/>
-        </w:rPr>
-        <w:t>Count</w:t>
-      </w:r>
-      <w:proofErr w:type="spellEnd"/>
-      <w:r>
-        <w:rPr>
-          <w:rFonts w:ascii="Arial" w:hAnsi="Arial" w:cs="Arial"/>
-          <w:color w:val="808080"/>
-        </w:rPr>
-        <w:t>(</w:t>
-      </w:r>
-      <w:proofErr w:type="spellStart"/>
-      <w:r>
-        <w:rPr>
-          <w:rFonts w:ascii="Arial" w:hAnsi="Arial" w:cs="Arial"/>
-          <w:color w:val="000000"/>
-        </w:rPr>
-        <w:t>Action_m</w:t>
-      </w:r>
-      <w:proofErr w:type="spellEnd"/>
-      <w:r>
-        <w:rPr>
-          <w:rFonts w:ascii="Arial" w:hAnsi="Arial" w:cs="Arial"/>
-          <w:color w:val="808080"/>
-        </w:rPr>
-        <w:t>)</w:t>
-      </w:r>
-      <w:r>
-        <w:rPr>
-          <w:rFonts w:ascii="Arial" w:hAnsi="Arial" w:cs="Arial"/>
-          <w:color w:val="000000"/>
-        </w:rPr>
-        <w:t xml:space="preserve"> </w:t>
-      </w:r>
-      <w:r>
-        <w:rPr>
-          <w:rFonts w:ascii="Arial" w:hAnsi="Arial" w:cs="Arial"/>
-          <w:color w:val="0000FF"/>
-        </w:rPr>
-        <w:t>FROM</w:t>
-      </w:r>
-      <w:r>
-        <w:rPr>
-          <w:rFonts w:ascii="Arial" w:hAnsi="Arial" w:cs="Arial"/>
-          <w:color w:val="000000"/>
-        </w:rPr>
-        <w:t xml:space="preserve"> </w:t>
-      </w:r>
-      <w:proofErr w:type="spellStart"/>
-      <w:r>
-        <w:rPr>
-          <w:rFonts w:ascii="Arial" w:hAnsi="Arial" w:cs="Arial"/>
-          <w:color w:val="000000"/>
-        </w:rPr>
-        <w:t>Actions</w:t>
-      </w:r>
-      <w:proofErr w:type="spellEnd"/>
-      <w:r>
-        <w:rPr>
-          <w:rFonts w:ascii="Arial" w:hAnsi="Arial" w:cs="Arial"/>
-          <w:color w:val="000000"/>
-        </w:rPr>
-        <w:t xml:space="preserve"> </w:t>
-      </w:r>
-      <w:r>
-        <w:rPr>
-          <w:rFonts w:ascii="Arial" w:hAnsi="Arial" w:cs="Arial"/>
-          <w:color w:val="0000FF"/>
-        </w:rPr>
-        <w:t>WHERE</w:t>
-      </w:r>
-      <w:r>
-        <w:rPr>
-          <w:rFonts w:ascii="Arial" w:hAnsi="Arial" w:cs="Arial"/>
-          <w:color w:val="000000"/>
-        </w:rPr>
-        <w:t xml:space="preserve"> </w:t>
-      </w:r>
-      <w:proofErr w:type="spellStart"/>
-      <w:r>
-        <w:rPr>
-          <w:rFonts w:ascii="Arial" w:hAnsi="Arial" w:cs="Arial"/>
-          <w:color w:val="000000"/>
-        </w:rPr>
-        <w:t>Action_m</w:t>
-      </w:r>
-      <w:proofErr w:type="spellEnd"/>
-      <w:r>
-        <w:rPr>
-          <w:rFonts w:ascii="Arial" w:hAnsi="Arial" w:cs="Arial"/>
-          <w:color w:val="000000"/>
-        </w:rPr>
-        <w:t xml:space="preserve"> </w:t>
-      </w:r>
-      <w:r>
-        <w:rPr>
-          <w:rFonts w:ascii="Arial" w:hAnsi="Arial" w:cs="Arial"/>
-          <w:color w:val="808080"/>
-        </w:rPr>
-        <w:t>=</w:t>
-      </w:r>
-      <w:r>
-        <w:rPr>
-          <w:rFonts w:ascii="Arial" w:hAnsi="Arial" w:cs="Arial"/>
-          <w:color w:val="000000"/>
-        </w:rPr>
-        <w:t xml:space="preserve"> </w:t>
-      </w:r>
-      <w:r>
-        <w:rPr>
-          <w:rFonts w:ascii="Arial" w:hAnsi="Arial" w:cs="Arial"/>
-          <w:color w:val="FF0000"/>
-        </w:rPr>
-        <w:t>'</w:t>
-      </w:r>
-      <w:proofErr w:type="spellStart"/>
-      <w:r>
-        <w:rPr>
-          <w:rFonts w:ascii="Arial" w:hAnsi="Arial" w:cs="Arial"/>
-          <w:color w:val="FF0000"/>
-        </w:rPr>
-        <w:t>Order</w:t>
-      </w:r>
-      <w:proofErr w:type="spellEnd"/>
-      <w:r>
-        <w:rPr>
-          <w:rFonts w:ascii="Arial" w:hAnsi="Arial" w:cs="Arial"/>
-          <w:color w:val="FF0000"/>
-        </w:rPr>
-        <w:t>'</w:t>
-      </w:r>
-      <w:r>
-        <w:rPr>
-          <w:rFonts w:ascii="Arial" w:hAnsi="Arial" w:cs="Arial"/>
-          <w:color w:val="000000"/>
-        </w:rPr>
-        <w:t xml:space="preserve"> </w:t>
-      </w:r>
-      <w:r>
-        <w:rPr>
-          <w:rFonts w:ascii="Arial" w:hAnsi="Arial" w:cs="Arial"/>
-          <w:color w:val="808080"/>
-        </w:rPr>
-        <w:t>AND</w:t>
-      </w:r>
-      <w:r>
-        <w:rPr>
-          <w:rFonts w:ascii="Arial" w:hAnsi="Arial" w:cs="Arial"/>
-          <w:color w:val="000000"/>
-        </w:rPr>
-        <w:t xml:space="preserve"> </w:t>
-      </w:r>
-      <w:proofErr w:type="spellStart"/>
-      <w:r>
-        <w:rPr>
-          <w:rFonts w:ascii="Arial" w:hAnsi="Arial" w:cs="Arial"/>
-          <w:color w:val="000000"/>
-        </w:rPr>
-        <w:t>Adv_Type</w:t>
-      </w:r>
-      <w:proofErr w:type="spellEnd"/>
-      <w:r>
-        <w:rPr>
-          <w:rFonts w:ascii="Arial" w:hAnsi="Arial" w:cs="Arial"/>
-          <w:color w:val="000000"/>
-        </w:rPr>
-        <w:t xml:space="preserve"> </w:t>
-      </w:r>
-      <w:r>
-        <w:rPr>
-          <w:rFonts w:ascii="Arial" w:hAnsi="Arial" w:cs="Arial"/>
-          <w:color w:val="808080"/>
-        </w:rPr>
-        <w:t>=</w:t>
-      </w:r>
-      <w:r>
-        <w:rPr>
-          <w:rFonts w:ascii="Arial" w:hAnsi="Arial" w:cs="Arial"/>
-          <w:color w:val="000000"/>
-        </w:rPr>
-        <w:t xml:space="preserve"> </w:t>
-      </w:r>
-      <w:r>
-        <w:rPr>
-          <w:rFonts w:ascii="Arial" w:hAnsi="Arial" w:cs="Arial"/>
-          <w:color w:val="FF0000"/>
-        </w:rPr>
-        <w:t>'A'</w:t>
-      </w:r>
-      <w:r>
-        <w:rPr>
-          <w:rFonts w:ascii="Arial" w:hAnsi="Arial" w:cs="Arial"/>
-          <w:color w:val="000000"/>
-        </w:rPr>
-        <w:t xml:space="preserve"> </w:t>
-      </w:r>
-      <w:r>
-        <w:rPr>
-          <w:rFonts w:ascii="Arial" w:hAnsi="Arial" w:cs="Arial"/>
-          <w:color w:val="808080"/>
-        </w:rPr>
-        <w:t>)</w:t>
-      </w:r>
-      <w:r>
-        <w:rPr>
-          <w:rFonts w:ascii="Arial" w:hAnsi="Arial" w:cs="Arial"/>
-          <w:color w:val="000000"/>
-        </w:rPr>
-        <w:t xml:space="preserve"> </w:t>
-      </w:r>
-      <w:r>
-        <w:rPr>
-          <w:rFonts w:ascii="Arial" w:hAnsi="Arial" w:cs="Arial"/>
-          <w:color w:val="0000FF"/>
-        </w:rPr>
-        <w:t>As</w:t>
-      </w:r>
-      <w:r>
-        <w:rPr>
-          <w:rFonts w:ascii="Arial" w:hAnsi="Arial" w:cs="Arial"/>
-          <w:color w:val="000000"/>
-        </w:rPr>
-        <w:t xml:space="preserve"> </w:t>
-      </w:r>
-      <w:proofErr w:type="spellStart"/>
-      <w:r>
-        <w:rPr>
-          <w:rFonts w:ascii="Arial" w:hAnsi="Arial" w:cs="Arial"/>
-          <w:color w:val="000000"/>
-        </w:rPr>
-        <w:t>Num_order</w:t>
+        <w:t>AS</w:t>
+      </w:r>
+      <w:r>
+        <w:rPr>
+          <w:rFonts w:ascii="Arial" w:hAnsi="Arial" w:cs="Arial"/>
+          <w:color w:val="000000"/>
+        </w:rPr>
+        <w:t xml:space="preserve"> </w:t>
+      </w:r>
+      <w:proofErr w:type="spellStart"/>
+      <w:r>
+        <w:rPr>
+          <w:rFonts w:ascii="Arial" w:hAnsi="Arial" w:cs="Arial"/>
+          <w:color w:val="000000"/>
+        </w:rPr>
+        <w:t>Conversion_Rate</w:t>
       </w:r>
       <w:proofErr w:type="spellEnd"/>
     </w:p>
@@ -4807,11 +6278,201 @@
           <w:color w:val="000000"/>
         </w:rPr>
       </w:pPr>
+      <w:proofErr w:type="gramStart"/>
       <w:r>
         <w:rPr>
           <w:rFonts w:ascii="Arial" w:hAnsi="Arial" w:cs="Arial"/>
           <w:color w:val="0000FF"/>
         </w:rPr>
+        <w:lastRenderedPageBreak/>
+        <w:t xml:space="preserve">FROM  </w:t>
+      </w:r>
+      <w:r>
+        <w:rPr>
+          <w:rFonts w:ascii="Arial" w:hAnsi="Arial" w:cs="Arial"/>
+          <w:color w:val="808080"/>
+        </w:rPr>
+        <w:t>(</w:t>
+      </w:r>
+      <w:proofErr w:type="gramEnd"/>
+      <w:r>
+        <w:rPr>
+          <w:rFonts w:ascii="Arial" w:hAnsi="Arial" w:cs="Arial"/>
+          <w:color w:val="0000FF"/>
+        </w:rPr>
+        <w:t>SELECT</w:t>
+      </w:r>
+      <w:r>
+        <w:rPr>
+          <w:rFonts w:ascii="Arial" w:hAnsi="Arial" w:cs="Arial"/>
+          <w:color w:val="000000"/>
+        </w:rPr>
+        <w:t xml:space="preserve"> </w:t>
+      </w:r>
+      <w:proofErr w:type="spellStart"/>
+      <w:r>
+        <w:rPr>
+          <w:rFonts w:ascii="Arial" w:hAnsi="Arial" w:cs="Arial"/>
+          <w:color w:val="000000"/>
+        </w:rPr>
+        <w:t>Adv_Type</w:t>
+      </w:r>
+      <w:proofErr w:type="spellEnd"/>
+      <w:r>
+        <w:rPr>
+          <w:rFonts w:ascii="Arial" w:hAnsi="Arial" w:cs="Arial"/>
+          <w:color w:val="808080"/>
+        </w:rPr>
+        <w:t>,</w:t>
+      </w:r>
+      <w:r>
+        <w:rPr>
+          <w:rFonts w:ascii="Arial" w:hAnsi="Arial" w:cs="Arial"/>
+          <w:color w:val="000000"/>
+        </w:rPr>
+        <w:t xml:space="preserve"> </w:t>
+      </w:r>
+      <w:proofErr w:type="spellStart"/>
+      <w:r>
+        <w:rPr>
+          <w:rFonts w:ascii="Arial" w:hAnsi="Arial" w:cs="Arial"/>
+          <w:color w:val="FF00FF"/>
+        </w:rPr>
+        <w:t>Count</w:t>
+      </w:r>
+      <w:proofErr w:type="spellEnd"/>
+      <w:r>
+        <w:rPr>
+          <w:rFonts w:ascii="Arial" w:hAnsi="Arial" w:cs="Arial"/>
+          <w:color w:val="808080"/>
+        </w:rPr>
+        <w:t>(</w:t>
+      </w:r>
+      <w:proofErr w:type="spellStart"/>
+      <w:r>
+        <w:rPr>
+          <w:rFonts w:ascii="Arial" w:hAnsi="Arial" w:cs="Arial"/>
+          <w:color w:val="000000"/>
+        </w:rPr>
+        <w:t>Action_m</w:t>
+      </w:r>
+      <w:proofErr w:type="spellEnd"/>
+      <w:r>
+        <w:rPr>
+          <w:rFonts w:ascii="Arial" w:hAnsi="Arial" w:cs="Arial"/>
+          <w:color w:val="808080"/>
+        </w:rPr>
+        <w:t>)</w:t>
+      </w:r>
+      <w:r>
+        <w:rPr>
+          <w:rFonts w:ascii="Arial" w:hAnsi="Arial" w:cs="Arial"/>
+          <w:color w:val="000000"/>
+        </w:rPr>
+        <w:t xml:space="preserve"> </w:t>
+      </w:r>
+      <w:r>
+        <w:rPr>
+          <w:rFonts w:ascii="Arial" w:hAnsi="Arial" w:cs="Arial"/>
+          <w:color w:val="0000FF"/>
+        </w:rPr>
+        <w:t>As</w:t>
+      </w:r>
+      <w:r>
+        <w:rPr>
+          <w:rFonts w:ascii="Arial" w:hAnsi="Arial" w:cs="Arial"/>
+          <w:color w:val="000000"/>
+        </w:rPr>
+        <w:t xml:space="preserve"> </w:t>
+      </w:r>
+      <w:proofErr w:type="spellStart"/>
+      <w:r>
+        <w:rPr>
+          <w:rFonts w:ascii="Arial" w:hAnsi="Arial" w:cs="Arial"/>
+          <w:color w:val="000000"/>
+        </w:rPr>
+        <w:t>Num_Action</w:t>
+      </w:r>
+      <w:proofErr w:type="spellEnd"/>
+      <w:r>
+        <w:rPr>
+          <w:rFonts w:ascii="Arial" w:hAnsi="Arial" w:cs="Arial"/>
+          <w:color w:val="808080"/>
+        </w:rPr>
+        <w:t>,</w:t>
+      </w:r>
+      <w:r>
+        <w:rPr>
+          <w:rFonts w:ascii="Arial" w:hAnsi="Arial" w:cs="Arial"/>
+          <w:color w:val="0000FF"/>
+        </w:rPr>
+        <w:t xml:space="preserve"> </w:t>
+      </w:r>
+      <w:r>
+        <w:rPr>
+          <w:rFonts w:ascii="Arial" w:hAnsi="Arial" w:cs="Arial"/>
+          <w:color w:val="808080"/>
+        </w:rPr>
+        <w:t>(</w:t>
+      </w:r>
+      <w:r>
+        <w:rPr>
+          <w:rFonts w:ascii="Arial" w:hAnsi="Arial" w:cs="Arial"/>
+          <w:color w:val="0000FF"/>
+        </w:rPr>
+        <w:t>SELECT</w:t>
+      </w:r>
+      <w:r>
+        <w:rPr>
+          <w:rFonts w:ascii="Arial" w:hAnsi="Arial" w:cs="Arial"/>
+          <w:color w:val="000000"/>
+        </w:rPr>
+        <w:t xml:space="preserve"> </w:t>
+      </w:r>
+      <w:proofErr w:type="spellStart"/>
+      <w:r>
+        <w:rPr>
+          <w:rFonts w:ascii="Arial" w:hAnsi="Arial" w:cs="Arial"/>
+          <w:color w:val="FF00FF"/>
+        </w:rPr>
+        <w:t>Count</w:t>
+      </w:r>
+      <w:proofErr w:type="spellEnd"/>
+      <w:r>
+        <w:rPr>
+          <w:rFonts w:ascii="Arial" w:hAnsi="Arial" w:cs="Arial"/>
+          <w:color w:val="808080"/>
+        </w:rPr>
+        <w:t>(</w:t>
+      </w:r>
+      <w:proofErr w:type="spellStart"/>
+      <w:r>
+        <w:rPr>
+          <w:rFonts w:ascii="Arial" w:hAnsi="Arial" w:cs="Arial"/>
+          <w:color w:val="000000"/>
+        </w:rPr>
+        <w:t>Action_m</w:t>
+      </w:r>
+      <w:proofErr w:type="spellEnd"/>
+      <w:r>
+        <w:rPr>
+          <w:rFonts w:ascii="Arial" w:hAnsi="Arial" w:cs="Arial"/>
+          <w:color w:val="808080"/>
+        </w:rPr>
+        <w:t>)</w:t>
+      </w:r>
+      <w:r>
+        <w:rPr>
+          <w:rFonts w:ascii="Arial" w:hAnsi="Arial" w:cs="Arial"/>
+          <w:color w:val="000000"/>
+        </w:rPr>
+        <w:t xml:space="preserve"> </w:t>
+      </w:r>
+      <w:r>
+        <w:rPr>
+          <w:rFonts w:ascii="Arial" w:hAnsi="Arial" w:cs="Arial"/>
+          <w:color w:val="0000FF"/>
+        </w:rPr>
         <w:t>FROM</w:t>
       </w:r>
       <w:r>
@@ -4828,6 +6489,182 @@
           <w:color w:val="000000"/>
         </w:rPr>
         <w:t>Actions</w:t>
+      </w:r>
+      <w:proofErr w:type="spellEnd"/>
+      <w:r>
+        <w:rPr>
+          <w:rFonts w:ascii="Arial" w:hAnsi="Arial" w:cs="Arial"/>
+          <w:color w:val="000000"/>
+        </w:rPr>
+        <w:t xml:space="preserve"> </w:t>
+      </w:r>
+      <w:r>
+        <w:rPr>
+          <w:rFonts w:ascii="Arial" w:hAnsi="Arial" w:cs="Arial"/>
+          <w:color w:val="0000FF"/>
+        </w:rPr>
+        <w:t>WHERE</w:t>
+      </w:r>
+      <w:r>
+        <w:rPr>
+          <w:rFonts w:ascii="Arial" w:hAnsi="Arial" w:cs="Arial"/>
+          <w:color w:val="000000"/>
+        </w:rPr>
+        <w:t xml:space="preserve"> </w:t>
+      </w:r>
+      <w:proofErr w:type="spellStart"/>
+      <w:r>
+        <w:rPr>
+          <w:rFonts w:ascii="Arial" w:hAnsi="Arial" w:cs="Arial"/>
+          <w:color w:val="000000"/>
+        </w:rPr>
+        <w:t>Action_m</w:t>
+      </w:r>
+      <w:proofErr w:type="spellEnd"/>
+      <w:r>
+        <w:rPr>
+          <w:rFonts w:ascii="Arial" w:hAnsi="Arial" w:cs="Arial"/>
+          <w:color w:val="000000"/>
+        </w:rPr>
+        <w:t xml:space="preserve"> </w:t>
+      </w:r>
+      <w:r>
+        <w:rPr>
+          <w:rFonts w:ascii="Arial" w:hAnsi="Arial" w:cs="Arial"/>
+          <w:color w:val="808080"/>
+        </w:rPr>
+        <w:t>=</w:t>
+      </w:r>
+      <w:r>
+        <w:rPr>
+          <w:rFonts w:ascii="Arial" w:hAnsi="Arial" w:cs="Arial"/>
+          <w:color w:val="000000"/>
+        </w:rPr>
+        <w:t xml:space="preserve"> </w:t>
+      </w:r>
+      <w:r>
+        <w:rPr>
+          <w:rFonts w:ascii="Arial" w:hAnsi="Arial" w:cs="Arial"/>
+          <w:color w:val="FF0000"/>
+        </w:rPr>
+        <w:t>'</w:t>
+      </w:r>
+      <w:proofErr w:type="spellStart"/>
+      <w:r>
+        <w:rPr>
+          <w:rFonts w:ascii="Arial" w:hAnsi="Arial" w:cs="Arial"/>
+          <w:color w:val="FF0000"/>
+        </w:rPr>
+        <w:t>Order</w:t>
+      </w:r>
+      <w:proofErr w:type="spellEnd"/>
+      <w:r>
+        <w:rPr>
+          <w:rFonts w:ascii="Arial" w:hAnsi="Arial" w:cs="Arial"/>
+          <w:color w:val="FF0000"/>
+        </w:rPr>
+        <w:t>'</w:t>
+      </w:r>
+      <w:r>
+        <w:rPr>
+          <w:rFonts w:ascii="Arial" w:hAnsi="Arial" w:cs="Arial"/>
+          <w:color w:val="000000"/>
+        </w:rPr>
+        <w:t xml:space="preserve"> </w:t>
+      </w:r>
+      <w:r>
+        <w:rPr>
+          <w:rFonts w:ascii="Arial" w:hAnsi="Arial" w:cs="Arial"/>
+          <w:color w:val="808080"/>
+        </w:rPr>
+        <w:t>AND</w:t>
+      </w:r>
+      <w:r>
+        <w:rPr>
+          <w:rFonts w:ascii="Arial" w:hAnsi="Arial" w:cs="Arial"/>
+          <w:color w:val="000000"/>
+        </w:rPr>
+        <w:t xml:space="preserve"> </w:t>
+      </w:r>
+      <w:proofErr w:type="spellStart"/>
+      <w:r>
+        <w:rPr>
+          <w:rFonts w:ascii="Arial" w:hAnsi="Arial" w:cs="Arial"/>
+          <w:color w:val="000000"/>
+        </w:rPr>
+        <w:t>Adv_Type</w:t>
+      </w:r>
+      <w:proofErr w:type="spellEnd"/>
+      <w:r>
+        <w:rPr>
+          <w:rFonts w:ascii="Arial" w:hAnsi="Arial" w:cs="Arial"/>
+          <w:color w:val="000000"/>
+        </w:rPr>
+        <w:t xml:space="preserve"> </w:t>
+      </w:r>
+      <w:r>
+        <w:rPr>
+          <w:rFonts w:ascii="Arial" w:hAnsi="Arial" w:cs="Arial"/>
+          <w:color w:val="808080"/>
+        </w:rPr>
+        <w:t>=</w:t>
+      </w:r>
+      <w:r>
+        <w:rPr>
+          <w:rFonts w:ascii="Arial" w:hAnsi="Arial" w:cs="Arial"/>
+          <w:color w:val="000000"/>
+        </w:rPr>
+        <w:t xml:space="preserve"> </w:t>
+      </w:r>
+      <w:r>
+        <w:rPr>
+          <w:rFonts w:ascii="Arial" w:hAnsi="Arial" w:cs="Arial"/>
+          <w:color w:val="FF0000"/>
+        </w:rPr>
+        <w:t>'A'</w:t>
+      </w:r>
+      <w:r>
+        <w:rPr>
+          <w:rFonts w:ascii="Arial" w:hAnsi="Arial" w:cs="Arial"/>
+          <w:color w:val="000000"/>
+        </w:rPr>
+        <w:t xml:space="preserve"> </w:t>
+      </w:r>
+      <w:r>
+        <w:rPr>
+          <w:rFonts w:ascii="Arial" w:hAnsi="Arial" w:cs="Arial"/>
+          <w:color w:val="808080"/>
+        </w:rPr>
+        <w:t>)</w:t>
+      </w:r>
+      <w:r>
+        <w:rPr>
+          <w:rFonts w:ascii="Arial" w:hAnsi="Arial" w:cs="Arial"/>
+          <w:color w:val="000000"/>
+        </w:rPr>
+        <w:t xml:space="preserve"> </w:t>
+      </w:r>
+      <w:r>
+        <w:rPr>
+          <w:rFonts w:ascii="Arial" w:hAnsi="Arial" w:cs="Arial"/>
+          <w:color w:val="0000FF"/>
+        </w:rPr>
+        <w:t>As</w:t>
+      </w:r>
+      <w:r>
+        <w:rPr>
+          <w:rFonts w:ascii="Arial" w:hAnsi="Arial" w:cs="Arial"/>
+          <w:color w:val="000000"/>
+        </w:rPr>
+        <w:t xml:space="preserve"> </w:t>
+      </w:r>
+      <w:proofErr w:type="spellStart"/>
+      <w:r>
+        <w:rPr>
+          <w:rFonts w:ascii="Arial" w:hAnsi="Arial" w:cs="Arial"/>
+          <w:color w:val="000000"/>
+        </w:rPr>
+        <w:t>Num_order</w:t>
       </w:r>
       <w:proofErr w:type="spellEnd"/>
     </w:p>
@@ -4847,52 +6684,24 @@
           <w:rFonts w:ascii="Arial" w:hAnsi="Arial" w:cs="Arial"/>
           <w:color w:val="0000FF"/>
         </w:rPr>
-        <w:t>WHERE</w:t>
-      </w:r>
-      <w:r>
-        <w:rPr>
-          <w:rFonts w:ascii="Arial" w:hAnsi="Arial" w:cs="Arial"/>
-          <w:color w:val="000000"/>
-        </w:rPr>
-        <w:t xml:space="preserve"> </w:t>
-      </w:r>
-      <w:proofErr w:type="spellStart"/>
-      <w:r>
-        <w:rPr>
-          <w:rFonts w:ascii="Arial" w:hAnsi="Arial" w:cs="Arial"/>
-          <w:color w:val="000000"/>
-        </w:rPr>
-        <w:t>Adv_Type</w:t>
-      </w:r>
-      <w:proofErr w:type="spellEnd"/>
-      <w:r>
-        <w:rPr>
-          <w:rFonts w:ascii="Arial" w:hAnsi="Arial" w:cs="Arial"/>
-          <w:color w:val="000000"/>
-        </w:rPr>
-        <w:t xml:space="preserve"> </w:t>
-      </w:r>
-      <w:r>
-        <w:rPr>
-          <w:rFonts w:ascii="Arial" w:hAnsi="Arial" w:cs="Arial"/>
-          <w:color w:val="808080"/>
-        </w:rPr>
-        <w:t>=</w:t>
-      </w:r>
-      <w:r>
-        <w:rPr>
-          <w:rFonts w:ascii="Arial" w:hAnsi="Arial" w:cs="Arial"/>
-          <w:color w:val="000000"/>
-        </w:rPr>
-        <w:t xml:space="preserve"> </w:t>
-      </w:r>
-      <w:r>
-        <w:rPr>
-          <w:rFonts w:ascii="Arial" w:hAnsi="Arial" w:cs="Arial"/>
-          <w:color w:val="FF0000"/>
-        </w:rPr>
-        <w:t>'A'</w:t>
-      </w:r>
+        <w:t>FROM</w:t>
+      </w:r>
+      <w:r>
+        <w:rPr>
+          <w:rFonts w:ascii="Arial" w:hAnsi="Arial" w:cs="Arial"/>
+          <w:color w:val="000000"/>
+        </w:rPr>
+        <w:t xml:space="preserve"> </w:t>
+      </w:r>
+      <w:proofErr w:type="spellStart"/>
+      <w:r>
+        <w:rPr>
+          <w:rFonts w:ascii="Arial" w:hAnsi="Arial" w:cs="Arial"/>
+          <w:color w:val="000000"/>
+        </w:rPr>
+        <w:t>Actions</w:t>
+      </w:r>
+      <w:proofErr w:type="spellEnd"/>
     </w:p>
     <w:p>
       <w:pPr>
@@ -4910,21 +6719,7 @@
           <w:rFonts w:ascii="Arial" w:hAnsi="Arial" w:cs="Arial"/>
           <w:color w:val="0000FF"/>
         </w:rPr>
-        <w:t>GROUP</w:t>
-      </w:r>
-      <w:r>
-        <w:rPr>
-          <w:rFonts w:ascii="Arial" w:hAnsi="Arial" w:cs="Arial"/>
-          <w:color w:val="000000"/>
-        </w:rPr>
-        <w:t xml:space="preserve"> </w:t>
-      </w:r>
-      <w:r>
-        <w:rPr>
-          <w:rFonts w:ascii="Arial" w:hAnsi="Arial" w:cs="Arial"/>
-          <w:color w:val="0000FF"/>
-        </w:rPr>
-        <w:t>BY</w:t>
+        <w:t>WHERE</w:t>
       </w:r>
       <w:r>
         <w:rPr>
@@ -4942,6 +6737,34 @@
         <w:t>Adv_Type</w:t>
       </w:r>
       <w:proofErr w:type="spellEnd"/>
+      <w:r>
+        <w:rPr>
+          <w:rFonts w:ascii="Arial" w:hAnsi="Arial" w:cs="Arial"/>
+          <w:color w:val="000000"/>
+        </w:rPr>
+        <w:t xml:space="preserve"> </w:t>
+      </w:r>
+      <w:r>
+        <w:rPr>
+          <w:rFonts w:ascii="Arial" w:hAnsi="Arial" w:cs="Arial"/>
+          <w:color w:val="808080"/>
+        </w:rPr>
+        <w:t>=</w:t>
+      </w:r>
+      <w:r>
+        <w:rPr>
+          <w:rFonts w:ascii="Arial" w:hAnsi="Arial" w:cs="Arial"/>
+          <w:color w:val="000000"/>
+        </w:rPr>
+        <w:t xml:space="preserve"> </w:t>
+      </w:r>
+      <w:r>
+        <w:rPr>
+          <w:rFonts w:ascii="Arial" w:hAnsi="Arial" w:cs="Arial"/>
+          <w:color w:val="FF0000"/>
+        </w:rPr>
+        <w:t>'A'</w:t>
+      </w:r>
     </w:p>
     <w:p>
       <w:pPr>
@@ -4954,6 +6777,43 @@
           <w:color w:val="000000"/>
         </w:rPr>
       </w:pPr>
+      <w:r>
+        <w:rPr>
+          <w:rFonts w:ascii="Arial" w:hAnsi="Arial" w:cs="Arial"/>
+          <w:color w:val="0000FF"/>
+        </w:rPr>
+        <w:t>GROUP</w:t>
+      </w:r>
+      <w:r>
+        <w:rPr>
+          <w:rFonts w:ascii="Arial" w:hAnsi="Arial" w:cs="Arial"/>
+          <w:color w:val="000000"/>
+        </w:rPr>
+        <w:t xml:space="preserve"> </w:t>
+      </w:r>
+      <w:r>
+        <w:rPr>
+          <w:rFonts w:ascii="Arial" w:hAnsi="Arial" w:cs="Arial"/>
+          <w:color w:val="0000FF"/>
+        </w:rPr>
+        <w:t>BY</w:t>
+      </w:r>
+      <w:r>
+        <w:rPr>
+          <w:rFonts w:ascii="Arial" w:hAnsi="Arial" w:cs="Arial"/>
+          <w:color w:val="000000"/>
+        </w:rPr>
+        <w:t xml:space="preserve"> </w:t>
+      </w:r>
+      <w:proofErr w:type="spellStart"/>
+      <w:r>
+        <w:rPr>
+          <w:rFonts w:ascii="Arial" w:hAnsi="Arial" w:cs="Arial"/>
+          <w:color w:val="000000"/>
+        </w:rPr>
+        <w:t>Adv_Type</w:t>
+      </w:r>
+      <w:proofErr w:type="spellEnd"/>
     </w:p>
     <w:p>
       <w:pPr>
@@ -4963,16 +6823,9 @@
         <w:spacing w:after="0" w:line="240" w:lineRule="auto"/>
         <w:rPr>
           <w:rFonts w:ascii="Arial" w:hAnsi="Arial" w:cs="Arial"/>
-          <w:color w:val="0000FF"/>
-        </w:rPr>
-      </w:pPr>
-      <w:r>
-        <w:rPr>
-          <w:rFonts w:ascii="Arial" w:hAnsi="Arial" w:cs="Arial"/>
-          <w:color w:val="0000FF"/>
-        </w:rPr>
-        <w:t>UNION</w:t>
-      </w:r>
+          <w:color w:val="000000"/>
+        </w:rPr>
+      </w:pPr>
     </w:p>
     <w:p>
       <w:pPr>
@@ -4982,9 +6835,16 @@
         <w:spacing w:after="0" w:line="240" w:lineRule="auto"/>
         <w:rPr>
           <w:rFonts w:ascii="Arial" w:hAnsi="Arial" w:cs="Arial"/>
-          <w:color w:val="000000"/>
-        </w:rPr>
-      </w:pPr>
+          <w:color w:val="0000FF"/>
+        </w:rPr>
+      </w:pPr>
+      <w:r>
+        <w:rPr>
+          <w:rFonts w:ascii="Arial" w:hAnsi="Arial" w:cs="Arial"/>
+          <w:color w:val="0000FF"/>
+        </w:rPr>
+        <w:t>UNION</w:t>
+      </w:r>
     </w:p>
     <w:p>
       <w:pPr>
@@ -4997,380 +6857,6 @@
           <w:color w:val="000000"/>
         </w:rPr>
       </w:pPr>
-      <w:r>
-        <w:rPr>
-          <w:rFonts w:ascii="Arial" w:hAnsi="Arial" w:cs="Arial"/>
-          <w:color w:val="0000FF"/>
-        </w:rPr>
-        <w:t>SELECT</w:t>
-      </w:r>
-      <w:r>
-        <w:rPr>
-          <w:rFonts w:ascii="Arial" w:hAnsi="Arial" w:cs="Arial"/>
-          <w:color w:val="000000"/>
-        </w:rPr>
-        <w:t xml:space="preserve"> </w:t>
-      </w:r>
-      <w:proofErr w:type="spellStart"/>
-      <w:r>
-        <w:rPr>
-          <w:rFonts w:ascii="Arial" w:hAnsi="Arial" w:cs="Arial"/>
-          <w:color w:val="000000"/>
-        </w:rPr>
-        <w:t>Adv_Type</w:t>
-      </w:r>
-      <w:proofErr w:type="spellEnd"/>
-      <w:r>
-        <w:rPr>
-          <w:rFonts w:ascii="Arial" w:hAnsi="Arial" w:cs="Arial"/>
-          <w:color w:val="808080"/>
-        </w:rPr>
-        <w:t>,</w:t>
-      </w:r>
-      <w:r>
-        <w:rPr>
-          <w:rFonts w:ascii="Arial" w:hAnsi="Arial" w:cs="Arial"/>
-          <w:color w:val="000000"/>
-        </w:rPr>
-        <w:t xml:space="preserve"> </w:t>
-      </w:r>
-      <w:proofErr w:type="spellStart"/>
-      <w:proofErr w:type="gramStart"/>
-      <w:r>
-        <w:rPr>
-          <w:rFonts w:ascii="Arial" w:hAnsi="Arial" w:cs="Arial"/>
-          <w:color w:val="FF00FF"/>
-        </w:rPr>
-        <w:t>Count</w:t>
-      </w:r>
-      <w:proofErr w:type="spellEnd"/>
-      <w:r>
-        <w:rPr>
-          <w:rFonts w:ascii="Arial" w:hAnsi="Arial" w:cs="Arial"/>
-          <w:color w:val="808080"/>
-        </w:rPr>
-        <w:t>(</w:t>
-      </w:r>
-      <w:proofErr w:type="spellStart"/>
-      <w:proofErr w:type="gramEnd"/>
-      <w:r>
-        <w:rPr>
-          <w:rFonts w:ascii="Arial" w:hAnsi="Arial" w:cs="Arial"/>
-          <w:color w:val="000000"/>
-        </w:rPr>
-        <w:t>Action_m</w:t>
-      </w:r>
-      <w:proofErr w:type="spellEnd"/>
-      <w:r>
-        <w:rPr>
-          <w:rFonts w:ascii="Arial" w:hAnsi="Arial" w:cs="Arial"/>
-          <w:color w:val="808080"/>
-        </w:rPr>
-        <w:t>)</w:t>
-      </w:r>
-      <w:r>
-        <w:rPr>
-          <w:rFonts w:ascii="Arial" w:hAnsi="Arial" w:cs="Arial"/>
-          <w:color w:val="000000"/>
-        </w:rPr>
-        <w:t xml:space="preserve"> </w:t>
-      </w:r>
-      <w:r>
-        <w:rPr>
-          <w:rFonts w:ascii="Arial" w:hAnsi="Arial" w:cs="Arial"/>
-          <w:color w:val="0000FF"/>
-        </w:rPr>
-        <w:t>As</w:t>
-      </w:r>
-      <w:r>
-        <w:rPr>
-          <w:rFonts w:ascii="Arial" w:hAnsi="Arial" w:cs="Arial"/>
-          <w:color w:val="000000"/>
-        </w:rPr>
-        <w:t xml:space="preserve"> </w:t>
-      </w:r>
-      <w:proofErr w:type="spellStart"/>
-      <w:r>
-        <w:rPr>
-          <w:rFonts w:ascii="Arial" w:hAnsi="Arial" w:cs="Arial"/>
-          <w:color w:val="000000"/>
-        </w:rPr>
-        <w:t>Num_Action</w:t>
-      </w:r>
-      <w:proofErr w:type="spellEnd"/>
-      <w:r>
-        <w:rPr>
-          <w:rFonts w:ascii="Arial" w:hAnsi="Arial" w:cs="Arial"/>
-          <w:color w:val="808080"/>
-        </w:rPr>
-        <w:t>,</w:t>
-      </w:r>
-      <w:r>
-        <w:rPr>
-          <w:rFonts w:ascii="Arial" w:hAnsi="Arial" w:cs="Arial"/>
-          <w:color w:val="0000FF"/>
-        </w:rPr>
-        <w:t xml:space="preserve"> </w:t>
-      </w:r>
-      <w:r>
-        <w:rPr>
-          <w:rFonts w:ascii="Arial" w:hAnsi="Arial" w:cs="Arial"/>
-          <w:color w:val="808080"/>
-        </w:rPr>
-        <w:t>(</w:t>
-      </w:r>
-      <w:r>
-        <w:rPr>
-          <w:rFonts w:ascii="Arial" w:hAnsi="Arial" w:cs="Arial"/>
-          <w:color w:val="0000FF"/>
-        </w:rPr>
-        <w:t>SELECT</w:t>
-      </w:r>
-      <w:r>
-        <w:rPr>
-          <w:rFonts w:ascii="Arial" w:hAnsi="Arial" w:cs="Arial"/>
-          <w:color w:val="000000"/>
-        </w:rPr>
-        <w:t xml:space="preserve"> </w:t>
-      </w:r>
-      <w:proofErr w:type="spellStart"/>
-      <w:r>
-        <w:rPr>
-          <w:rFonts w:ascii="Arial" w:hAnsi="Arial" w:cs="Arial"/>
-          <w:color w:val="FF00FF"/>
-        </w:rPr>
-        <w:t>Count</w:t>
-      </w:r>
-      <w:proofErr w:type="spellEnd"/>
-      <w:r>
-        <w:rPr>
-          <w:rFonts w:ascii="Arial" w:hAnsi="Arial" w:cs="Arial"/>
-          <w:color w:val="808080"/>
-        </w:rPr>
-        <w:t>(</w:t>
-      </w:r>
-      <w:proofErr w:type="spellStart"/>
-      <w:r>
-        <w:rPr>
-          <w:rFonts w:ascii="Arial" w:hAnsi="Arial" w:cs="Arial"/>
-          <w:color w:val="000000"/>
-        </w:rPr>
-        <w:t>Action_m</w:t>
-      </w:r>
-      <w:proofErr w:type="spellEnd"/>
-      <w:r>
-        <w:rPr>
-          <w:rFonts w:ascii="Arial" w:hAnsi="Arial" w:cs="Arial"/>
-          <w:color w:val="808080"/>
-        </w:rPr>
-        <w:t>)</w:t>
-      </w:r>
-      <w:r>
-        <w:rPr>
-          <w:rFonts w:ascii="Arial" w:hAnsi="Arial" w:cs="Arial"/>
-          <w:color w:val="000000"/>
-        </w:rPr>
-        <w:t xml:space="preserve"> </w:t>
-      </w:r>
-      <w:r>
-        <w:rPr>
-          <w:rFonts w:ascii="Arial" w:hAnsi="Arial" w:cs="Arial"/>
-          <w:color w:val="0000FF"/>
-        </w:rPr>
-        <w:t>FROM</w:t>
-      </w:r>
-      <w:r>
-        <w:rPr>
-          <w:rFonts w:ascii="Arial" w:hAnsi="Arial" w:cs="Arial"/>
-          <w:color w:val="000000"/>
-        </w:rPr>
-        <w:t xml:space="preserve"> </w:t>
-      </w:r>
-      <w:proofErr w:type="spellStart"/>
-      <w:r>
-        <w:rPr>
-          <w:rFonts w:ascii="Arial" w:hAnsi="Arial" w:cs="Arial"/>
-          <w:color w:val="000000"/>
-        </w:rPr>
-        <w:t>Actions</w:t>
-      </w:r>
-      <w:proofErr w:type="spellEnd"/>
-      <w:r>
-        <w:rPr>
-          <w:rFonts w:ascii="Arial" w:hAnsi="Arial" w:cs="Arial"/>
-          <w:color w:val="000000"/>
-        </w:rPr>
-        <w:t xml:space="preserve"> </w:t>
-      </w:r>
-      <w:r>
-        <w:rPr>
-          <w:rFonts w:ascii="Arial" w:hAnsi="Arial" w:cs="Arial"/>
-          <w:color w:val="0000FF"/>
-        </w:rPr>
-        <w:t>WHERE</w:t>
-      </w:r>
-      <w:r>
-        <w:rPr>
-          <w:rFonts w:ascii="Arial" w:hAnsi="Arial" w:cs="Arial"/>
-          <w:color w:val="000000"/>
-        </w:rPr>
-        <w:t xml:space="preserve"> </w:t>
-      </w:r>
-      <w:proofErr w:type="spellStart"/>
-      <w:r>
-        <w:rPr>
-          <w:rFonts w:ascii="Arial" w:hAnsi="Arial" w:cs="Arial"/>
-          <w:color w:val="000000"/>
-        </w:rPr>
-        <w:t>Action_m</w:t>
-      </w:r>
-      <w:proofErr w:type="spellEnd"/>
-      <w:r>
-        <w:rPr>
-          <w:rFonts w:ascii="Arial" w:hAnsi="Arial" w:cs="Arial"/>
-          <w:color w:val="000000"/>
-        </w:rPr>
-        <w:t xml:space="preserve"> </w:t>
-      </w:r>
-      <w:r>
-        <w:rPr>
-          <w:rFonts w:ascii="Arial" w:hAnsi="Arial" w:cs="Arial"/>
-          <w:color w:val="808080"/>
-        </w:rPr>
-        <w:t>=</w:t>
-      </w:r>
-      <w:r>
-        <w:rPr>
-          <w:rFonts w:ascii="Arial" w:hAnsi="Arial" w:cs="Arial"/>
-          <w:color w:val="000000"/>
-        </w:rPr>
-        <w:t xml:space="preserve"> </w:t>
-      </w:r>
-      <w:r>
-        <w:rPr>
-          <w:rFonts w:ascii="Arial" w:hAnsi="Arial" w:cs="Arial"/>
-          <w:color w:val="FF0000"/>
-        </w:rPr>
-        <w:t>'</w:t>
-      </w:r>
-      <w:proofErr w:type="spellStart"/>
-      <w:r>
-        <w:rPr>
-          <w:rFonts w:ascii="Arial" w:hAnsi="Arial" w:cs="Arial"/>
-          <w:color w:val="FF0000"/>
-        </w:rPr>
-        <w:t>Order</w:t>
-      </w:r>
-      <w:proofErr w:type="spellEnd"/>
-      <w:r>
-        <w:rPr>
-          <w:rFonts w:ascii="Arial" w:hAnsi="Arial" w:cs="Arial"/>
-          <w:color w:val="FF0000"/>
-        </w:rPr>
-        <w:t>'</w:t>
-      </w:r>
-      <w:r>
-        <w:rPr>
-          <w:rFonts w:ascii="Arial" w:hAnsi="Arial" w:cs="Arial"/>
-          <w:color w:val="000000"/>
-        </w:rPr>
-        <w:t xml:space="preserve"> </w:t>
-      </w:r>
-      <w:r>
-        <w:rPr>
-          <w:rFonts w:ascii="Arial" w:hAnsi="Arial" w:cs="Arial"/>
-          <w:color w:val="808080"/>
-        </w:rPr>
-        <w:t>AND</w:t>
-      </w:r>
-      <w:r>
-        <w:rPr>
-          <w:rFonts w:ascii="Arial" w:hAnsi="Arial" w:cs="Arial"/>
-          <w:color w:val="000000"/>
-        </w:rPr>
-        <w:t xml:space="preserve"> </w:t>
-      </w:r>
-      <w:proofErr w:type="spellStart"/>
-      <w:r>
-        <w:rPr>
-          <w:rFonts w:ascii="Arial" w:hAnsi="Arial" w:cs="Arial"/>
-          <w:color w:val="000000"/>
-        </w:rPr>
-        <w:t>Adv_Type</w:t>
-      </w:r>
-      <w:proofErr w:type="spellEnd"/>
-      <w:r>
-        <w:rPr>
-          <w:rFonts w:ascii="Arial" w:hAnsi="Arial" w:cs="Arial"/>
-          <w:color w:val="000000"/>
-        </w:rPr>
-        <w:t xml:space="preserve"> </w:t>
-      </w:r>
-      <w:r>
-        <w:rPr>
-          <w:rFonts w:ascii="Arial" w:hAnsi="Arial" w:cs="Arial"/>
-          <w:color w:val="808080"/>
-        </w:rPr>
-        <w:t>=</w:t>
-      </w:r>
-      <w:r>
-        <w:rPr>
-          <w:rFonts w:ascii="Arial" w:hAnsi="Arial" w:cs="Arial"/>
-          <w:color w:val="000000"/>
-        </w:rPr>
-        <w:t xml:space="preserve"> </w:t>
-      </w:r>
-      <w:r>
-        <w:rPr>
-          <w:rFonts w:ascii="Arial" w:hAnsi="Arial" w:cs="Arial"/>
-          <w:color w:val="FF0000"/>
-        </w:rPr>
-        <w:t>'B'</w:t>
-      </w:r>
-      <w:r>
-        <w:rPr>
-          <w:rFonts w:ascii="Arial" w:hAnsi="Arial" w:cs="Arial"/>
-          <w:color w:val="000000"/>
-        </w:rPr>
-        <w:t xml:space="preserve"> </w:t>
-      </w:r>
-      <w:r>
-        <w:rPr>
-          <w:rFonts w:ascii="Arial" w:hAnsi="Arial" w:cs="Arial"/>
-          <w:color w:val="808080"/>
-        </w:rPr>
-        <w:t>)</w:t>
-      </w:r>
-      <w:r>
-        <w:rPr>
-          <w:rFonts w:ascii="Arial" w:hAnsi="Arial" w:cs="Arial"/>
-          <w:color w:val="000000"/>
-        </w:rPr>
-        <w:t xml:space="preserve"> </w:t>
-      </w:r>
-      <w:r>
-        <w:rPr>
-          <w:rFonts w:ascii="Arial" w:hAnsi="Arial" w:cs="Arial"/>
-          <w:color w:val="0000FF"/>
-        </w:rPr>
-        <w:t>As</w:t>
-      </w:r>
-      <w:r>
-        <w:rPr>
-          <w:rFonts w:ascii="Arial" w:hAnsi="Arial" w:cs="Arial"/>
-          <w:color w:val="000000"/>
-        </w:rPr>
-        <w:t xml:space="preserve"> </w:t>
-      </w:r>
-      <w:proofErr w:type="spellStart"/>
-      <w:r>
-        <w:rPr>
-          <w:rFonts w:ascii="Arial" w:hAnsi="Arial" w:cs="Arial"/>
-          <w:color w:val="000000"/>
-        </w:rPr>
-        <w:t>Num_order</w:t>
-      </w:r>
-      <w:proofErr w:type="spellEnd"/>
     </w:p>
     <w:p>
       <w:pPr>
@@ -5388,6 +6874,181 @@
           <w:rFonts w:ascii="Arial" w:hAnsi="Arial" w:cs="Arial"/>
           <w:color w:val="0000FF"/>
         </w:rPr>
+        <w:t>SELECT</w:t>
+      </w:r>
+      <w:r>
+        <w:rPr>
+          <w:rFonts w:ascii="Arial" w:hAnsi="Arial" w:cs="Arial"/>
+          <w:color w:val="000000"/>
+        </w:rPr>
+        <w:t xml:space="preserve"> </w:t>
+      </w:r>
+      <w:proofErr w:type="spellStart"/>
+      <w:r>
+        <w:rPr>
+          <w:rFonts w:ascii="Arial" w:hAnsi="Arial" w:cs="Arial"/>
+          <w:color w:val="000000"/>
+        </w:rPr>
+        <w:t>Adv_Type</w:t>
+      </w:r>
+      <w:proofErr w:type="spellEnd"/>
+      <w:r>
+        <w:rPr>
+          <w:rFonts w:ascii="Arial" w:hAnsi="Arial" w:cs="Arial"/>
+          <w:color w:val="808080"/>
+        </w:rPr>
+        <w:t>,</w:t>
+      </w:r>
+      <w:r>
+        <w:rPr>
+          <w:rFonts w:ascii="Arial" w:hAnsi="Arial" w:cs="Arial"/>
+          <w:color w:val="000000"/>
+        </w:rPr>
+        <w:t xml:space="preserve"> </w:t>
+      </w:r>
+      <w:proofErr w:type="spellStart"/>
+      <w:proofErr w:type="gramStart"/>
+      <w:r>
+        <w:rPr>
+          <w:rFonts w:ascii="Arial" w:hAnsi="Arial" w:cs="Arial"/>
+          <w:color w:val="FF00FF"/>
+        </w:rPr>
+        <w:t>Count</w:t>
+      </w:r>
+      <w:proofErr w:type="spellEnd"/>
+      <w:r>
+        <w:rPr>
+          <w:rFonts w:ascii="Arial" w:hAnsi="Arial" w:cs="Arial"/>
+          <w:color w:val="808080"/>
+        </w:rPr>
+        <w:t>(</w:t>
+      </w:r>
+      <w:proofErr w:type="spellStart"/>
+      <w:proofErr w:type="gramEnd"/>
+      <w:r>
+        <w:rPr>
+          <w:rFonts w:ascii="Arial" w:hAnsi="Arial" w:cs="Arial"/>
+          <w:color w:val="000000"/>
+        </w:rPr>
+        <w:t>Action_m</w:t>
+      </w:r>
+      <w:proofErr w:type="spellEnd"/>
+      <w:r>
+        <w:rPr>
+          <w:rFonts w:ascii="Arial" w:hAnsi="Arial" w:cs="Arial"/>
+          <w:color w:val="808080"/>
+        </w:rPr>
+        <w:t>)</w:t>
+      </w:r>
+      <w:r>
+        <w:rPr>
+          <w:rFonts w:ascii="Arial" w:hAnsi="Arial" w:cs="Arial"/>
+          <w:color w:val="000000"/>
+        </w:rPr>
+        <w:t xml:space="preserve"> </w:t>
+      </w:r>
+      <w:r>
+        <w:rPr>
+          <w:rFonts w:ascii="Arial" w:hAnsi="Arial" w:cs="Arial"/>
+          <w:color w:val="0000FF"/>
+        </w:rPr>
+        <w:t>As</w:t>
+      </w:r>
+      <w:r>
+        <w:rPr>
+          <w:rFonts w:ascii="Arial" w:hAnsi="Arial" w:cs="Arial"/>
+          <w:color w:val="000000"/>
+        </w:rPr>
+        <w:t xml:space="preserve"> </w:t>
+      </w:r>
+      <w:proofErr w:type="spellStart"/>
+      <w:r>
+        <w:rPr>
+          <w:rFonts w:ascii="Arial" w:hAnsi="Arial" w:cs="Arial"/>
+          <w:color w:val="000000"/>
+        </w:rPr>
+        <w:t>Num_Action</w:t>
+      </w:r>
+      <w:proofErr w:type="spellEnd"/>
+      <w:r>
+        <w:rPr>
+          <w:rFonts w:ascii="Arial" w:hAnsi="Arial" w:cs="Arial"/>
+          <w:color w:val="808080"/>
+        </w:rPr>
+        <w:t>,</w:t>
+      </w:r>
+      <w:r>
+        <w:rPr>
+          <w:rFonts w:ascii="Arial" w:hAnsi="Arial" w:cs="Arial"/>
+          <w:color w:val="0000FF"/>
+        </w:rPr>
+        <w:t xml:space="preserve"> </w:t>
+      </w:r>
+      <w:r>
+        <w:rPr>
+          <w:rFonts w:ascii="Arial" w:hAnsi="Arial" w:cs="Arial"/>
+          <w:color w:val="808080"/>
+        </w:rPr>
+        <w:t>(</w:t>
+      </w:r>
+      <w:r>
+        <w:rPr>
+          <w:rFonts w:ascii="Arial" w:hAnsi="Arial" w:cs="Arial"/>
+          <w:color w:val="0000FF"/>
+        </w:rPr>
+        <w:t>SELECT</w:t>
+      </w:r>
+      <w:r>
+        <w:rPr>
+          <w:rFonts w:ascii="Arial" w:hAnsi="Arial" w:cs="Arial"/>
+          <w:color w:val="000000"/>
+        </w:rPr>
+        <w:t xml:space="preserve"> </w:t>
+      </w:r>
+      <w:proofErr w:type="spellStart"/>
+      <w:r>
+        <w:rPr>
+          <w:rFonts w:ascii="Arial" w:hAnsi="Arial" w:cs="Arial"/>
+          <w:color w:val="FF00FF"/>
+        </w:rPr>
+        <w:t>Count</w:t>
+      </w:r>
+      <w:proofErr w:type="spellEnd"/>
+      <w:r>
+        <w:rPr>
+          <w:rFonts w:ascii="Arial" w:hAnsi="Arial" w:cs="Arial"/>
+          <w:color w:val="808080"/>
+        </w:rPr>
+        <w:t>(</w:t>
+      </w:r>
+      <w:proofErr w:type="spellStart"/>
+      <w:r>
+        <w:rPr>
+          <w:rFonts w:ascii="Arial" w:hAnsi="Arial" w:cs="Arial"/>
+          <w:color w:val="000000"/>
+        </w:rPr>
+        <w:t>Action_m</w:t>
+      </w:r>
+      <w:proofErr w:type="spellEnd"/>
+      <w:r>
+        <w:rPr>
+          <w:rFonts w:ascii="Arial" w:hAnsi="Arial" w:cs="Arial"/>
+          <w:color w:val="808080"/>
+        </w:rPr>
+        <w:t>)</w:t>
+      </w:r>
+      <w:r>
+        <w:rPr>
+          <w:rFonts w:ascii="Arial" w:hAnsi="Arial" w:cs="Arial"/>
+          <w:color w:val="000000"/>
+        </w:rPr>
+        <w:t xml:space="preserve"> </w:t>
+      </w:r>
+      <w:r>
+        <w:rPr>
+          <w:rFonts w:ascii="Arial" w:hAnsi="Arial" w:cs="Arial"/>
+          <w:color w:val="0000FF"/>
+        </w:rPr>
         <w:t>FROM</w:t>
       </w:r>
       <w:r>
@@ -5404,6 +7065,182 @@
           <w:color w:val="000000"/>
         </w:rPr>
         <w:t>Actions</w:t>
+      </w:r>
+      <w:proofErr w:type="spellEnd"/>
+      <w:r>
+        <w:rPr>
+          <w:rFonts w:ascii="Arial" w:hAnsi="Arial" w:cs="Arial"/>
+          <w:color w:val="000000"/>
+        </w:rPr>
+        <w:t xml:space="preserve"> </w:t>
+      </w:r>
+      <w:r>
+        <w:rPr>
+          <w:rFonts w:ascii="Arial" w:hAnsi="Arial" w:cs="Arial"/>
+          <w:color w:val="0000FF"/>
+        </w:rPr>
+        <w:t>WHERE</w:t>
+      </w:r>
+      <w:r>
+        <w:rPr>
+          <w:rFonts w:ascii="Arial" w:hAnsi="Arial" w:cs="Arial"/>
+          <w:color w:val="000000"/>
+        </w:rPr>
+        <w:t xml:space="preserve"> </w:t>
+      </w:r>
+      <w:proofErr w:type="spellStart"/>
+      <w:r>
+        <w:rPr>
+          <w:rFonts w:ascii="Arial" w:hAnsi="Arial" w:cs="Arial"/>
+          <w:color w:val="000000"/>
+        </w:rPr>
+        <w:t>Action_m</w:t>
+      </w:r>
+      <w:proofErr w:type="spellEnd"/>
+      <w:r>
+        <w:rPr>
+          <w:rFonts w:ascii="Arial" w:hAnsi="Arial" w:cs="Arial"/>
+          <w:color w:val="000000"/>
+        </w:rPr>
+        <w:t xml:space="preserve"> </w:t>
+      </w:r>
+      <w:r>
+        <w:rPr>
+          <w:rFonts w:ascii="Arial" w:hAnsi="Arial" w:cs="Arial"/>
+          <w:color w:val="808080"/>
+        </w:rPr>
+        <w:t>=</w:t>
+      </w:r>
+      <w:r>
+        <w:rPr>
+          <w:rFonts w:ascii="Arial" w:hAnsi="Arial" w:cs="Arial"/>
+          <w:color w:val="000000"/>
+        </w:rPr>
+        <w:t xml:space="preserve"> </w:t>
+      </w:r>
+      <w:r>
+        <w:rPr>
+          <w:rFonts w:ascii="Arial" w:hAnsi="Arial" w:cs="Arial"/>
+          <w:color w:val="FF0000"/>
+        </w:rPr>
+        <w:t>'</w:t>
+      </w:r>
+      <w:proofErr w:type="spellStart"/>
+      <w:r>
+        <w:rPr>
+          <w:rFonts w:ascii="Arial" w:hAnsi="Arial" w:cs="Arial"/>
+          <w:color w:val="FF0000"/>
+        </w:rPr>
+        <w:t>Order</w:t>
+      </w:r>
+      <w:proofErr w:type="spellEnd"/>
+      <w:r>
+        <w:rPr>
+          <w:rFonts w:ascii="Arial" w:hAnsi="Arial" w:cs="Arial"/>
+          <w:color w:val="FF0000"/>
+        </w:rPr>
+        <w:t>'</w:t>
+      </w:r>
+      <w:r>
+        <w:rPr>
+          <w:rFonts w:ascii="Arial" w:hAnsi="Arial" w:cs="Arial"/>
+          <w:color w:val="000000"/>
+        </w:rPr>
+        <w:t xml:space="preserve"> </w:t>
+      </w:r>
+      <w:r>
+        <w:rPr>
+          <w:rFonts w:ascii="Arial" w:hAnsi="Arial" w:cs="Arial"/>
+          <w:color w:val="808080"/>
+        </w:rPr>
+        <w:t>AND</w:t>
+      </w:r>
+      <w:r>
+        <w:rPr>
+          <w:rFonts w:ascii="Arial" w:hAnsi="Arial" w:cs="Arial"/>
+          <w:color w:val="000000"/>
+        </w:rPr>
+        <w:t xml:space="preserve"> </w:t>
+      </w:r>
+      <w:proofErr w:type="spellStart"/>
+      <w:r>
+        <w:rPr>
+          <w:rFonts w:ascii="Arial" w:hAnsi="Arial" w:cs="Arial"/>
+          <w:color w:val="000000"/>
+        </w:rPr>
+        <w:t>Adv_Type</w:t>
+      </w:r>
+      <w:proofErr w:type="spellEnd"/>
+      <w:r>
+        <w:rPr>
+          <w:rFonts w:ascii="Arial" w:hAnsi="Arial" w:cs="Arial"/>
+          <w:color w:val="000000"/>
+        </w:rPr>
+        <w:t xml:space="preserve"> </w:t>
+      </w:r>
+      <w:r>
+        <w:rPr>
+          <w:rFonts w:ascii="Arial" w:hAnsi="Arial" w:cs="Arial"/>
+          <w:color w:val="808080"/>
+        </w:rPr>
+        <w:t>=</w:t>
+      </w:r>
+      <w:r>
+        <w:rPr>
+          <w:rFonts w:ascii="Arial" w:hAnsi="Arial" w:cs="Arial"/>
+          <w:color w:val="000000"/>
+        </w:rPr>
+        <w:t xml:space="preserve"> </w:t>
+      </w:r>
+      <w:r>
+        <w:rPr>
+          <w:rFonts w:ascii="Arial" w:hAnsi="Arial" w:cs="Arial"/>
+          <w:color w:val="FF0000"/>
+        </w:rPr>
+        <w:t>'B'</w:t>
+      </w:r>
+      <w:r>
+        <w:rPr>
+          <w:rFonts w:ascii="Arial" w:hAnsi="Arial" w:cs="Arial"/>
+          <w:color w:val="000000"/>
+        </w:rPr>
+        <w:t xml:space="preserve"> </w:t>
+      </w:r>
+      <w:r>
+        <w:rPr>
+          <w:rFonts w:ascii="Arial" w:hAnsi="Arial" w:cs="Arial"/>
+          <w:color w:val="808080"/>
+        </w:rPr>
+        <w:t>)</w:t>
+      </w:r>
+      <w:r>
+        <w:rPr>
+          <w:rFonts w:ascii="Arial" w:hAnsi="Arial" w:cs="Arial"/>
+          <w:color w:val="000000"/>
+        </w:rPr>
+        <w:t xml:space="preserve"> </w:t>
+      </w:r>
+      <w:r>
+        <w:rPr>
+          <w:rFonts w:ascii="Arial" w:hAnsi="Arial" w:cs="Arial"/>
+          <w:color w:val="0000FF"/>
+        </w:rPr>
+        <w:t>As</w:t>
+      </w:r>
+      <w:r>
+        <w:rPr>
+          <w:rFonts w:ascii="Arial" w:hAnsi="Arial" w:cs="Arial"/>
+          <w:color w:val="000000"/>
+        </w:rPr>
+        <w:t xml:space="preserve"> </w:t>
+      </w:r>
+      <w:proofErr w:type="spellStart"/>
+      <w:r>
+        <w:rPr>
+          <w:rFonts w:ascii="Arial" w:hAnsi="Arial" w:cs="Arial"/>
+          <w:color w:val="000000"/>
+        </w:rPr>
+        <w:t>Num_order</w:t>
       </w:r>
       <w:proofErr w:type="spellEnd"/>
     </w:p>
@@ -5423,726 +7260,25 @@
           <w:rFonts w:ascii="Arial" w:hAnsi="Arial" w:cs="Arial"/>
           <w:color w:val="0000FF"/>
         </w:rPr>
-        <w:t>WHERE</w:t>
-      </w:r>
-      <w:r>
-        <w:rPr>
-          <w:rFonts w:ascii="Arial" w:hAnsi="Arial" w:cs="Arial"/>
-          <w:color w:val="000000"/>
-        </w:rPr>
-        <w:t xml:space="preserve"> </w:t>
-      </w:r>
-      <w:proofErr w:type="spellStart"/>
-      <w:r>
-        <w:rPr>
-          <w:rFonts w:ascii="Arial" w:hAnsi="Arial" w:cs="Arial"/>
-          <w:color w:val="000000"/>
-        </w:rPr>
-        <w:t>Adv_Type</w:t>
-      </w:r>
-      <w:proofErr w:type="spellEnd"/>
-      <w:r>
-        <w:rPr>
-          <w:rFonts w:ascii="Arial" w:hAnsi="Arial" w:cs="Arial"/>
-          <w:color w:val="000000"/>
-        </w:rPr>
-        <w:t xml:space="preserve"> </w:t>
-      </w:r>
-      <w:r>
-        <w:rPr>
-          <w:rFonts w:ascii="Arial" w:hAnsi="Arial" w:cs="Arial"/>
-          <w:color w:val="808080"/>
-        </w:rPr>
-        <w:t>=</w:t>
-      </w:r>
-      <w:r>
-        <w:rPr>
-          <w:rFonts w:ascii="Arial" w:hAnsi="Arial" w:cs="Arial"/>
-          <w:color w:val="000000"/>
-        </w:rPr>
-        <w:t xml:space="preserve"> </w:t>
-      </w:r>
-      <w:r>
-        <w:rPr>
-          <w:rFonts w:ascii="Arial" w:hAnsi="Arial" w:cs="Arial"/>
-          <w:color w:val="FF0000"/>
-        </w:rPr>
-        <w:t>'B'</w:t>
-      </w:r>
+        <w:t>FROM</w:t>
+      </w:r>
+      <w:r>
+        <w:rPr>
+          <w:rFonts w:ascii="Arial" w:hAnsi="Arial" w:cs="Arial"/>
+          <w:color w:val="000000"/>
+        </w:rPr>
+        <w:t xml:space="preserve"> </w:t>
+      </w:r>
+      <w:proofErr w:type="spellStart"/>
+      <w:r>
+        <w:rPr>
+          <w:rFonts w:ascii="Arial" w:hAnsi="Arial" w:cs="Arial"/>
+          <w:color w:val="000000"/>
+        </w:rPr>
+        <w:t>Actions</w:t>
+      </w:r>
+      <w:proofErr w:type="spellEnd"/>
     </w:p>
-    <w:p>
-      <w:pPr>
-        <w:shd w:val="clear" w:color="auto" w:fill="FFFFFF"/>
-        <w:spacing w:after="0" w:line="240" w:lineRule="auto"/>
-        <w:rPr>
-          <w:rFonts w:ascii="Arial" w:eastAsia="Times New Roman" w:hAnsi="Arial" w:cs="Arial"/>
-          <w:i/>
-          <w:iCs/>
-          <w:color w:val="212529"/>
-          <w:lang w:eastAsia="tr-TR"/>
-        </w:rPr>
-      </w:pPr>
-      <w:r>
-        <w:rPr>
-          <w:rFonts w:ascii="Arial" w:hAnsi="Arial" w:cs="Arial"/>
-          <w:color w:val="0000FF"/>
-        </w:rPr>
-        <w:t>GROUP</w:t>
-      </w:r>
-      <w:r>
-        <w:rPr>
-          <w:rFonts w:ascii="Arial" w:hAnsi="Arial" w:cs="Arial"/>
-          <w:color w:val="000000"/>
-        </w:rPr>
-        <w:t xml:space="preserve"> </w:t>
-      </w:r>
-      <w:r>
-        <w:rPr>
-          <w:rFonts w:ascii="Arial" w:hAnsi="Arial" w:cs="Arial"/>
-          <w:color w:val="0000FF"/>
-        </w:rPr>
-        <w:t>BY</w:t>
-      </w:r>
-      <w:r>
-        <w:rPr>
-          <w:rFonts w:ascii="Arial" w:hAnsi="Arial" w:cs="Arial"/>
-          <w:color w:val="000000"/>
-        </w:rPr>
-        <w:t xml:space="preserve"> </w:t>
-      </w:r>
-      <w:proofErr w:type="spellStart"/>
-      <w:r>
-        <w:rPr>
-          <w:rFonts w:ascii="Arial" w:hAnsi="Arial" w:cs="Arial"/>
-          <w:color w:val="000000"/>
-        </w:rPr>
-        <w:t>Adv_Type</w:t>
-      </w:r>
-      <w:proofErr w:type="spellEnd"/>
-    </w:p>
-    <w:p>
-      <w:pPr>
-        <w:shd w:val="clear" w:color="auto" w:fill="FFFFFF"/>
-        <w:spacing w:after="0" w:line="240" w:lineRule="auto"/>
-        <w:rPr>
-          <w:rFonts w:ascii="Segoe UI" w:eastAsia="Times New Roman" w:hAnsi="Segoe UI" w:cs="Segoe UI"/>
-          <w:color w:val="212529"/>
-          <w:sz w:val="23"/>
-          <w:szCs w:val="23"/>
-          <w:lang w:eastAsia="tr-TR"/>
-        </w:rPr>
-      </w:pPr>
-    </w:p>
-    <w:p>
-      <w:pPr>
-        <w:shd w:val="clear" w:color="auto" w:fill="FFFFFF"/>
-        <w:spacing w:after="0" w:line="240" w:lineRule="auto"/>
-        <w:rPr>
-          <w:rFonts w:ascii="Segoe UI" w:eastAsia="Times New Roman" w:hAnsi="Segoe UI" w:cs="Segoe UI"/>
-          <w:i/>
-          <w:iCs/>
-          <w:color w:val="212529"/>
-          <w:sz w:val="23"/>
-          <w:szCs w:val="23"/>
-          <w:lang w:eastAsia="tr-TR"/>
-        </w:rPr>
-      </w:pPr>
-      <w:r>
-        <w:rPr>
-          <w:rFonts w:ascii="Segoe UI" w:eastAsia="Times New Roman" w:hAnsi="Segoe UI" w:cs="Segoe UI"/>
-          <w:i/>
-          <w:iCs/>
-          <w:color w:val="212529"/>
-          <w:sz w:val="23"/>
-          <w:szCs w:val="23"/>
-          <w:lang w:eastAsia="tr-TR"/>
-        </w:rPr>
-        <w:t> </w:t>
-      </w:r>
-    </w:p>
-    <w:p>
-      <w:pPr>
-        <w:shd w:val="clear" w:color="auto" w:fill="FFFFFF"/>
-        <w:spacing w:after="0" w:line="240" w:lineRule="auto"/>
-        <w:rPr>
-          <w:rFonts w:ascii="Segoe UI" w:eastAsia="Times New Roman" w:hAnsi="Segoe UI" w:cs="Segoe UI"/>
-          <w:i/>
-          <w:iCs/>
-          <w:color w:val="212529"/>
-          <w:sz w:val="23"/>
-          <w:szCs w:val="23"/>
-          <w:lang w:eastAsia="tr-TR"/>
-        </w:rPr>
-      </w:pPr>
-    </w:p>
-    <w:p>
-      <w:pPr>
-        <w:shd w:val="clear" w:color="auto" w:fill="FFFFFF"/>
-        <w:spacing w:after="0" w:line="240" w:lineRule="auto"/>
-        <w:rPr>
-          <w:rFonts w:ascii="Segoe UI" w:eastAsia="Times New Roman" w:hAnsi="Segoe UI" w:cs="Segoe UI"/>
-          <w:i/>
-          <w:iCs/>
-          <w:color w:val="212529"/>
-          <w:sz w:val="23"/>
-          <w:szCs w:val="23"/>
-          <w:lang w:eastAsia="tr-TR"/>
-        </w:rPr>
-      </w:pPr>
-    </w:p>
-    <w:p>
-      <w:pPr>
-        <w:shd w:val="clear" w:color="auto" w:fill="FFFFFF"/>
-        <w:spacing w:after="0" w:line="240" w:lineRule="auto"/>
-        <w:rPr>
-          <w:rFonts w:ascii="Segoe UI" w:eastAsia="Times New Roman" w:hAnsi="Segoe UI" w:cs="Segoe UI"/>
-          <w:color w:val="212529"/>
-          <w:sz w:val="23"/>
-          <w:szCs w:val="23"/>
-          <w:lang w:eastAsia="tr-TR"/>
-        </w:rPr>
-      </w:pPr>
-    </w:p>
-    <w:p>
-      <w:pPr>
-        <w:shd w:val="clear" w:color="auto" w:fill="FFFFFF"/>
-        <w:spacing w:after="0" w:line="240" w:lineRule="auto"/>
-        <w:rPr>
-          <w:rFonts w:ascii="Segoe UI" w:eastAsia="Times New Roman" w:hAnsi="Segoe UI" w:cs="Segoe UI"/>
-          <w:b/>
-          <w:bCs/>
-          <w:color w:val="212529"/>
-          <w:sz w:val="24"/>
-          <w:szCs w:val="24"/>
-          <w:lang w:eastAsia="tr-TR"/>
-        </w:rPr>
-      </w:pPr>
-      <w:r>
-        <w:rPr>
-          <w:rFonts w:ascii="Segoe UI" w:eastAsia="Times New Roman" w:hAnsi="Segoe UI" w:cs="Segoe UI"/>
-          <w:b/>
-          <w:bCs/>
-          <w:color w:val="212529"/>
-          <w:sz w:val="24"/>
-          <w:szCs w:val="24"/>
-          <w:lang w:eastAsia="tr-TR"/>
-        </w:rPr>
-        <w:lastRenderedPageBreak/>
-        <w:t>c.    </w:t>
-      </w:r>
-      <w:proofErr w:type="spellStart"/>
-      <w:r>
-        <w:rPr>
-          <w:rFonts w:ascii="Segoe UI" w:eastAsia="Times New Roman" w:hAnsi="Segoe UI" w:cs="Segoe UI"/>
-          <w:b/>
-          <w:bCs/>
-          <w:i/>
-          <w:iCs/>
-          <w:color w:val="212529"/>
-          <w:sz w:val="24"/>
-          <w:szCs w:val="24"/>
-          <w:lang w:eastAsia="tr-TR"/>
-        </w:rPr>
-        <w:t>Calculate</w:t>
-      </w:r>
-      <w:proofErr w:type="spellEnd"/>
-      <w:r>
-        <w:rPr>
-          <w:rFonts w:ascii="Segoe UI" w:eastAsia="Times New Roman" w:hAnsi="Segoe UI" w:cs="Segoe UI"/>
-          <w:b/>
-          <w:bCs/>
-          <w:i/>
-          <w:iCs/>
-          <w:color w:val="212529"/>
-          <w:sz w:val="24"/>
-          <w:szCs w:val="24"/>
-          <w:lang w:eastAsia="tr-TR"/>
-        </w:rPr>
-        <w:t xml:space="preserve"> </w:t>
-      </w:r>
-      <w:proofErr w:type="spellStart"/>
-      <w:r>
-        <w:rPr>
-          <w:rFonts w:ascii="Segoe UI" w:eastAsia="Times New Roman" w:hAnsi="Segoe UI" w:cs="Segoe UI"/>
-          <w:b/>
-          <w:bCs/>
-          <w:i/>
-          <w:iCs/>
-          <w:color w:val="212529"/>
-          <w:sz w:val="24"/>
-          <w:szCs w:val="24"/>
-          <w:lang w:eastAsia="tr-TR"/>
-        </w:rPr>
-        <w:t>Orders</w:t>
-      </w:r>
-      <w:proofErr w:type="spellEnd"/>
-      <w:r>
-        <w:rPr>
-          <w:rFonts w:ascii="Segoe UI" w:eastAsia="Times New Roman" w:hAnsi="Segoe UI" w:cs="Segoe UI"/>
-          <w:b/>
-          <w:bCs/>
-          <w:i/>
-          <w:iCs/>
-          <w:color w:val="212529"/>
-          <w:sz w:val="24"/>
-          <w:szCs w:val="24"/>
-          <w:lang w:eastAsia="tr-TR"/>
-        </w:rPr>
-        <w:t xml:space="preserve"> (Conversion) </w:t>
-      </w:r>
-      <w:proofErr w:type="spellStart"/>
-      <w:r>
-        <w:rPr>
-          <w:rFonts w:ascii="Segoe UI" w:eastAsia="Times New Roman" w:hAnsi="Segoe UI" w:cs="Segoe UI"/>
-          <w:b/>
-          <w:bCs/>
-          <w:i/>
-          <w:iCs/>
-          <w:color w:val="212529"/>
-          <w:sz w:val="24"/>
-          <w:szCs w:val="24"/>
-          <w:lang w:eastAsia="tr-TR"/>
-        </w:rPr>
-        <w:t>rates</w:t>
-      </w:r>
-      <w:proofErr w:type="spellEnd"/>
-      <w:r>
-        <w:rPr>
-          <w:rFonts w:ascii="Segoe UI" w:eastAsia="Times New Roman" w:hAnsi="Segoe UI" w:cs="Segoe UI"/>
-          <w:b/>
-          <w:bCs/>
-          <w:i/>
-          <w:iCs/>
-          <w:color w:val="212529"/>
-          <w:sz w:val="24"/>
-          <w:szCs w:val="24"/>
-          <w:lang w:eastAsia="tr-TR"/>
-        </w:rPr>
-        <w:t xml:space="preserve"> </w:t>
-      </w:r>
-      <w:proofErr w:type="spellStart"/>
-      <w:r>
-        <w:rPr>
-          <w:rFonts w:ascii="Segoe UI" w:eastAsia="Times New Roman" w:hAnsi="Segoe UI" w:cs="Segoe UI"/>
-          <w:b/>
-          <w:bCs/>
-          <w:i/>
-          <w:iCs/>
-          <w:color w:val="212529"/>
-          <w:sz w:val="24"/>
-          <w:szCs w:val="24"/>
-          <w:lang w:eastAsia="tr-TR"/>
-        </w:rPr>
-        <w:t>for</w:t>
-      </w:r>
-      <w:proofErr w:type="spellEnd"/>
-      <w:r>
-        <w:rPr>
-          <w:rFonts w:ascii="Segoe UI" w:eastAsia="Times New Roman" w:hAnsi="Segoe UI" w:cs="Segoe UI"/>
-          <w:b/>
-          <w:bCs/>
-          <w:i/>
-          <w:iCs/>
-          <w:color w:val="212529"/>
-          <w:sz w:val="24"/>
-          <w:szCs w:val="24"/>
-          <w:lang w:eastAsia="tr-TR"/>
-        </w:rPr>
-        <w:t xml:space="preserve"> </w:t>
-      </w:r>
-      <w:proofErr w:type="spellStart"/>
-      <w:r>
-        <w:rPr>
-          <w:rFonts w:ascii="Segoe UI" w:eastAsia="Times New Roman" w:hAnsi="Segoe UI" w:cs="Segoe UI"/>
-          <w:b/>
-          <w:bCs/>
-          <w:i/>
-          <w:iCs/>
-          <w:color w:val="212529"/>
-          <w:sz w:val="24"/>
-          <w:szCs w:val="24"/>
-          <w:lang w:eastAsia="tr-TR"/>
-        </w:rPr>
-        <w:t>each</w:t>
-      </w:r>
-      <w:proofErr w:type="spellEnd"/>
-      <w:r>
-        <w:rPr>
-          <w:rFonts w:ascii="Segoe UI" w:eastAsia="Times New Roman" w:hAnsi="Segoe UI" w:cs="Segoe UI"/>
-          <w:b/>
-          <w:bCs/>
-          <w:i/>
-          <w:iCs/>
-          <w:color w:val="212529"/>
-          <w:sz w:val="24"/>
-          <w:szCs w:val="24"/>
-          <w:lang w:eastAsia="tr-TR"/>
-        </w:rPr>
-        <w:t xml:space="preserve"> </w:t>
-      </w:r>
-      <w:proofErr w:type="spellStart"/>
-      <w:r>
-        <w:rPr>
-          <w:rFonts w:ascii="Segoe UI" w:eastAsia="Times New Roman" w:hAnsi="Segoe UI" w:cs="Segoe UI"/>
-          <w:b/>
-          <w:bCs/>
-          <w:i/>
-          <w:iCs/>
-          <w:color w:val="212529"/>
-          <w:sz w:val="24"/>
-          <w:szCs w:val="24"/>
-          <w:lang w:eastAsia="tr-TR"/>
-        </w:rPr>
-        <w:t>Advertisement</w:t>
-      </w:r>
-      <w:proofErr w:type="spellEnd"/>
-      <w:r>
-        <w:rPr>
-          <w:rFonts w:ascii="Segoe UI" w:eastAsia="Times New Roman" w:hAnsi="Segoe UI" w:cs="Segoe UI"/>
-          <w:b/>
-          <w:bCs/>
-          <w:i/>
-          <w:iCs/>
-          <w:color w:val="212529"/>
-          <w:sz w:val="24"/>
-          <w:szCs w:val="24"/>
-          <w:lang w:eastAsia="tr-TR"/>
-        </w:rPr>
-        <w:t xml:space="preserve"> </w:t>
-      </w:r>
-      <w:proofErr w:type="spellStart"/>
-      <w:r>
-        <w:rPr>
-          <w:rFonts w:ascii="Segoe UI" w:eastAsia="Times New Roman" w:hAnsi="Segoe UI" w:cs="Segoe UI"/>
-          <w:b/>
-          <w:bCs/>
-          <w:i/>
-          <w:iCs/>
-          <w:color w:val="212529"/>
-          <w:sz w:val="24"/>
-          <w:szCs w:val="24"/>
-          <w:lang w:eastAsia="tr-TR"/>
-        </w:rPr>
-        <w:t>Type</w:t>
-      </w:r>
-      <w:proofErr w:type="spellEnd"/>
-      <w:r>
-        <w:rPr>
-          <w:rFonts w:ascii="Segoe UI" w:eastAsia="Times New Roman" w:hAnsi="Segoe UI" w:cs="Segoe UI"/>
-          <w:b/>
-          <w:bCs/>
-          <w:i/>
-          <w:iCs/>
-          <w:color w:val="212529"/>
-          <w:sz w:val="24"/>
-          <w:szCs w:val="24"/>
-          <w:lang w:eastAsia="tr-TR"/>
-        </w:rPr>
-        <w:t xml:space="preserve"> </w:t>
-      </w:r>
-      <w:proofErr w:type="spellStart"/>
-      <w:r>
-        <w:rPr>
-          <w:rFonts w:ascii="Segoe UI" w:eastAsia="Times New Roman" w:hAnsi="Segoe UI" w:cs="Segoe UI"/>
-          <w:b/>
-          <w:bCs/>
-          <w:i/>
-          <w:iCs/>
-          <w:color w:val="212529"/>
-          <w:sz w:val="24"/>
-          <w:szCs w:val="24"/>
-          <w:lang w:eastAsia="tr-TR"/>
-        </w:rPr>
-        <w:t>by</w:t>
-      </w:r>
-      <w:proofErr w:type="spellEnd"/>
-      <w:r>
-        <w:rPr>
-          <w:rFonts w:ascii="Segoe UI" w:eastAsia="Times New Roman" w:hAnsi="Segoe UI" w:cs="Segoe UI"/>
-          <w:b/>
-          <w:bCs/>
-          <w:i/>
-          <w:iCs/>
-          <w:color w:val="212529"/>
-          <w:sz w:val="24"/>
-          <w:szCs w:val="24"/>
-          <w:lang w:eastAsia="tr-TR"/>
-        </w:rPr>
-        <w:t xml:space="preserve"> </w:t>
-      </w:r>
-      <w:proofErr w:type="spellStart"/>
-      <w:r>
-        <w:rPr>
-          <w:rFonts w:ascii="Segoe UI" w:eastAsia="Times New Roman" w:hAnsi="Segoe UI" w:cs="Segoe UI"/>
-          <w:b/>
-          <w:bCs/>
-          <w:i/>
-          <w:iCs/>
-          <w:color w:val="212529"/>
-          <w:sz w:val="24"/>
-          <w:szCs w:val="24"/>
-          <w:lang w:eastAsia="tr-TR"/>
-        </w:rPr>
-        <w:t>dividing</w:t>
-      </w:r>
-      <w:proofErr w:type="spellEnd"/>
-      <w:r>
-        <w:rPr>
-          <w:rFonts w:ascii="Segoe UI" w:eastAsia="Times New Roman" w:hAnsi="Segoe UI" w:cs="Segoe UI"/>
-          <w:b/>
-          <w:bCs/>
-          <w:i/>
-          <w:iCs/>
-          <w:color w:val="212529"/>
-          <w:sz w:val="24"/>
-          <w:szCs w:val="24"/>
-          <w:lang w:eastAsia="tr-TR"/>
-        </w:rPr>
-        <w:t xml:space="preserve"> </w:t>
-      </w:r>
-      <w:proofErr w:type="spellStart"/>
-      <w:r>
-        <w:rPr>
-          <w:rFonts w:ascii="Segoe UI" w:eastAsia="Times New Roman" w:hAnsi="Segoe UI" w:cs="Segoe UI"/>
-          <w:b/>
-          <w:bCs/>
-          <w:i/>
-          <w:iCs/>
-          <w:color w:val="212529"/>
-          <w:sz w:val="24"/>
-          <w:szCs w:val="24"/>
-          <w:lang w:eastAsia="tr-TR"/>
-        </w:rPr>
-        <w:t>by</w:t>
-      </w:r>
-      <w:proofErr w:type="spellEnd"/>
-      <w:r>
-        <w:rPr>
-          <w:rFonts w:ascii="Segoe UI" w:eastAsia="Times New Roman" w:hAnsi="Segoe UI" w:cs="Segoe UI"/>
-          <w:b/>
-          <w:bCs/>
-          <w:i/>
-          <w:iCs/>
-          <w:color w:val="212529"/>
-          <w:sz w:val="24"/>
-          <w:szCs w:val="24"/>
-          <w:lang w:eastAsia="tr-TR"/>
-        </w:rPr>
-        <w:t xml:space="preserve"> total </w:t>
-      </w:r>
-      <w:proofErr w:type="spellStart"/>
-      <w:r>
-        <w:rPr>
-          <w:rFonts w:ascii="Segoe UI" w:eastAsia="Times New Roman" w:hAnsi="Segoe UI" w:cs="Segoe UI"/>
-          <w:b/>
-          <w:bCs/>
-          <w:i/>
-          <w:iCs/>
-          <w:color w:val="212529"/>
-          <w:sz w:val="24"/>
-          <w:szCs w:val="24"/>
-          <w:lang w:eastAsia="tr-TR"/>
-        </w:rPr>
-        <w:t>count</w:t>
-      </w:r>
-      <w:proofErr w:type="spellEnd"/>
-      <w:r>
-        <w:rPr>
-          <w:rFonts w:ascii="Segoe UI" w:eastAsia="Times New Roman" w:hAnsi="Segoe UI" w:cs="Segoe UI"/>
-          <w:b/>
-          <w:bCs/>
-          <w:i/>
-          <w:iCs/>
-          <w:color w:val="212529"/>
-          <w:sz w:val="24"/>
-          <w:szCs w:val="24"/>
-          <w:lang w:eastAsia="tr-TR"/>
-        </w:rPr>
-        <w:t xml:space="preserve"> of </w:t>
-      </w:r>
-      <w:proofErr w:type="spellStart"/>
-      <w:r>
-        <w:rPr>
-          <w:rFonts w:ascii="Segoe UI" w:eastAsia="Times New Roman" w:hAnsi="Segoe UI" w:cs="Segoe UI"/>
-          <w:b/>
-          <w:bCs/>
-          <w:i/>
-          <w:iCs/>
-          <w:color w:val="212529"/>
-          <w:sz w:val="24"/>
-          <w:szCs w:val="24"/>
-          <w:lang w:eastAsia="tr-TR"/>
-        </w:rPr>
-        <w:t>actions</w:t>
-      </w:r>
-      <w:proofErr w:type="spellEnd"/>
-      <w:r>
-        <w:rPr>
-          <w:rFonts w:ascii="Segoe UI" w:eastAsia="Times New Roman" w:hAnsi="Segoe UI" w:cs="Segoe UI"/>
-          <w:b/>
-          <w:bCs/>
-          <w:i/>
-          <w:iCs/>
-          <w:color w:val="212529"/>
-          <w:sz w:val="24"/>
-          <w:szCs w:val="24"/>
-          <w:lang w:eastAsia="tr-TR"/>
-        </w:rPr>
-        <w:t xml:space="preserve"> </w:t>
-      </w:r>
-      <w:proofErr w:type="spellStart"/>
-      <w:r>
-        <w:rPr>
-          <w:rFonts w:ascii="Segoe UI" w:eastAsia="Times New Roman" w:hAnsi="Segoe UI" w:cs="Segoe UI"/>
-          <w:b/>
-          <w:bCs/>
-          <w:i/>
-          <w:iCs/>
-          <w:color w:val="212529"/>
-          <w:sz w:val="24"/>
-          <w:szCs w:val="24"/>
-          <w:lang w:eastAsia="tr-TR"/>
-        </w:rPr>
-        <w:t>casting</w:t>
-      </w:r>
-      <w:proofErr w:type="spellEnd"/>
-      <w:r>
-        <w:rPr>
-          <w:rFonts w:ascii="Segoe UI" w:eastAsia="Times New Roman" w:hAnsi="Segoe UI" w:cs="Segoe UI"/>
-          <w:b/>
-          <w:bCs/>
-          <w:i/>
-          <w:iCs/>
-          <w:color w:val="212529"/>
-          <w:sz w:val="24"/>
-          <w:szCs w:val="24"/>
-          <w:lang w:eastAsia="tr-TR"/>
-        </w:rPr>
-        <w:t xml:space="preserve"> as </w:t>
-      </w:r>
-      <w:proofErr w:type="spellStart"/>
-      <w:r>
-        <w:rPr>
-          <w:rFonts w:ascii="Segoe UI" w:eastAsia="Times New Roman" w:hAnsi="Segoe UI" w:cs="Segoe UI"/>
-          <w:b/>
-          <w:bCs/>
-          <w:i/>
-          <w:iCs/>
-          <w:color w:val="212529"/>
-          <w:sz w:val="24"/>
-          <w:szCs w:val="24"/>
-          <w:lang w:eastAsia="tr-TR"/>
-        </w:rPr>
-        <w:t>float</w:t>
-      </w:r>
-      <w:proofErr w:type="spellEnd"/>
-      <w:r>
-        <w:rPr>
-          <w:rFonts w:ascii="Segoe UI" w:eastAsia="Times New Roman" w:hAnsi="Segoe UI" w:cs="Segoe UI"/>
-          <w:b/>
-          <w:bCs/>
-          <w:i/>
-          <w:iCs/>
-          <w:color w:val="212529"/>
-          <w:sz w:val="24"/>
-          <w:szCs w:val="24"/>
-          <w:lang w:eastAsia="tr-TR"/>
-        </w:rPr>
-        <w:t xml:space="preserve"> </w:t>
-      </w:r>
-      <w:proofErr w:type="spellStart"/>
-      <w:r>
-        <w:rPr>
-          <w:rFonts w:ascii="Segoe UI" w:eastAsia="Times New Roman" w:hAnsi="Segoe UI" w:cs="Segoe UI"/>
-          <w:b/>
-          <w:bCs/>
-          <w:i/>
-          <w:iCs/>
-          <w:color w:val="212529"/>
-          <w:sz w:val="24"/>
-          <w:szCs w:val="24"/>
-          <w:lang w:eastAsia="tr-TR"/>
-        </w:rPr>
-        <w:t>by</w:t>
-      </w:r>
-      <w:proofErr w:type="spellEnd"/>
-      <w:r>
-        <w:rPr>
-          <w:rFonts w:ascii="Segoe UI" w:eastAsia="Times New Roman" w:hAnsi="Segoe UI" w:cs="Segoe UI"/>
-          <w:b/>
-          <w:bCs/>
-          <w:i/>
-          <w:iCs/>
-          <w:color w:val="212529"/>
-          <w:sz w:val="24"/>
-          <w:szCs w:val="24"/>
-          <w:lang w:eastAsia="tr-TR"/>
-        </w:rPr>
-        <w:t xml:space="preserve"> </w:t>
-      </w:r>
-      <w:proofErr w:type="spellStart"/>
-      <w:r>
-        <w:rPr>
-          <w:rFonts w:ascii="Segoe UI" w:eastAsia="Times New Roman" w:hAnsi="Segoe UI" w:cs="Segoe UI"/>
-          <w:b/>
-          <w:bCs/>
-          <w:i/>
-          <w:iCs/>
-          <w:color w:val="212529"/>
-          <w:sz w:val="24"/>
-          <w:szCs w:val="24"/>
-          <w:lang w:eastAsia="tr-TR"/>
-        </w:rPr>
-        <w:t>multiplying</w:t>
-      </w:r>
-      <w:proofErr w:type="spellEnd"/>
-      <w:r>
-        <w:rPr>
-          <w:rFonts w:ascii="Segoe UI" w:eastAsia="Times New Roman" w:hAnsi="Segoe UI" w:cs="Segoe UI"/>
-          <w:b/>
-          <w:bCs/>
-          <w:i/>
-          <w:iCs/>
-          <w:color w:val="212529"/>
-          <w:sz w:val="24"/>
-          <w:szCs w:val="24"/>
-          <w:lang w:eastAsia="tr-TR"/>
-        </w:rPr>
-        <w:t xml:space="preserve"> </w:t>
-      </w:r>
-      <w:proofErr w:type="spellStart"/>
-      <w:r>
-        <w:rPr>
-          <w:rFonts w:ascii="Segoe UI" w:eastAsia="Times New Roman" w:hAnsi="Segoe UI" w:cs="Segoe UI"/>
-          <w:b/>
-          <w:bCs/>
-          <w:i/>
-          <w:iCs/>
-          <w:color w:val="212529"/>
-          <w:sz w:val="24"/>
-          <w:szCs w:val="24"/>
-          <w:lang w:eastAsia="tr-TR"/>
-        </w:rPr>
-        <w:t>by</w:t>
-      </w:r>
-      <w:proofErr w:type="spellEnd"/>
-      <w:r>
-        <w:rPr>
-          <w:rFonts w:ascii="Segoe UI" w:eastAsia="Times New Roman" w:hAnsi="Segoe UI" w:cs="Segoe UI"/>
-          <w:b/>
-          <w:bCs/>
-          <w:i/>
-          <w:iCs/>
-          <w:color w:val="212529"/>
-          <w:sz w:val="24"/>
-          <w:szCs w:val="24"/>
-          <w:lang w:eastAsia="tr-TR"/>
-        </w:rPr>
-        <w:t xml:space="preserve"> 1.0.</w:t>
-      </w:r>
-    </w:p>
-    <w:p/>
-    <w:p/>
     <w:p>
       <w:pPr>
         <w:autoSpaceDE w:val="0"/>
@@ -6159,7 +7295,7 @@
           <w:rFonts w:ascii="Arial" w:hAnsi="Arial" w:cs="Arial"/>
           <w:color w:val="0000FF"/>
         </w:rPr>
-        <w:t>SELECT</w:t>
+        <w:t>WHERE</w:t>
       </w:r>
       <w:r>
         <w:rPr>
@@ -6180,95 +7316,31 @@
       <w:r>
         <w:rPr>
           <w:rFonts w:ascii="Arial" w:hAnsi="Arial" w:cs="Arial"/>
-          <w:color w:val="808080"/>
-        </w:rPr>
-        <w:t>,</w:t>
-      </w:r>
-      <w:r>
-        <w:rPr>
-          <w:rFonts w:ascii="Arial" w:hAnsi="Arial" w:cs="Arial"/>
-          <w:color w:val="000000"/>
-        </w:rPr>
-        <w:t xml:space="preserve"> 100</w:t>
-      </w:r>
-      <w:r>
-        <w:rPr>
-          <w:rFonts w:ascii="Arial" w:hAnsi="Arial" w:cs="Arial"/>
-          <w:color w:val="808080"/>
-        </w:rPr>
-        <w:t>/(</w:t>
-      </w:r>
-      <w:proofErr w:type="spellStart"/>
-      <w:r>
-        <w:rPr>
-          <w:rFonts w:ascii="Arial" w:hAnsi="Arial" w:cs="Arial"/>
-          <w:color w:val="000000"/>
-        </w:rPr>
-        <w:t>Num_Action</w:t>
-      </w:r>
-      <w:proofErr w:type="spellEnd"/>
-      <w:r>
-        <w:rPr>
-          <w:rFonts w:ascii="Arial" w:hAnsi="Arial" w:cs="Arial"/>
-          <w:color w:val="808080"/>
-        </w:rPr>
-        <w:t>/</w:t>
-      </w:r>
-      <w:proofErr w:type="spellStart"/>
-      <w:r>
-        <w:rPr>
-          <w:rFonts w:ascii="Arial" w:hAnsi="Arial" w:cs="Arial"/>
-          <w:color w:val="000000"/>
-        </w:rPr>
-        <w:t>Num_</w:t>
-      </w:r>
-      <w:proofErr w:type="gramStart"/>
-      <w:r>
-        <w:rPr>
-          <w:rFonts w:ascii="Arial" w:hAnsi="Arial" w:cs="Arial"/>
-          <w:color w:val="000000"/>
-        </w:rPr>
-        <w:t>Order</w:t>
-      </w:r>
-      <w:proofErr w:type="spellEnd"/>
-      <w:r>
-        <w:rPr>
-          <w:rFonts w:ascii="Arial" w:hAnsi="Arial" w:cs="Arial"/>
-          <w:color w:val="808080"/>
-        </w:rPr>
-        <w:t>)*</w:t>
-      </w:r>
-      <w:proofErr w:type="gramEnd"/>
-      <w:r>
-        <w:rPr>
-          <w:rFonts w:ascii="Arial" w:hAnsi="Arial" w:cs="Arial"/>
-          <w:color w:val="000000"/>
-        </w:rPr>
-        <w:t xml:space="preserve">0.01 </w:t>
-      </w:r>
-      <w:r>
-        <w:rPr>
-          <w:rFonts w:ascii="Arial" w:hAnsi="Arial" w:cs="Arial"/>
-          <w:color w:val="0000FF"/>
-        </w:rPr>
-        <w:t>AS</w:t>
-      </w:r>
-      <w:r>
-        <w:rPr>
-          <w:rFonts w:ascii="Arial" w:hAnsi="Arial" w:cs="Arial"/>
-          <w:color w:val="000000"/>
-        </w:rPr>
-        <w:t xml:space="preserve"> </w:t>
-      </w:r>
-      <w:proofErr w:type="spellStart"/>
-      <w:r>
-        <w:rPr>
-          <w:rFonts w:ascii="Arial" w:hAnsi="Arial" w:cs="Arial"/>
-          <w:color w:val="000000"/>
-        </w:rPr>
-        <w:t>Conversion_Rate</w:t>
-      </w:r>
-      <w:proofErr w:type="spellEnd"/>
+          <w:color w:val="000000"/>
+        </w:rPr>
+        <w:t xml:space="preserve"> </w:t>
+      </w:r>
+      <w:r>
+        <w:rPr>
+          <w:rFonts w:ascii="Arial" w:hAnsi="Arial" w:cs="Arial"/>
+          <w:color w:val="808080"/>
+        </w:rPr>
+        <w:t>=</w:t>
+      </w:r>
+      <w:r>
+        <w:rPr>
+          <w:rFonts w:ascii="Arial" w:hAnsi="Arial" w:cs="Arial"/>
+          <w:color w:val="000000"/>
+        </w:rPr>
+        <w:t xml:space="preserve"> </w:t>
+      </w:r>
+      <w:r>
+        <w:rPr>
+          <w:rFonts w:ascii="Arial" w:hAnsi="Arial" w:cs="Arial"/>
+          <w:color w:val="FF0000"/>
+        </w:rPr>
+        <w:t>'B'</w:t>
+      </w:r>
     </w:p>
     <w:p>
       <w:pPr>
@@ -6281,28 +7353,26 @@
           <w:color w:val="000000"/>
         </w:rPr>
       </w:pPr>
-      <w:proofErr w:type="gramStart"/>
       <w:r>
         <w:rPr>
           <w:rFonts w:ascii="Arial" w:hAnsi="Arial" w:cs="Arial"/>
           <w:color w:val="0000FF"/>
         </w:rPr>
-        <w:t xml:space="preserve">FROM  </w:t>
-      </w:r>
-      <w:r>
-        <w:rPr>
-          <w:rFonts w:ascii="Arial" w:hAnsi="Arial" w:cs="Arial"/>
-          <w:color w:val="808080"/>
-        </w:rPr>
-        <w:t>(</w:t>
-      </w:r>
-      <w:proofErr w:type="gramEnd"/>
+        <w:t>GROUP</w:t>
+      </w:r>
+      <w:r>
+        <w:rPr>
+          <w:rFonts w:ascii="Arial" w:hAnsi="Arial" w:cs="Arial"/>
+          <w:color w:val="000000"/>
+        </w:rPr>
+        <w:t xml:space="preserve"> </w:t>
+      </w:r>
       <w:r>
         <w:rPr>
           <w:rFonts w:ascii="Arial" w:hAnsi="Arial" w:cs="Arial"/>
           <w:color w:val="0000FF"/>
         </w:rPr>
-        <w:t>SELECT</w:t>
+        <w:t>BY</w:t>
       </w:r>
       <w:r>
         <w:rPr>
@@ -6318,1083 +7388,11 @@
           <w:color w:val="000000"/>
         </w:rPr>
         <w:t>Adv_Type</w:t>
-      </w:r>
-      <w:proofErr w:type="spellEnd"/>
-      <w:r>
-        <w:rPr>
-          <w:rFonts w:ascii="Arial" w:hAnsi="Arial" w:cs="Arial"/>
-          <w:color w:val="808080"/>
-        </w:rPr>
-        <w:t>,</w:t>
-      </w:r>
-      <w:r>
-        <w:rPr>
-          <w:rFonts w:ascii="Arial" w:hAnsi="Arial" w:cs="Arial"/>
-          <w:color w:val="000000"/>
-        </w:rPr>
-        <w:t xml:space="preserve"> </w:t>
-      </w:r>
-      <w:proofErr w:type="spellStart"/>
-      <w:r>
-        <w:rPr>
-          <w:rFonts w:ascii="Arial" w:hAnsi="Arial" w:cs="Arial"/>
-          <w:color w:val="FF00FF"/>
-        </w:rPr>
-        <w:t>Count</w:t>
-      </w:r>
-      <w:proofErr w:type="spellEnd"/>
-      <w:r>
-        <w:rPr>
-          <w:rFonts w:ascii="Arial" w:hAnsi="Arial" w:cs="Arial"/>
-          <w:color w:val="808080"/>
-        </w:rPr>
-        <w:t>(</w:t>
-      </w:r>
-      <w:proofErr w:type="spellStart"/>
-      <w:r>
-        <w:rPr>
-          <w:rFonts w:ascii="Arial" w:hAnsi="Arial" w:cs="Arial"/>
-          <w:color w:val="000000"/>
-        </w:rPr>
-        <w:t>Action_m</w:t>
-      </w:r>
-      <w:proofErr w:type="spellEnd"/>
-      <w:r>
-        <w:rPr>
-          <w:rFonts w:ascii="Arial" w:hAnsi="Arial" w:cs="Arial"/>
-          <w:color w:val="808080"/>
-        </w:rPr>
-        <w:t>)</w:t>
-      </w:r>
-      <w:r>
-        <w:rPr>
-          <w:rFonts w:ascii="Arial" w:hAnsi="Arial" w:cs="Arial"/>
-          <w:color w:val="000000"/>
-        </w:rPr>
-        <w:t xml:space="preserve"> </w:t>
-      </w:r>
-      <w:r>
-        <w:rPr>
-          <w:rFonts w:ascii="Arial" w:hAnsi="Arial" w:cs="Arial"/>
-          <w:color w:val="0000FF"/>
-        </w:rPr>
-        <w:t>As</w:t>
-      </w:r>
-      <w:r>
-        <w:rPr>
-          <w:rFonts w:ascii="Arial" w:hAnsi="Arial" w:cs="Arial"/>
-          <w:color w:val="000000"/>
-        </w:rPr>
-        <w:t xml:space="preserve"> </w:t>
-      </w:r>
-      <w:proofErr w:type="spellStart"/>
-      <w:r>
-        <w:rPr>
-          <w:rFonts w:ascii="Arial" w:hAnsi="Arial" w:cs="Arial"/>
-          <w:color w:val="000000"/>
-        </w:rPr>
-        <w:t>Num_Action</w:t>
-      </w:r>
-      <w:proofErr w:type="spellEnd"/>
-      <w:r>
-        <w:rPr>
-          <w:rFonts w:ascii="Arial" w:hAnsi="Arial" w:cs="Arial"/>
-          <w:color w:val="808080"/>
-        </w:rPr>
-        <w:t>,</w:t>
-      </w:r>
-      <w:r>
-        <w:rPr>
-          <w:rFonts w:ascii="Arial" w:hAnsi="Arial" w:cs="Arial"/>
-          <w:color w:val="0000FF"/>
-        </w:rPr>
-        <w:t xml:space="preserve"> </w:t>
-      </w:r>
-      <w:r>
-        <w:rPr>
-          <w:rFonts w:ascii="Arial" w:hAnsi="Arial" w:cs="Arial"/>
-          <w:color w:val="808080"/>
-        </w:rPr>
-        <w:t>(</w:t>
-      </w:r>
-      <w:r>
-        <w:rPr>
-          <w:rFonts w:ascii="Arial" w:hAnsi="Arial" w:cs="Arial"/>
-          <w:color w:val="0000FF"/>
-        </w:rPr>
-        <w:t>SELECT</w:t>
-      </w:r>
-      <w:r>
-        <w:rPr>
-          <w:rFonts w:ascii="Arial" w:hAnsi="Arial" w:cs="Arial"/>
-          <w:color w:val="000000"/>
-        </w:rPr>
-        <w:t xml:space="preserve"> </w:t>
-      </w:r>
-      <w:proofErr w:type="spellStart"/>
-      <w:r>
-        <w:rPr>
-          <w:rFonts w:ascii="Arial" w:hAnsi="Arial" w:cs="Arial"/>
-          <w:color w:val="FF00FF"/>
-        </w:rPr>
-        <w:t>Count</w:t>
-      </w:r>
-      <w:proofErr w:type="spellEnd"/>
-      <w:r>
-        <w:rPr>
-          <w:rFonts w:ascii="Arial" w:hAnsi="Arial" w:cs="Arial"/>
-          <w:color w:val="808080"/>
-        </w:rPr>
-        <w:t>(</w:t>
-      </w:r>
-      <w:proofErr w:type="spellStart"/>
-      <w:r>
-        <w:rPr>
-          <w:rFonts w:ascii="Arial" w:hAnsi="Arial" w:cs="Arial"/>
-          <w:color w:val="000000"/>
-        </w:rPr>
-        <w:t>Action_m</w:t>
-      </w:r>
-      <w:proofErr w:type="spellEnd"/>
-      <w:r>
-        <w:rPr>
-          <w:rFonts w:ascii="Arial" w:hAnsi="Arial" w:cs="Arial"/>
-          <w:color w:val="808080"/>
-        </w:rPr>
-        <w:t>)</w:t>
-      </w:r>
-      <w:r>
-        <w:rPr>
-          <w:rFonts w:ascii="Arial" w:hAnsi="Arial" w:cs="Arial"/>
-          <w:color w:val="000000"/>
-        </w:rPr>
-        <w:t xml:space="preserve"> </w:t>
-      </w:r>
-      <w:r>
-        <w:rPr>
-          <w:rFonts w:ascii="Arial" w:hAnsi="Arial" w:cs="Arial"/>
-          <w:color w:val="0000FF"/>
-        </w:rPr>
-        <w:t>FROM</w:t>
-      </w:r>
-      <w:r>
-        <w:rPr>
-          <w:rFonts w:ascii="Arial" w:hAnsi="Arial" w:cs="Arial"/>
-          <w:color w:val="000000"/>
-        </w:rPr>
-        <w:t xml:space="preserve"> </w:t>
-      </w:r>
-      <w:proofErr w:type="spellStart"/>
-      <w:r>
-        <w:rPr>
-          <w:rFonts w:ascii="Arial" w:hAnsi="Arial" w:cs="Arial"/>
-          <w:color w:val="000000"/>
-        </w:rPr>
-        <w:t>Actions</w:t>
-      </w:r>
-      <w:proofErr w:type="spellEnd"/>
-      <w:r>
-        <w:rPr>
-          <w:rFonts w:ascii="Arial" w:hAnsi="Arial" w:cs="Arial"/>
-          <w:color w:val="000000"/>
-        </w:rPr>
-        <w:t xml:space="preserve"> </w:t>
-      </w:r>
-      <w:r>
-        <w:rPr>
-          <w:rFonts w:ascii="Arial" w:hAnsi="Arial" w:cs="Arial"/>
-          <w:color w:val="0000FF"/>
-        </w:rPr>
-        <w:t>WHERE</w:t>
-      </w:r>
-      <w:r>
-        <w:rPr>
-          <w:rFonts w:ascii="Arial" w:hAnsi="Arial" w:cs="Arial"/>
-          <w:color w:val="000000"/>
-        </w:rPr>
-        <w:t xml:space="preserve"> </w:t>
-      </w:r>
-      <w:proofErr w:type="spellStart"/>
-      <w:r>
-        <w:rPr>
-          <w:rFonts w:ascii="Arial" w:hAnsi="Arial" w:cs="Arial"/>
-          <w:color w:val="000000"/>
-        </w:rPr>
-        <w:t>Action_m</w:t>
-      </w:r>
-      <w:proofErr w:type="spellEnd"/>
-      <w:r>
-        <w:rPr>
-          <w:rFonts w:ascii="Arial" w:hAnsi="Arial" w:cs="Arial"/>
-          <w:color w:val="000000"/>
-        </w:rPr>
-        <w:t xml:space="preserve"> </w:t>
-      </w:r>
-      <w:r>
-        <w:rPr>
-          <w:rFonts w:ascii="Arial" w:hAnsi="Arial" w:cs="Arial"/>
-          <w:color w:val="808080"/>
-        </w:rPr>
-        <w:t>=</w:t>
-      </w:r>
-      <w:r>
-        <w:rPr>
-          <w:rFonts w:ascii="Arial" w:hAnsi="Arial" w:cs="Arial"/>
-          <w:color w:val="000000"/>
-        </w:rPr>
-        <w:t xml:space="preserve"> </w:t>
-      </w:r>
-      <w:r>
-        <w:rPr>
-          <w:rFonts w:ascii="Arial" w:hAnsi="Arial" w:cs="Arial"/>
-          <w:color w:val="FF0000"/>
-        </w:rPr>
-        <w:t>'</w:t>
-      </w:r>
-      <w:proofErr w:type="spellStart"/>
-      <w:r>
-        <w:rPr>
-          <w:rFonts w:ascii="Arial" w:hAnsi="Arial" w:cs="Arial"/>
-          <w:color w:val="FF0000"/>
-        </w:rPr>
-        <w:t>Order</w:t>
-      </w:r>
-      <w:proofErr w:type="spellEnd"/>
-      <w:r>
-        <w:rPr>
-          <w:rFonts w:ascii="Arial" w:hAnsi="Arial" w:cs="Arial"/>
-          <w:color w:val="FF0000"/>
-        </w:rPr>
-        <w:t>'</w:t>
-      </w:r>
-      <w:r>
-        <w:rPr>
-          <w:rFonts w:ascii="Arial" w:hAnsi="Arial" w:cs="Arial"/>
-          <w:color w:val="000000"/>
-        </w:rPr>
-        <w:t xml:space="preserve"> </w:t>
-      </w:r>
-      <w:r>
-        <w:rPr>
-          <w:rFonts w:ascii="Arial" w:hAnsi="Arial" w:cs="Arial"/>
-          <w:color w:val="808080"/>
-        </w:rPr>
-        <w:t>AND</w:t>
-      </w:r>
-      <w:r>
-        <w:rPr>
-          <w:rFonts w:ascii="Arial" w:hAnsi="Arial" w:cs="Arial"/>
-          <w:color w:val="000000"/>
-        </w:rPr>
-        <w:t xml:space="preserve"> </w:t>
-      </w:r>
-      <w:proofErr w:type="spellStart"/>
-      <w:r>
-        <w:rPr>
-          <w:rFonts w:ascii="Arial" w:hAnsi="Arial" w:cs="Arial"/>
-          <w:color w:val="000000"/>
-        </w:rPr>
-        <w:t>Adv_Type</w:t>
-      </w:r>
-      <w:proofErr w:type="spellEnd"/>
-      <w:r>
-        <w:rPr>
-          <w:rFonts w:ascii="Arial" w:hAnsi="Arial" w:cs="Arial"/>
-          <w:color w:val="000000"/>
-        </w:rPr>
-        <w:t xml:space="preserve"> </w:t>
-      </w:r>
-      <w:r>
-        <w:rPr>
-          <w:rFonts w:ascii="Arial" w:hAnsi="Arial" w:cs="Arial"/>
-          <w:color w:val="808080"/>
-        </w:rPr>
-        <w:t>=</w:t>
-      </w:r>
-      <w:r>
-        <w:rPr>
-          <w:rFonts w:ascii="Arial" w:hAnsi="Arial" w:cs="Arial"/>
-          <w:color w:val="000000"/>
-        </w:rPr>
-        <w:t xml:space="preserve"> </w:t>
-      </w:r>
-      <w:r>
-        <w:rPr>
-          <w:rFonts w:ascii="Arial" w:hAnsi="Arial" w:cs="Arial"/>
-          <w:color w:val="FF0000"/>
-        </w:rPr>
-        <w:t>'A'</w:t>
-      </w:r>
-      <w:r>
-        <w:rPr>
-          <w:rFonts w:ascii="Arial" w:hAnsi="Arial" w:cs="Arial"/>
-          <w:color w:val="000000"/>
-        </w:rPr>
-        <w:t xml:space="preserve"> </w:t>
-      </w:r>
-      <w:r>
-        <w:rPr>
-          <w:rFonts w:ascii="Arial" w:hAnsi="Arial" w:cs="Arial"/>
-          <w:color w:val="808080"/>
-        </w:rPr>
-        <w:t>)</w:t>
-      </w:r>
-      <w:r>
-        <w:rPr>
-          <w:rFonts w:ascii="Arial" w:hAnsi="Arial" w:cs="Arial"/>
-          <w:color w:val="000000"/>
-        </w:rPr>
-        <w:t xml:space="preserve"> </w:t>
-      </w:r>
-      <w:r>
-        <w:rPr>
-          <w:rFonts w:ascii="Arial" w:hAnsi="Arial" w:cs="Arial"/>
-          <w:color w:val="0000FF"/>
-        </w:rPr>
-        <w:t>As</w:t>
-      </w:r>
-      <w:r>
-        <w:rPr>
-          <w:rFonts w:ascii="Arial" w:hAnsi="Arial" w:cs="Arial"/>
-          <w:color w:val="000000"/>
-        </w:rPr>
-        <w:t xml:space="preserve"> </w:t>
-      </w:r>
-      <w:proofErr w:type="spellStart"/>
-      <w:r>
-        <w:rPr>
-          <w:rFonts w:ascii="Arial" w:hAnsi="Arial" w:cs="Arial"/>
-          <w:color w:val="000000"/>
-        </w:rPr>
-        <w:t>Num_order</w:t>
       </w:r>
       <w:proofErr w:type="spellEnd"/>
     </w:p>
     <w:p>
       <w:pPr>
-        <w:autoSpaceDE w:val="0"/>
-        <w:autoSpaceDN w:val="0"/>
-        <w:adjustRightInd w:val="0"/>
-        <w:spacing w:after="0" w:line="240" w:lineRule="auto"/>
-        <w:rPr>
-          <w:rFonts w:ascii="Arial" w:hAnsi="Arial" w:cs="Arial"/>
-          <w:color w:val="000000"/>
-        </w:rPr>
-      </w:pPr>
-      <w:r>
-        <w:rPr>
-          <w:rFonts w:ascii="Arial" w:hAnsi="Arial" w:cs="Arial"/>
-          <w:color w:val="0000FF"/>
-        </w:rPr>
-        <w:t>FROM</w:t>
-      </w:r>
-      <w:r>
-        <w:rPr>
-          <w:rFonts w:ascii="Arial" w:hAnsi="Arial" w:cs="Arial"/>
-          <w:color w:val="000000"/>
-        </w:rPr>
-        <w:t xml:space="preserve"> </w:t>
-      </w:r>
-      <w:proofErr w:type="spellStart"/>
-      <w:r>
-        <w:rPr>
-          <w:rFonts w:ascii="Arial" w:hAnsi="Arial" w:cs="Arial"/>
-          <w:color w:val="000000"/>
-        </w:rPr>
-        <w:t>Actions</w:t>
-      </w:r>
-      <w:proofErr w:type="spellEnd"/>
-    </w:p>
-    <w:p>
-      <w:pPr>
-        <w:autoSpaceDE w:val="0"/>
-        <w:autoSpaceDN w:val="0"/>
-        <w:adjustRightInd w:val="0"/>
-        <w:spacing w:after="0" w:line="240" w:lineRule="auto"/>
-        <w:rPr>
-          <w:rFonts w:ascii="Arial" w:hAnsi="Arial" w:cs="Arial"/>
-          <w:color w:val="000000"/>
-        </w:rPr>
-      </w:pPr>
-      <w:r>
-        <w:rPr>
-          <w:rFonts w:ascii="Arial" w:hAnsi="Arial" w:cs="Arial"/>
-          <w:color w:val="0000FF"/>
-        </w:rPr>
-        <w:t>WHERE</w:t>
-      </w:r>
-      <w:r>
-        <w:rPr>
-          <w:rFonts w:ascii="Arial" w:hAnsi="Arial" w:cs="Arial"/>
-          <w:color w:val="000000"/>
-        </w:rPr>
-        <w:t xml:space="preserve"> </w:t>
-      </w:r>
-      <w:proofErr w:type="spellStart"/>
-      <w:r>
-        <w:rPr>
-          <w:rFonts w:ascii="Arial" w:hAnsi="Arial" w:cs="Arial"/>
-          <w:color w:val="000000"/>
-        </w:rPr>
-        <w:t>Adv_Type</w:t>
-      </w:r>
-      <w:proofErr w:type="spellEnd"/>
-      <w:r>
-        <w:rPr>
-          <w:rFonts w:ascii="Arial" w:hAnsi="Arial" w:cs="Arial"/>
-          <w:color w:val="000000"/>
-        </w:rPr>
-        <w:t xml:space="preserve"> </w:t>
-      </w:r>
-      <w:r>
-        <w:rPr>
-          <w:rFonts w:ascii="Arial" w:hAnsi="Arial" w:cs="Arial"/>
-          <w:color w:val="808080"/>
-        </w:rPr>
-        <w:t>=</w:t>
-      </w:r>
-      <w:r>
-        <w:rPr>
-          <w:rFonts w:ascii="Arial" w:hAnsi="Arial" w:cs="Arial"/>
-          <w:color w:val="000000"/>
-        </w:rPr>
-        <w:t xml:space="preserve"> </w:t>
-      </w:r>
-      <w:r>
-        <w:rPr>
-          <w:rFonts w:ascii="Arial" w:hAnsi="Arial" w:cs="Arial"/>
-          <w:color w:val="FF0000"/>
-        </w:rPr>
-        <w:t>'A'</w:t>
-      </w:r>
-    </w:p>
-    <w:p>
-      <w:pPr>
-        <w:autoSpaceDE w:val="0"/>
-        <w:autoSpaceDN w:val="0"/>
-        <w:adjustRightInd w:val="0"/>
-        <w:spacing w:after="0" w:line="240" w:lineRule="auto"/>
-        <w:rPr>
-          <w:rFonts w:ascii="Arial" w:hAnsi="Arial" w:cs="Arial"/>
-          <w:color w:val="000000"/>
-        </w:rPr>
-      </w:pPr>
-      <w:r>
-        <w:rPr>
-          <w:rFonts w:ascii="Arial" w:hAnsi="Arial" w:cs="Arial"/>
-          <w:color w:val="0000FF"/>
-        </w:rPr>
-        <w:t>GROUP</w:t>
-      </w:r>
-      <w:r>
-        <w:rPr>
-          <w:rFonts w:ascii="Arial" w:hAnsi="Arial" w:cs="Arial"/>
-          <w:color w:val="000000"/>
-        </w:rPr>
-        <w:t xml:space="preserve"> </w:t>
-      </w:r>
-      <w:r>
-        <w:rPr>
-          <w:rFonts w:ascii="Arial" w:hAnsi="Arial" w:cs="Arial"/>
-          <w:color w:val="0000FF"/>
-        </w:rPr>
-        <w:t>BY</w:t>
-      </w:r>
-      <w:r>
-        <w:rPr>
-          <w:rFonts w:ascii="Arial" w:hAnsi="Arial" w:cs="Arial"/>
-          <w:color w:val="000000"/>
-        </w:rPr>
-        <w:t xml:space="preserve"> </w:t>
-      </w:r>
-      <w:proofErr w:type="spellStart"/>
-      <w:r>
-        <w:rPr>
-          <w:rFonts w:ascii="Arial" w:hAnsi="Arial" w:cs="Arial"/>
-          <w:color w:val="000000"/>
-        </w:rPr>
-        <w:t>Adv_Type</w:t>
-      </w:r>
-      <w:proofErr w:type="spellEnd"/>
-    </w:p>
-    <w:p>
-      <w:pPr>
-        <w:autoSpaceDE w:val="0"/>
-        <w:autoSpaceDN w:val="0"/>
-        <w:adjustRightInd w:val="0"/>
-        <w:spacing w:after="0" w:line="240" w:lineRule="auto"/>
-        <w:rPr>
-          <w:rFonts w:ascii="Arial" w:hAnsi="Arial" w:cs="Arial"/>
-          <w:color w:val="000000"/>
-        </w:rPr>
-      </w:pPr>
-    </w:p>
-    <w:p>
-      <w:pPr>
-        <w:autoSpaceDE w:val="0"/>
-        <w:autoSpaceDN w:val="0"/>
-        <w:adjustRightInd w:val="0"/>
-        <w:spacing w:after="0" w:line="240" w:lineRule="auto"/>
-        <w:rPr>
-          <w:rFonts w:ascii="Arial" w:hAnsi="Arial" w:cs="Arial"/>
-          <w:color w:val="0000FF"/>
-        </w:rPr>
-      </w:pPr>
-      <w:r>
-        <w:rPr>
-          <w:rFonts w:ascii="Arial" w:hAnsi="Arial" w:cs="Arial"/>
-          <w:color w:val="0000FF"/>
-        </w:rPr>
-        <w:t>UNION</w:t>
-      </w:r>
-    </w:p>
-    <w:p>
-      <w:pPr>
-        <w:autoSpaceDE w:val="0"/>
-        <w:autoSpaceDN w:val="0"/>
-        <w:adjustRightInd w:val="0"/>
-        <w:spacing w:after="0" w:line="240" w:lineRule="auto"/>
-        <w:rPr>
-          <w:rFonts w:ascii="Arial" w:hAnsi="Arial" w:cs="Arial"/>
-          <w:color w:val="000000"/>
-        </w:rPr>
-      </w:pPr>
-    </w:p>
-    <w:p>
-      <w:pPr>
-        <w:autoSpaceDE w:val="0"/>
-        <w:autoSpaceDN w:val="0"/>
-        <w:adjustRightInd w:val="0"/>
-        <w:spacing w:after="0" w:line="240" w:lineRule="auto"/>
-        <w:rPr>
-          <w:rFonts w:ascii="Arial" w:hAnsi="Arial" w:cs="Arial"/>
-          <w:color w:val="000000"/>
-        </w:rPr>
-      </w:pPr>
-      <w:r>
-        <w:rPr>
-          <w:rFonts w:ascii="Arial" w:hAnsi="Arial" w:cs="Arial"/>
-          <w:color w:val="0000FF"/>
-        </w:rPr>
-        <w:t>SELECT</w:t>
-      </w:r>
-      <w:r>
-        <w:rPr>
-          <w:rFonts w:ascii="Arial" w:hAnsi="Arial" w:cs="Arial"/>
-          <w:color w:val="000000"/>
-        </w:rPr>
-        <w:t xml:space="preserve"> </w:t>
-      </w:r>
-      <w:proofErr w:type="spellStart"/>
-      <w:r>
-        <w:rPr>
-          <w:rFonts w:ascii="Arial" w:hAnsi="Arial" w:cs="Arial"/>
-          <w:color w:val="000000"/>
-        </w:rPr>
-        <w:t>Adv_Type</w:t>
-      </w:r>
-      <w:proofErr w:type="spellEnd"/>
-      <w:r>
-        <w:rPr>
-          <w:rFonts w:ascii="Arial" w:hAnsi="Arial" w:cs="Arial"/>
-          <w:color w:val="808080"/>
-        </w:rPr>
-        <w:t>,</w:t>
-      </w:r>
-      <w:r>
-        <w:rPr>
-          <w:rFonts w:ascii="Arial" w:hAnsi="Arial" w:cs="Arial"/>
-          <w:color w:val="000000"/>
-        </w:rPr>
-        <w:t xml:space="preserve"> </w:t>
-      </w:r>
-      <w:proofErr w:type="spellStart"/>
-      <w:proofErr w:type="gramStart"/>
-      <w:r>
-        <w:rPr>
-          <w:rFonts w:ascii="Arial" w:hAnsi="Arial" w:cs="Arial"/>
-          <w:color w:val="FF00FF"/>
-        </w:rPr>
-        <w:t>Count</w:t>
-      </w:r>
-      <w:proofErr w:type="spellEnd"/>
-      <w:r>
-        <w:rPr>
-          <w:rFonts w:ascii="Arial" w:hAnsi="Arial" w:cs="Arial"/>
-          <w:color w:val="808080"/>
-        </w:rPr>
-        <w:t>(</w:t>
-      </w:r>
-      <w:proofErr w:type="spellStart"/>
-      <w:proofErr w:type="gramEnd"/>
-      <w:r>
-        <w:rPr>
-          <w:rFonts w:ascii="Arial" w:hAnsi="Arial" w:cs="Arial"/>
-          <w:color w:val="000000"/>
-        </w:rPr>
-        <w:t>Action_m</w:t>
-      </w:r>
-      <w:proofErr w:type="spellEnd"/>
-      <w:r>
-        <w:rPr>
-          <w:rFonts w:ascii="Arial" w:hAnsi="Arial" w:cs="Arial"/>
-          <w:color w:val="808080"/>
-        </w:rPr>
-        <w:t>)</w:t>
-      </w:r>
-      <w:r>
-        <w:rPr>
-          <w:rFonts w:ascii="Arial" w:hAnsi="Arial" w:cs="Arial"/>
-          <w:color w:val="000000"/>
-        </w:rPr>
-        <w:t xml:space="preserve"> </w:t>
-      </w:r>
-      <w:r>
-        <w:rPr>
-          <w:rFonts w:ascii="Arial" w:hAnsi="Arial" w:cs="Arial"/>
-          <w:color w:val="0000FF"/>
-        </w:rPr>
-        <w:t>As</w:t>
-      </w:r>
-      <w:r>
-        <w:rPr>
-          <w:rFonts w:ascii="Arial" w:hAnsi="Arial" w:cs="Arial"/>
-          <w:color w:val="000000"/>
-        </w:rPr>
-        <w:t xml:space="preserve"> </w:t>
-      </w:r>
-      <w:proofErr w:type="spellStart"/>
-      <w:r>
-        <w:rPr>
-          <w:rFonts w:ascii="Arial" w:hAnsi="Arial" w:cs="Arial"/>
-          <w:color w:val="000000"/>
-        </w:rPr>
-        <w:t>Num_Action</w:t>
-      </w:r>
-      <w:proofErr w:type="spellEnd"/>
-      <w:r>
-        <w:rPr>
-          <w:rFonts w:ascii="Arial" w:hAnsi="Arial" w:cs="Arial"/>
-          <w:color w:val="808080"/>
-        </w:rPr>
-        <w:t>,</w:t>
-      </w:r>
-      <w:r>
-        <w:rPr>
-          <w:rFonts w:ascii="Arial" w:hAnsi="Arial" w:cs="Arial"/>
-          <w:color w:val="0000FF"/>
-        </w:rPr>
-        <w:t xml:space="preserve"> </w:t>
-      </w:r>
-      <w:r>
-        <w:rPr>
-          <w:rFonts w:ascii="Arial" w:hAnsi="Arial" w:cs="Arial"/>
-          <w:color w:val="808080"/>
-        </w:rPr>
-        <w:t>(</w:t>
-      </w:r>
-      <w:r>
-        <w:rPr>
-          <w:rFonts w:ascii="Arial" w:hAnsi="Arial" w:cs="Arial"/>
-          <w:color w:val="0000FF"/>
-        </w:rPr>
-        <w:t>SELECT</w:t>
-      </w:r>
-      <w:r>
-        <w:rPr>
-          <w:rFonts w:ascii="Arial" w:hAnsi="Arial" w:cs="Arial"/>
-          <w:color w:val="000000"/>
-        </w:rPr>
-        <w:t xml:space="preserve"> </w:t>
-      </w:r>
-      <w:proofErr w:type="spellStart"/>
-      <w:r>
-        <w:rPr>
-          <w:rFonts w:ascii="Arial" w:hAnsi="Arial" w:cs="Arial"/>
-          <w:color w:val="FF00FF"/>
-        </w:rPr>
-        <w:t>Count</w:t>
-      </w:r>
-      <w:proofErr w:type="spellEnd"/>
-      <w:r>
-        <w:rPr>
-          <w:rFonts w:ascii="Arial" w:hAnsi="Arial" w:cs="Arial"/>
-          <w:color w:val="808080"/>
-        </w:rPr>
-        <w:t>(</w:t>
-      </w:r>
-      <w:proofErr w:type="spellStart"/>
-      <w:r>
-        <w:rPr>
-          <w:rFonts w:ascii="Arial" w:hAnsi="Arial" w:cs="Arial"/>
-          <w:color w:val="000000"/>
-        </w:rPr>
-        <w:t>Action_m</w:t>
-      </w:r>
-      <w:proofErr w:type="spellEnd"/>
-      <w:r>
-        <w:rPr>
-          <w:rFonts w:ascii="Arial" w:hAnsi="Arial" w:cs="Arial"/>
-          <w:color w:val="808080"/>
-        </w:rPr>
-        <w:t>)</w:t>
-      </w:r>
-      <w:r>
-        <w:rPr>
-          <w:rFonts w:ascii="Arial" w:hAnsi="Arial" w:cs="Arial"/>
-          <w:color w:val="000000"/>
-        </w:rPr>
-        <w:t xml:space="preserve"> </w:t>
-      </w:r>
-      <w:r>
-        <w:rPr>
-          <w:rFonts w:ascii="Arial" w:hAnsi="Arial" w:cs="Arial"/>
-          <w:color w:val="0000FF"/>
-        </w:rPr>
-        <w:t>FROM</w:t>
-      </w:r>
-      <w:r>
-        <w:rPr>
-          <w:rFonts w:ascii="Arial" w:hAnsi="Arial" w:cs="Arial"/>
-          <w:color w:val="000000"/>
-        </w:rPr>
-        <w:t xml:space="preserve"> </w:t>
-      </w:r>
-      <w:proofErr w:type="spellStart"/>
-      <w:r>
-        <w:rPr>
-          <w:rFonts w:ascii="Arial" w:hAnsi="Arial" w:cs="Arial"/>
-          <w:color w:val="000000"/>
-        </w:rPr>
-        <w:t>Actions</w:t>
-      </w:r>
-      <w:proofErr w:type="spellEnd"/>
-      <w:r>
-        <w:rPr>
-          <w:rFonts w:ascii="Arial" w:hAnsi="Arial" w:cs="Arial"/>
-          <w:color w:val="000000"/>
-        </w:rPr>
-        <w:t xml:space="preserve"> </w:t>
-      </w:r>
-      <w:r>
-        <w:rPr>
-          <w:rFonts w:ascii="Arial" w:hAnsi="Arial" w:cs="Arial"/>
-          <w:color w:val="0000FF"/>
-        </w:rPr>
-        <w:t>WHERE</w:t>
-      </w:r>
-      <w:r>
-        <w:rPr>
-          <w:rFonts w:ascii="Arial" w:hAnsi="Arial" w:cs="Arial"/>
-          <w:color w:val="000000"/>
-        </w:rPr>
-        <w:t xml:space="preserve"> </w:t>
-      </w:r>
-      <w:proofErr w:type="spellStart"/>
-      <w:r>
-        <w:rPr>
-          <w:rFonts w:ascii="Arial" w:hAnsi="Arial" w:cs="Arial"/>
-          <w:color w:val="000000"/>
-        </w:rPr>
-        <w:t>Action_m</w:t>
-      </w:r>
-      <w:proofErr w:type="spellEnd"/>
-      <w:r>
-        <w:rPr>
-          <w:rFonts w:ascii="Arial" w:hAnsi="Arial" w:cs="Arial"/>
-          <w:color w:val="000000"/>
-        </w:rPr>
-        <w:t xml:space="preserve"> </w:t>
-      </w:r>
-      <w:r>
-        <w:rPr>
-          <w:rFonts w:ascii="Arial" w:hAnsi="Arial" w:cs="Arial"/>
-          <w:color w:val="808080"/>
-        </w:rPr>
-        <w:t>=</w:t>
-      </w:r>
-      <w:r>
-        <w:rPr>
-          <w:rFonts w:ascii="Arial" w:hAnsi="Arial" w:cs="Arial"/>
-          <w:color w:val="000000"/>
-        </w:rPr>
-        <w:t xml:space="preserve"> </w:t>
-      </w:r>
-      <w:r>
-        <w:rPr>
-          <w:rFonts w:ascii="Arial" w:hAnsi="Arial" w:cs="Arial"/>
-          <w:color w:val="FF0000"/>
-        </w:rPr>
-        <w:t>'</w:t>
-      </w:r>
-      <w:proofErr w:type="spellStart"/>
-      <w:r>
-        <w:rPr>
-          <w:rFonts w:ascii="Arial" w:hAnsi="Arial" w:cs="Arial"/>
-          <w:color w:val="FF0000"/>
-        </w:rPr>
-        <w:t>Order</w:t>
-      </w:r>
-      <w:proofErr w:type="spellEnd"/>
-      <w:r>
-        <w:rPr>
-          <w:rFonts w:ascii="Arial" w:hAnsi="Arial" w:cs="Arial"/>
-          <w:color w:val="FF0000"/>
-        </w:rPr>
-        <w:t>'</w:t>
-      </w:r>
-      <w:r>
-        <w:rPr>
-          <w:rFonts w:ascii="Arial" w:hAnsi="Arial" w:cs="Arial"/>
-          <w:color w:val="000000"/>
-        </w:rPr>
-        <w:t xml:space="preserve"> </w:t>
-      </w:r>
-      <w:r>
-        <w:rPr>
-          <w:rFonts w:ascii="Arial" w:hAnsi="Arial" w:cs="Arial"/>
-          <w:color w:val="808080"/>
-        </w:rPr>
-        <w:t>AND</w:t>
-      </w:r>
-      <w:r>
-        <w:rPr>
-          <w:rFonts w:ascii="Arial" w:hAnsi="Arial" w:cs="Arial"/>
-          <w:color w:val="000000"/>
-        </w:rPr>
-        <w:t xml:space="preserve"> </w:t>
-      </w:r>
-      <w:proofErr w:type="spellStart"/>
-      <w:r>
-        <w:rPr>
-          <w:rFonts w:ascii="Arial" w:hAnsi="Arial" w:cs="Arial"/>
-          <w:color w:val="000000"/>
-        </w:rPr>
-        <w:t>Adv_Type</w:t>
-      </w:r>
-      <w:proofErr w:type="spellEnd"/>
-      <w:r>
-        <w:rPr>
-          <w:rFonts w:ascii="Arial" w:hAnsi="Arial" w:cs="Arial"/>
-          <w:color w:val="000000"/>
-        </w:rPr>
-        <w:t xml:space="preserve"> </w:t>
-      </w:r>
-      <w:r>
-        <w:rPr>
-          <w:rFonts w:ascii="Arial" w:hAnsi="Arial" w:cs="Arial"/>
-          <w:color w:val="808080"/>
-        </w:rPr>
-        <w:t>=</w:t>
-      </w:r>
-      <w:r>
-        <w:rPr>
-          <w:rFonts w:ascii="Arial" w:hAnsi="Arial" w:cs="Arial"/>
-          <w:color w:val="000000"/>
-        </w:rPr>
-        <w:t xml:space="preserve"> </w:t>
-      </w:r>
-      <w:r>
-        <w:rPr>
-          <w:rFonts w:ascii="Arial" w:hAnsi="Arial" w:cs="Arial"/>
-          <w:color w:val="FF0000"/>
-        </w:rPr>
-        <w:t>'B'</w:t>
-      </w:r>
-      <w:r>
-        <w:rPr>
-          <w:rFonts w:ascii="Arial" w:hAnsi="Arial" w:cs="Arial"/>
-          <w:color w:val="000000"/>
-        </w:rPr>
-        <w:t xml:space="preserve"> </w:t>
-      </w:r>
-      <w:r>
-        <w:rPr>
-          <w:rFonts w:ascii="Arial" w:hAnsi="Arial" w:cs="Arial"/>
-          <w:color w:val="808080"/>
-        </w:rPr>
-        <w:t>)</w:t>
-      </w:r>
-      <w:r>
-        <w:rPr>
-          <w:rFonts w:ascii="Arial" w:hAnsi="Arial" w:cs="Arial"/>
-          <w:color w:val="000000"/>
-        </w:rPr>
-        <w:t xml:space="preserve"> </w:t>
-      </w:r>
-      <w:r>
-        <w:rPr>
-          <w:rFonts w:ascii="Arial" w:hAnsi="Arial" w:cs="Arial"/>
-          <w:color w:val="0000FF"/>
-        </w:rPr>
-        <w:t>As</w:t>
-      </w:r>
-      <w:r>
-        <w:rPr>
-          <w:rFonts w:ascii="Arial" w:hAnsi="Arial" w:cs="Arial"/>
-          <w:color w:val="000000"/>
-        </w:rPr>
-        <w:t xml:space="preserve"> </w:t>
-      </w:r>
-      <w:proofErr w:type="spellStart"/>
-      <w:r>
-        <w:rPr>
-          <w:rFonts w:ascii="Arial" w:hAnsi="Arial" w:cs="Arial"/>
-          <w:color w:val="000000"/>
-        </w:rPr>
-        <w:t>Num_order</w:t>
-      </w:r>
-      <w:proofErr w:type="spellEnd"/>
-    </w:p>
-    <w:p>
-      <w:pPr>
-        <w:autoSpaceDE w:val="0"/>
-        <w:autoSpaceDN w:val="0"/>
-        <w:adjustRightInd w:val="0"/>
-        <w:spacing w:after="0" w:line="240" w:lineRule="auto"/>
-        <w:rPr>
-          <w:rFonts w:ascii="Arial" w:hAnsi="Arial" w:cs="Arial"/>
-          <w:color w:val="000000"/>
-        </w:rPr>
-      </w:pPr>
-      <w:r>
-        <w:rPr>
-          <w:rFonts w:ascii="Arial" w:hAnsi="Arial" w:cs="Arial"/>
-          <w:color w:val="0000FF"/>
-        </w:rPr>
-        <w:t>FROM</w:t>
-      </w:r>
-      <w:r>
-        <w:rPr>
-          <w:rFonts w:ascii="Arial" w:hAnsi="Arial" w:cs="Arial"/>
-          <w:color w:val="000000"/>
-        </w:rPr>
-        <w:t xml:space="preserve"> </w:t>
-      </w:r>
-      <w:proofErr w:type="spellStart"/>
-      <w:r>
-        <w:rPr>
-          <w:rFonts w:ascii="Arial" w:hAnsi="Arial" w:cs="Arial"/>
-          <w:color w:val="000000"/>
-        </w:rPr>
-        <w:t>Actions</w:t>
-      </w:r>
-      <w:proofErr w:type="spellEnd"/>
-    </w:p>
-    <w:p>
-      <w:pPr>
-        <w:autoSpaceDE w:val="0"/>
-        <w:autoSpaceDN w:val="0"/>
-        <w:adjustRightInd w:val="0"/>
-        <w:spacing w:after="0" w:line="240" w:lineRule="auto"/>
-        <w:rPr>
-          <w:rFonts w:ascii="Arial" w:hAnsi="Arial" w:cs="Arial"/>
-          <w:color w:val="000000"/>
-        </w:rPr>
-      </w:pPr>
-      <w:r>
-        <w:rPr>
-          <w:rFonts w:ascii="Arial" w:hAnsi="Arial" w:cs="Arial"/>
-          <w:color w:val="0000FF"/>
-        </w:rPr>
-        <w:t>WHERE</w:t>
-      </w:r>
-      <w:r>
-        <w:rPr>
-          <w:rFonts w:ascii="Arial" w:hAnsi="Arial" w:cs="Arial"/>
-          <w:color w:val="000000"/>
-        </w:rPr>
-        <w:t xml:space="preserve"> </w:t>
-      </w:r>
-      <w:proofErr w:type="spellStart"/>
-      <w:r>
-        <w:rPr>
-          <w:rFonts w:ascii="Arial" w:hAnsi="Arial" w:cs="Arial"/>
-          <w:color w:val="000000"/>
-        </w:rPr>
-        <w:t>Adv_Type</w:t>
-      </w:r>
-      <w:proofErr w:type="spellEnd"/>
-      <w:r>
-        <w:rPr>
-          <w:rFonts w:ascii="Arial" w:hAnsi="Arial" w:cs="Arial"/>
-          <w:color w:val="000000"/>
-        </w:rPr>
-        <w:t xml:space="preserve"> </w:t>
-      </w:r>
-      <w:r>
-        <w:rPr>
-          <w:rFonts w:ascii="Arial" w:hAnsi="Arial" w:cs="Arial"/>
-          <w:color w:val="808080"/>
-        </w:rPr>
-        <w:t>=</w:t>
-      </w:r>
-      <w:r>
-        <w:rPr>
-          <w:rFonts w:ascii="Arial" w:hAnsi="Arial" w:cs="Arial"/>
-          <w:color w:val="000000"/>
-        </w:rPr>
-        <w:t xml:space="preserve"> </w:t>
-      </w:r>
-      <w:r>
-        <w:rPr>
-          <w:rFonts w:ascii="Arial" w:hAnsi="Arial" w:cs="Arial"/>
-          <w:color w:val="FF0000"/>
-        </w:rPr>
-        <w:t>'B'</w:t>
-      </w:r>
-    </w:p>
-    <w:p>
-      <w:pPr>
-        <w:autoSpaceDE w:val="0"/>
-        <w:autoSpaceDN w:val="0"/>
-        <w:adjustRightInd w:val="0"/>
-        <w:spacing w:after="0" w:line="240" w:lineRule="auto"/>
-        <w:rPr>
-          <w:rFonts w:ascii="Arial" w:hAnsi="Arial" w:cs="Arial"/>
-          <w:color w:val="000000"/>
-        </w:rPr>
-      </w:pPr>
-      <w:r>
-        <w:rPr>
-          <w:rFonts w:ascii="Arial" w:hAnsi="Arial" w:cs="Arial"/>
-          <w:color w:val="0000FF"/>
-        </w:rPr>
-        <w:t>GROUP</w:t>
-      </w:r>
-      <w:r>
-        <w:rPr>
-          <w:rFonts w:ascii="Arial" w:hAnsi="Arial" w:cs="Arial"/>
-          <w:color w:val="000000"/>
-        </w:rPr>
-        <w:t xml:space="preserve"> </w:t>
-      </w:r>
-      <w:r>
-        <w:rPr>
-          <w:rFonts w:ascii="Arial" w:hAnsi="Arial" w:cs="Arial"/>
-          <w:color w:val="0000FF"/>
-        </w:rPr>
-        <w:t>BY</w:t>
-      </w:r>
-      <w:r>
-        <w:rPr>
-          <w:rFonts w:ascii="Arial" w:hAnsi="Arial" w:cs="Arial"/>
-          <w:color w:val="000000"/>
-        </w:rPr>
-        <w:t xml:space="preserve"> </w:t>
-      </w:r>
-      <w:proofErr w:type="spellStart"/>
-      <w:r>
-        <w:rPr>
-          <w:rFonts w:ascii="Arial" w:hAnsi="Arial" w:cs="Arial"/>
-          <w:color w:val="000000"/>
-        </w:rPr>
-        <w:t>Adv_Type</w:t>
-      </w:r>
-      <w:proofErr w:type="spellEnd"/>
-    </w:p>
-    <w:p>
-      <w:pPr>
         <w:rPr>
           <w:rFonts w:ascii="Arial" w:hAnsi="Arial" w:cs="Arial"/>
           <w:color w:val="1D1C1D"/>
@@ -7425,6 +7423,7 @@
       </w:r>
       <w:proofErr w:type="spellEnd"/>
     </w:p>
+    <w:p/>
     <w:p/>
     <w:p/>
     <w:p/>
